--- a/hin/docx/034.content.docx
+++ b/hin/docx/034.content.docx
@@ -438,138 +438,102 @@
           <w:lang w:val="hi_IN" w:bidi="hi_IN"/>
         </w:rPr>
       </w:r>
-      <w:hyperlink r:id="rId13">
-        <w:r>
-          <w:rPr>
-            <w:lang w:val="hi_IN" w:bidi="hi_IN"/>
-          </w:rPr>
-          <w:rPr>
-            <w:color w:val="0000EE"/>
-            <w:u w:val="single"/>
-          </w:rPr>
-          <w:t>1 यूह. 3:9</w:t>
-        </w:r>
-      </w:hyperlink>
-    </w:p>
-    <w:p>
-      <w:pPr>
-        <w:pStyle w:val="ListBullet"/>
-        <w:spacing w:line="240" w:lineRule="auto"/>
-        <w:ind w:left="720"/>
-      </w:pPr>
-      <w:r>
-        <w:rPr>
-          <w:lang w:val="hi_IN" w:bidi="hi_IN"/>
-        </w:rPr>
-      </w:r>
-      <w:hyperlink r:id="rId14">
-        <w:r>
-          <w:rPr>
-            <w:lang w:val="hi_IN" w:bidi="hi_IN"/>
-          </w:rPr>
-          <w:rPr>
-            <w:color w:val="0000EE"/>
-            <w:u w:val="single"/>
-          </w:rPr>
-          <w:t>1 पतरस 1:3</w:t>
-        </w:r>
-      </w:hyperlink>
-    </w:p>
-    <w:p>
-      <w:pPr>
-        <w:pStyle w:val="ListBullet"/>
-        <w:spacing w:line="240" w:lineRule="auto"/>
-        <w:ind w:left="720"/>
-      </w:pPr>
-      <w:r>
-        <w:rPr>
-          <w:lang w:val="hi_IN" w:bidi="hi_IN"/>
-        </w:rPr>
-      </w:r>
-      <w:hyperlink r:id="rId14">
-        <w:r>
-          <w:rPr>
-            <w:lang w:val="hi_IN" w:bidi="hi_IN"/>
-          </w:rPr>
-          <w:rPr>
-            <w:color w:val="0000EE"/>
-            <w:u w:val="single"/>
-          </w:rPr>
-          <w:t>1 पतरस 1:23</w:t>
-        </w:r>
-      </w:hyperlink>
-    </w:p>
-    <w:p>
-      <w:pPr>
-        <w:pStyle w:val="ListBullet"/>
-        <w:spacing w:line="240" w:lineRule="auto"/>
-        <w:ind w:left="720"/>
-      </w:pPr>
-      <w:r>
-        <w:rPr>
-          <w:lang w:val="hi_IN" w:bidi="hi_IN"/>
-        </w:rPr>
-      </w:r>
-      <w:hyperlink r:id="rId15">
-        <w:r>
-          <w:rPr>
-            <w:lang w:val="hi_IN" w:bidi="hi_IN"/>
-          </w:rPr>
-          <w:rPr>
-            <w:color w:val="0000EE"/>
-            <w:u w:val="single"/>
-          </w:rPr>
-          <w:t>यूह. 3:4</w:t>
-        </w:r>
-      </w:hyperlink>
-    </w:p>
-    <w:p>
-      <w:pPr>
-        <w:pStyle w:val="ListBullet"/>
-        <w:spacing w:line="240" w:lineRule="auto"/>
-        <w:ind w:left="720"/>
-      </w:pPr>
-      <w:r>
-        <w:rPr>
-          <w:lang w:val="hi_IN" w:bidi="hi_IN"/>
-        </w:rPr>
-      </w:r>
-      <w:hyperlink r:id="rId16">
-        <w:r>
-          <w:rPr>
-            <w:lang w:val="hi_IN" w:bidi="hi_IN"/>
-          </w:rPr>
-          <w:rPr>
-            <w:color w:val="0000EE"/>
-            <w:u w:val="single"/>
-          </w:rPr>
-          <w:t>यूह. 3:7</w:t>
-        </w:r>
-      </w:hyperlink>
-    </w:p>
-    <w:p>
-      <w:pPr>
-        <w:pStyle w:val="ListBullet"/>
-        <w:spacing w:line="240" w:lineRule="auto"/>
-        <w:ind w:left="720"/>
-      </w:pPr>
-      <w:r>
-        <w:rPr>
-          <w:lang w:val="hi_IN" w:bidi="hi_IN"/>
-        </w:rPr>
-      </w:r>
-      <w:hyperlink r:id="rId17">
-        <w:r>
-          <w:rPr>
-            <w:lang w:val="hi_IN" w:bidi="hi_IN"/>
-          </w:rPr>
-          <w:rPr>
-            <w:color w:val="0000EE"/>
-            <w:u w:val="single"/>
-          </w:rPr>
-          <w:t>तीतुस 3:5</w:t>
-        </w:r>
-      </w:hyperlink>
+      <w:r>
+        <w:rPr>
+          <w:lang w:val="hi_IN" w:bidi="hi_IN"/>
+        </w:rPr>
+        <w:t>1 यूह. 3:9</w:t>
+      </w:r>
+    </w:p>
+    <w:p>
+      <w:pPr>
+        <w:pStyle w:val="ListBullet"/>
+        <w:spacing w:line="240" w:lineRule="auto"/>
+        <w:ind w:left="720"/>
+      </w:pPr>
+      <w:r>
+        <w:rPr>
+          <w:lang w:val="hi_IN" w:bidi="hi_IN"/>
+        </w:rPr>
+      </w:r>
+      <w:r>
+        <w:rPr>
+          <w:lang w:val="hi_IN" w:bidi="hi_IN"/>
+        </w:rPr>
+        <w:t>1 पतरस 1:3</w:t>
+      </w:r>
+    </w:p>
+    <w:p>
+      <w:pPr>
+        <w:pStyle w:val="ListBullet"/>
+        <w:spacing w:line="240" w:lineRule="auto"/>
+        <w:ind w:left="720"/>
+      </w:pPr>
+      <w:r>
+        <w:rPr>
+          <w:lang w:val="hi_IN" w:bidi="hi_IN"/>
+        </w:rPr>
+      </w:r>
+      <w:r>
+        <w:rPr>
+          <w:lang w:val="hi_IN" w:bidi="hi_IN"/>
+        </w:rPr>
+        <w:t>1 पतरस 1:23</w:t>
+      </w:r>
+    </w:p>
+    <w:p>
+      <w:pPr>
+        <w:pStyle w:val="ListBullet"/>
+        <w:spacing w:line="240" w:lineRule="auto"/>
+        <w:ind w:left="720"/>
+      </w:pPr>
+      <w:r>
+        <w:rPr>
+          <w:lang w:val="hi_IN" w:bidi="hi_IN"/>
+        </w:rPr>
+      </w:r>
+      <w:r>
+        <w:rPr>
+          <w:lang w:val="hi_IN" w:bidi="hi_IN"/>
+        </w:rPr>
+        <w:t>यूह. 3:4</w:t>
+      </w:r>
+    </w:p>
+    <w:p>
+      <w:pPr>
+        <w:pStyle w:val="ListBullet"/>
+        <w:spacing w:line="240" w:lineRule="auto"/>
+        <w:ind w:left="720"/>
+      </w:pPr>
+      <w:r>
+        <w:rPr>
+          <w:lang w:val="hi_IN" w:bidi="hi_IN"/>
+        </w:rPr>
+      </w:r>
+      <w:r>
+        <w:rPr>
+          <w:lang w:val="hi_IN" w:bidi="hi_IN"/>
+        </w:rPr>
+        <w:t>यूह. 3:7</w:t>
+      </w:r>
+    </w:p>
+    <w:p>
+      <w:pPr>
+        <w:pStyle w:val="ListBullet"/>
+        <w:spacing w:line="240" w:lineRule="auto"/>
+        <w:ind w:left="720"/>
+      </w:pPr>
+      <w:r>
+        <w:rPr>
+          <w:lang w:val="hi_IN" w:bidi="hi_IN"/>
+        </w:rPr>
+      </w:r>
+      <w:r>
+        <w:rPr>
+          <w:lang w:val="hi_IN" w:bidi="hi_IN"/>
+        </w:rPr>
+        <w:t>तीतुस 3:5</w:t>
+      </w:r>
     </w:p>
     <w:p>
       <w:pPr>
@@ -823,138 +787,102 @@
           <w:lang w:val="hi_IN" w:bidi="hi_IN"/>
         </w:rPr>
       </w:r>
-      <w:hyperlink r:id="rId18">
-        <w:r>
-          <w:rPr>
-            <w:lang w:val="hi_IN" w:bidi="hi_IN"/>
-          </w:rPr>
-          <w:rPr>
-            <w:color w:val="0000EE"/>
-            <w:u w:val="single"/>
-          </w:rPr>
-          <w:t>1 राजा 04:15–17</w:t>
-        </w:r>
-      </w:hyperlink>
-    </w:p>
-    <w:p>
-      <w:pPr>
-        <w:pStyle w:val="ListBullet"/>
-        <w:spacing w:line="240" w:lineRule="auto"/>
-        <w:ind w:left="720"/>
-      </w:pPr>
-      <w:r>
-        <w:rPr>
-          <w:lang w:val="hi_IN" w:bidi="hi_IN"/>
-        </w:rPr>
-      </w:r>
-      <w:hyperlink r:id="rId19">
-        <w:r>
-          <w:rPr>
-            <w:lang w:val="hi_IN" w:bidi="hi_IN"/>
-          </w:rPr>
-          <w:rPr>
-            <w:color w:val="0000EE"/>
-            <w:u w:val="single"/>
-          </w:rPr>
-          <w:t>व्यवस्थाविवरण 27:13–14</w:t>
-        </w:r>
-      </w:hyperlink>
-    </w:p>
-    <w:p>
-      <w:pPr>
-        <w:pStyle w:val="ListBullet"/>
-        <w:spacing w:line="240" w:lineRule="auto"/>
-        <w:ind w:left="720"/>
-      </w:pPr>
-      <w:r>
-        <w:rPr>
-          <w:lang w:val="hi_IN" w:bidi="hi_IN"/>
-        </w:rPr>
-      </w:r>
-      <w:hyperlink r:id="rId20">
-        <w:r>
-          <w:rPr>
-            <w:lang w:val="hi_IN" w:bidi="hi_IN"/>
-          </w:rPr>
-          <w:rPr>
-            <w:color w:val="0000EE"/>
-            <w:u w:val="single"/>
-          </w:rPr>
-          <w:t>यहेजकेल 48:1–3</w:t>
-        </w:r>
-      </w:hyperlink>
-    </w:p>
-    <w:p>
-      <w:pPr>
-        <w:pStyle w:val="ListBullet"/>
-        <w:spacing w:line="240" w:lineRule="auto"/>
-        <w:ind w:left="720"/>
-      </w:pPr>
-      <w:r>
-        <w:rPr>
-          <w:lang w:val="hi_IN" w:bidi="hi_IN"/>
-        </w:rPr>
-      </w:r>
-      <w:hyperlink r:id="rId21">
-        <w:r>
-          <w:rPr>
-            <w:lang w:val="hi_IN" w:bidi="hi_IN"/>
-          </w:rPr>
-          <w:rPr>
-            <w:color w:val="0000EE"/>
-            <w:u w:val="single"/>
-          </w:rPr>
-          <w:t>उत्पत्ति 30:7–8</w:t>
-        </w:r>
-      </w:hyperlink>
-    </w:p>
-    <w:p>
-      <w:pPr>
-        <w:pStyle w:val="ListBullet"/>
-        <w:spacing w:line="240" w:lineRule="auto"/>
-        <w:ind w:left="720"/>
-      </w:pPr>
-      <w:r>
-        <w:rPr>
-          <w:lang w:val="hi_IN" w:bidi="hi_IN"/>
-        </w:rPr>
-      </w:r>
-      <w:hyperlink r:id="rId22">
-        <w:r>
-          <w:rPr>
-            <w:lang w:val="hi_IN" w:bidi="hi_IN"/>
-          </w:rPr>
-          <w:rPr>
-            <w:color w:val="0000EE"/>
-            <w:u w:val="single"/>
-          </w:rPr>
-          <w:t>न्यायियों 01:33</w:t>
-        </w:r>
-      </w:hyperlink>
-    </w:p>
-    <w:p>
-      <w:pPr>
-        <w:pStyle w:val="ListBullet"/>
-        <w:spacing w:line="240" w:lineRule="auto"/>
-        <w:ind w:left="720"/>
-      </w:pPr>
-      <w:r>
-        <w:rPr>
-          <w:lang w:val="hi_IN" w:bidi="hi_IN"/>
-        </w:rPr>
-      </w:r>
-      <w:hyperlink r:id="rId23">
-        <w:r>
-          <w:rPr>
-            <w:lang w:val="hi_IN" w:bidi="hi_IN"/>
-          </w:rPr>
-          <w:rPr>
-            <w:color w:val="0000EE"/>
-            <w:u w:val="single"/>
-          </w:rPr>
-          <w:t>मत्ती 04:12–13</w:t>
-        </w:r>
-      </w:hyperlink>
+      <w:r>
+        <w:rPr>
+          <w:lang w:val="hi_IN" w:bidi="hi_IN"/>
+        </w:rPr>
+        <w:t>1 राजा 04:15–17</w:t>
+      </w:r>
+    </w:p>
+    <w:p>
+      <w:pPr>
+        <w:pStyle w:val="ListBullet"/>
+        <w:spacing w:line="240" w:lineRule="auto"/>
+        <w:ind w:left="720"/>
+      </w:pPr>
+      <w:r>
+        <w:rPr>
+          <w:lang w:val="hi_IN" w:bidi="hi_IN"/>
+        </w:rPr>
+      </w:r>
+      <w:r>
+        <w:rPr>
+          <w:lang w:val="hi_IN" w:bidi="hi_IN"/>
+        </w:rPr>
+        <w:t>व्यवस्थाविवरण 27:13–14</w:t>
+      </w:r>
+    </w:p>
+    <w:p>
+      <w:pPr>
+        <w:pStyle w:val="ListBullet"/>
+        <w:spacing w:line="240" w:lineRule="auto"/>
+        <w:ind w:left="720"/>
+      </w:pPr>
+      <w:r>
+        <w:rPr>
+          <w:lang w:val="hi_IN" w:bidi="hi_IN"/>
+        </w:rPr>
+      </w:r>
+      <w:r>
+        <w:rPr>
+          <w:lang w:val="hi_IN" w:bidi="hi_IN"/>
+        </w:rPr>
+        <w:t>यहेजकेल 48:1–3</w:t>
+      </w:r>
+    </w:p>
+    <w:p>
+      <w:pPr>
+        <w:pStyle w:val="ListBullet"/>
+        <w:spacing w:line="240" w:lineRule="auto"/>
+        <w:ind w:left="720"/>
+      </w:pPr>
+      <w:r>
+        <w:rPr>
+          <w:lang w:val="hi_IN" w:bidi="hi_IN"/>
+        </w:rPr>
+      </w:r>
+      <w:r>
+        <w:rPr>
+          <w:lang w:val="hi_IN" w:bidi="hi_IN"/>
+        </w:rPr>
+        <w:t>उत्पत्ति 30:7–8</w:t>
+      </w:r>
+    </w:p>
+    <w:p>
+      <w:pPr>
+        <w:pStyle w:val="ListBullet"/>
+        <w:spacing w:line="240" w:lineRule="auto"/>
+        <w:ind w:left="720"/>
+      </w:pPr>
+      <w:r>
+        <w:rPr>
+          <w:lang w:val="hi_IN" w:bidi="hi_IN"/>
+        </w:rPr>
+      </w:r>
+      <w:r>
+        <w:rPr>
+          <w:lang w:val="hi_IN" w:bidi="hi_IN"/>
+        </w:rPr>
+        <w:t>न्यायियों 01:33</w:t>
+      </w:r>
+    </w:p>
+    <w:p>
+      <w:pPr>
+        <w:pStyle w:val="ListBullet"/>
+        <w:spacing w:line="240" w:lineRule="auto"/>
+        <w:ind w:left="720"/>
+      </w:pPr>
+      <w:r>
+        <w:rPr>
+          <w:lang w:val="hi_IN" w:bidi="hi_IN"/>
+        </w:rPr>
+      </w:r>
+      <w:r>
+        <w:rPr>
+          <w:lang w:val="hi_IN" w:bidi="hi_IN"/>
+        </w:rPr>
+        <w:t>मत्ती 04:12–13</w:t>
+      </w:r>
     </w:p>
     <w:p>
       <w:pPr>
@@ -1240,114 +1168,84 @@
           <w:lang w:val="hi_IN" w:bidi="hi_IN"/>
         </w:rPr>
       </w:r>
-      <w:hyperlink r:id="rId24">
-        <w:r>
-          <w:rPr>
-            <w:lang w:val="hi_IN" w:bidi="hi_IN"/>
-          </w:rPr>
-          <w:rPr>
-            <w:color w:val="0000EE"/>
-            <w:u w:val="single"/>
-          </w:rPr>
-          <w:t>1 इतिहास 06:15</w:t>
-        </w:r>
-      </w:hyperlink>
-    </w:p>
-    <w:p>
-      <w:pPr>
-        <w:pStyle w:val="ListBullet"/>
-        <w:spacing w:line="240" w:lineRule="auto"/>
-        <w:ind w:left="720"/>
-      </w:pPr>
-      <w:r>
-        <w:rPr>
-          <w:lang w:val="hi_IN" w:bidi="hi_IN"/>
-        </w:rPr>
-      </w:r>
-      <w:hyperlink r:id="rId25">
-        <w:r>
-          <w:rPr>
-            <w:lang w:val="hi_IN" w:bidi="hi_IN"/>
-          </w:rPr>
-          <w:rPr>
-            <w:color w:val="0000EE"/>
-            <w:u w:val="single"/>
-          </w:rPr>
-          <w:t>2 राजा 25:1–3</w:t>
-        </w:r>
-      </w:hyperlink>
-    </w:p>
-    <w:p>
-      <w:pPr>
-        <w:pStyle w:val="ListBullet"/>
-        <w:spacing w:line="240" w:lineRule="auto"/>
-        <w:ind w:left="720"/>
-      </w:pPr>
-      <w:r>
-        <w:rPr>
-          <w:lang w:val="hi_IN" w:bidi="hi_IN"/>
-        </w:rPr>
-      </w:r>
-      <w:hyperlink r:id="rId26">
-        <w:r>
-          <w:rPr>
-            <w:lang w:val="hi_IN" w:bidi="hi_IN"/>
-          </w:rPr>
-          <w:rPr>
-            <w:color w:val="0000EE"/>
-            <w:u w:val="single"/>
-          </w:rPr>
-          <w:t>दानिय्येल 01:02</w:t>
-        </w:r>
-      </w:hyperlink>
-    </w:p>
-    <w:p>
-      <w:pPr>
-        <w:pStyle w:val="ListBullet"/>
-        <w:spacing w:line="240" w:lineRule="auto"/>
-        <w:ind w:left="720"/>
-      </w:pPr>
-      <w:r>
-        <w:rPr>
-          <w:lang w:val="hi_IN" w:bidi="hi_IN"/>
-        </w:rPr>
-      </w:r>
-      <w:hyperlink r:id="rId27">
-        <w:r>
-          <w:rPr>
-            <w:lang w:val="hi_IN" w:bidi="hi_IN"/>
-          </w:rPr>
-          <w:rPr>
-            <w:color w:val="0000EE"/>
-            <w:u w:val="single"/>
-          </w:rPr>
-          <w:t>दानिय्येल 04:04</w:t>
-        </w:r>
-      </w:hyperlink>
-    </w:p>
-    <w:p>
-      <w:pPr>
-        <w:pStyle w:val="ListBullet"/>
-        <w:spacing w:line="240" w:lineRule="auto"/>
-        <w:ind w:left="720"/>
-      </w:pPr>
-      <w:r>
-        <w:rPr>
-          <w:lang w:val="hi_IN" w:bidi="hi_IN"/>
-        </w:rPr>
-      </w:r>
-      <w:hyperlink r:id="rId28">
-        <w:r>
-          <w:rPr>
-            <w:lang w:val="hi_IN" w:bidi="hi_IN"/>
-          </w:rPr>
-          <w:rPr>
-            <w:color w:val="0000EE"/>
-            <w:u w:val="single"/>
-          </w:rPr>
-          <w:t>यहेजकेल 26:08</w:t>
-        </w:r>
-      </w:hyperlink>
+      <w:r>
+        <w:rPr>
+          <w:lang w:val="hi_IN" w:bidi="hi_IN"/>
+        </w:rPr>
+        <w:t>1 इतिहास 06:15</w:t>
+      </w:r>
+    </w:p>
+    <w:p>
+      <w:pPr>
+        <w:pStyle w:val="ListBullet"/>
+        <w:spacing w:line="240" w:lineRule="auto"/>
+        <w:ind w:left="720"/>
+      </w:pPr>
+      <w:r>
+        <w:rPr>
+          <w:lang w:val="hi_IN" w:bidi="hi_IN"/>
+        </w:rPr>
+      </w:r>
+      <w:r>
+        <w:rPr>
+          <w:lang w:val="hi_IN" w:bidi="hi_IN"/>
+        </w:rPr>
+        <w:t>2 राजा 25:1–3</w:t>
+      </w:r>
+    </w:p>
+    <w:p>
+      <w:pPr>
+        <w:pStyle w:val="ListBullet"/>
+        <w:spacing w:line="240" w:lineRule="auto"/>
+        <w:ind w:left="720"/>
+      </w:pPr>
+      <w:r>
+        <w:rPr>
+          <w:lang w:val="hi_IN" w:bidi="hi_IN"/>
+        </w:rPr>
+      </w:r>
+      <w:r>
+        <w:rPr>
+          <w:lang w:val="hi_IN" w:bidi="hi_IN"/>
+        </w:rPr>
+        <w:t>दानिय्येल 01:02</w:t>
+      </w:r>
+    </w:p>
+    <w:p>
+      <w:pPr>
+        <w:pStyle w:val="ListBullet"/>
+        <w:spacing w:line="240" w:lineRule="auto"/>
+        <w:ind w:left="720"/>
+      </w:pPr>
+      <w:r>
+        <w:rPr>
+          <w:lang w:val="hi_IN" w:bidi="hi_IN"/>
+        </w:rPr>
+      </w:r>
+      <w:r>
+        <w:rPr>
+          <w:lang w:val="hi_IN" w:bidi="hi_IN"/>
+        </w:rPr>
+        <w:t>दानिय्येल 04:04</w:t>
+      </w:r>
+    </w:p>
+    <w:p>
+      <w:pPr>
+        <w:pStyle w:val="ListBullet"/>
+        <w:spacing w:line="240" w:lineRule="auto"/>
+        <w:ind w:left="720"/>
+      </w:pPr>
+      <w:r>
+        <w:rPr>
+          <w:lang w:val="hi_IN" w:bidi="hi_IN"/>
+        </w:rPr>
+      </w:r>
+      <w:r>
+        <w:rPr>
+          <w:lang w:val="hi_IN" w:bidi="hi_IN"/>
+        </w:rPr>
+        <w:t>यहेजकेल 26:08</w:t>
+      </w:r>
     </w:p>
     <w:p>
       <w:pPr>
@@ -1702,114 +1600,84 @@
           <w:lang w:val="hi_IN" w:bidi="hi_IN"/>
         </w:rPr>
       </w:r>
-      <w:hyperlink r:id="rId14">
-        <w:r>
-          <w:rPr>
-            <w:lang w:val="hi_IN" w:bidi="hi_IN"/>
-          </w:rPr>
-          <w:rPr>
-            <w:color w:val="0000EE"/>
-            <w:u w:val="single"/>
-          </w:rPr>
-          <w:t>1 पतरस 3:15–17</w:t>
-        </w:r>
-      </w:hyperlink>
-    </w:p>
-    <w:p>
-      <w:pPr>
-        <w:pStyle w:val="ListBullet"/>
-        <w:spacing w:line="240" w:lineRule="auto"/>
-        <w:ind w:left="720"/>
-      </w:pPr>
-      <w:r>
-        <w:rPr>
-          <w:lang w:val="hi_IN" w:bidi="hi_IN"/>
-        </w:rPr>
-      </w:r>
-      <w:hyperlink r:id="rId29">
-        <w:r>
-          <w:rPr>
-            <w:lang w:val="hi_IN" w:bidi="hi_IN"/>
-          </w:rPr>
-          <w:rPr>
-            <w:color w:val="0000EE"/>
-            <w:u w:val="single"/>
-          </w:rPr>
-          <w:t>2 कुरिन्थियों 10:1–2</w:t>
-        </w:r>
-      </w:hyperlink>
-    </w:p>
-    <w:p>
-      <w:pPr>
-        <w:pStyle w:val="ListBullet"/>
-        <w:spacing w:line="240" w:lineRule="auto"/>
-        <w:ind w:left="720"/>
-      </w:pPr>
-      <w:r>
-        <w:rPr>
-          <w:lang w:val="hi_IN" w:bidi="hi_IN"/>
-        </w:rPr>
-      </w:r>
-      <w:hyperlink r:id="rId30">
-        <w:r>
-          <w:rPr>
-            <w:lang w:val="hi_IN" w:bidi="hi_IN"/>
-          </w:rPr>
-          <w:rPr>
-            <w:color w:val="0000EE"/>
-            <w:u w:val="single"/>
-          </w:rPr>
-          <w:t>2 तीमुथियुस 2:25</w:t>
-        </w:r>
-      </w:hyperlink>
-    </w:p>
-    <w:p>
-      <w:pPr>
-        <w:pStyle w:val="ListBullet"/>
-        <w:spacing w:line="240" w:lineRule="auto"/>
-        <w:ind w:left="720"/>
-      </w:pPr>
-      <w:r>
-        <w:rPr>
-          <w:lang w:val="hi_IN" w:bidi="hi_IN"/>
-        </w:rPr>
-      </w:r>
-      <w:hyperlink r:id="rId31">
-        <w:r>
-          <w:rPr>
-            <w:lang w:val="hi_IN" w:bidi="hi_IN"/>
-          </w:rPr>
-          <w:rPr>
-            <w:color w:val="0000EE"/>
-            <w:u w:val="single"/>
-          </w:rPr>
-          <w:t>मत्ती 5:5</w:t>
-        </w:r>
-      </w:hyperlink>
-    </w:p>
-    <w:p>
-      <w:pPr>
-        <w:pStyle w:val="ListBullet"/>
-        <w:spacing w:line="240" w:lineRule="auto"/>
-        <w:ind w:left="720"/>
-      </w:pPr>
-      <w:r>
-        <w:rPr>
-          <w:lang w:val="hi_IN" w:bidi="hi_IN"/>
-        </w:rPr>
-      </w:r>
-      <w:hyperlink r:id="rId32">
-        <w:r>
-          <w:rPr>
-            <w:lang w:val="hi_IN" w:bidi="hi_IN"/>
-          </w:rPr>
-          <w:rPr>
-            <w:color w:val="0000EE"/>
-            <w:u w:val="single"/>
-          </w:rPr>
-          <w:t>मत्ती 11:29</w:t>
-        </w:r>
-      </w:hyperlink>
+      <w:r>
+        <w:rPr>
+          <w:lang w:val="hi_IN" w:bidi="hi_IN"/>
+        </w:rPr>
+        <w:t>1 पतरस 3:15–17</w:t>
+      </w:r>
+    </w:p>
+    <w:p>
+      <w:pPr>
+        <w:pStyle w:val="ListBullet"/>
+        <w:spacing w:line="240" w:lineRule="auto"/>
+        <w:ind w:left="720"/>
+      </w:pPr>
+      <w:r>
+        <w:rPr>
+          <w:lang w:val="hi_IN" w:bidi="hi_IN"/>
+        </w:rPr>
+      </w:r>
+      <w:r>
+        <w:rPr>
+          <w:lang w:val="hi_IN" w:bidi="hi_IN"/>
+        </w:rPr>
+        <w:t>2 कुरिन्थियों 10:1–2</w:t>
+      </w:r>
+    </w:p>
+    <w:p>
+      <w:pPr>
+        <w:pStyle w:val="ListBullet"/>
+        <w:spacing w:line="240" w:lineRule="auto"/>
+        <w:ind w:left="720"/>
+      </w:pPr>
+      <w:r>
+        <w:rPr>
+          <w:lang w:val="hi_IN" w:bidi="hi_IN"/>
+        </w:rPr>
+      </w:r>
+      <w:r>
+        <w:rPr>
+          <w:lang w:val="hi_IN" w:bidi="hi_IN"/>
+        </w:rPr>
+        <w:t>2 तीमुथियुस 2:25</w:t>
+      </w:r>
+    </w:p>
+    <w:p>
+      <w:pPr>
+        <w:pStyle w:val="ListBullet"/>
+        <w:spacing w:line="240" w:lineRule="auto"/>
+        <w:ind w:left="720"/>
+      </w:pPr>
+      <w:r>
+        <w:rPr>
+          <w:lang w:val="hi_IN" w:bidi="hi_IN"/>
+        </w:rPr>
+      </w:r>
+      <w:r>
+        <w:rPr>
+          <w:lang w:val="hi_IN" w:bidi="hi_IN"/>
+        </w:rPr>
+        <w:t>मत्ती 5:5</w:t>
+      </w:r>
+    </w:p>
+    <w:p>
+      <w:pPr>
+        <w:pStyle w:val="ListBullet"/>
+        <w:spacing w:line="240" w:lineRule="auto"/>
+        <w:ind w:left="720"/>
+      </w:pPr>
+      <w:r>
+        <w:rPr>
+          <w:lang w:val="hi_IN" w:bidi="hi_IN"/>
+        </w:rPr>
+      </w:r>
+      <w:r>
+        <w:rPr>
+          <w:lang w:val="hi_IN" w:bidi="hi_IN"/>
+        </w:rPr>
+        <w:t>मत्ती 11:29</w:t>
+      </w:r>
     </w:p>
     <w:p>
       <w:pPr>
@@ -2067,114 +1935,84 @@
           <w:lang w:val="hi_IN" w:bidi="hi_IN"/>
         </w:rPr>
       </w:r>
-      <w:hyperlink r:id="rId24">
-        <w:r>
-          <w:rPr>
-            <w:lang w:val="hi_IN" w:bidi="hi_IN"/>
-          </w:rPr>
-          <w:rPr>
-            <w:color w:val="0000EE"/>
-            <w:u w:val="single"/>
-          </w:rPr>
-          <w:t>1 इतिहास 23:31</w:t>
-        </w:r>
-      </w:hyperlink>
-    </w:p>
-    <w:p>
-      <w:pPr>
-        <w:pStyle w:val="ListBullet"/>
-        <w:spacing w:line="240" w:lineRule="auto"/>
-        <w:ind w:left="720"/>
-      </w:pPr>
-      <w:r>
-        <w:rPr>
-          <w:lang w:val="hi_IN" w:bidi="hi_IN"/>
-        </w:rPr>
-      </w:r>
-      <w:hyperlink r:id="rId33">
-        <w:r>
-          <w:rPr>
-            <w:lang w:val="hi_IN" w:bidi="hi_IN"/>
-          </w:rPr>
-          <w:rPr>
-            <w:color w:val="0000EE"/>
-            <w:u w:val="single"/>
-          </w:rPr>
-          <w:t>1 शमूएल 20:5</w:t>
-        </w:r>
-      </w:hyperlink>
-    </w:p>
-    <w:p>
-      <w:pPr>
-        <w:pStyle w:val="ListBullet"/>
-        <w:spacing w:line="240" w:lineRule="auto"/>
-        <w:ind w:left="720"/>
-      </w:pPr>
-      <w:r>
-        <w:rPr>
-          <w:lang w:val="hi_IN" w:bidi="hi_IN"/>
-        </w:rPr>
-      </w:r>
-      <w:hyperlink r:id="rId25">
-        <w:r>
-          <w:rPr>
-            <w:lang w:val="hi_IN" w:bidi="hi_IN"/>
-          </w:rPr>
-          <w:rPr>
-            <w:color w:val="0000EE"/>
-            <w:u w:val="single"/>
-          </w:rPr>
-          <w:t>2 राजा 4:23–24</w:t>
-        </w:r>
-      </w:hyperlink>
-    </w:p>
-    <w:p>
-      <w:pPr>
-        <w:pStyle w:val="ListBullet"/>
-        <w:spacing w:line="240" w:lineRule="auto"/>
-        <w:ind w:left="720"/>
-      </w:pPr>
-      <w:r>
-        <w:rPr>
-          <w:lang w:val="hi_IN" w:bidi="hi_IN"/>
-        </w:rPr>
-      </w:r>
-      <w:hyperlink r:id="rId34">
-        <w:r>
-          <w:rPr>
-            <w:lang w:val="hi_IN" w:bidi="hi_IN"/>
-          </w:rPr>
-          <w:rPr>
-            <w:color w:val="0000EE"/>
-            <w:u w:val="single"/>
-          </w:rPr>
-          <w:t>यहेजकेल 45:16–17</w:t>
-        </w:r>
-      </w:hyperlink>
-    </w:p>
-    <w:p>
-      <w:pPr>
-        <w:pStyle w:val="ListBullet"/>
-        <w:spacing w:line="240" w:lineRule="auto"/>
-        <w:ind w:left="720"/>
-      </w:pPr>
-      <w:r>
-        <w:rPr>
-          <w:lang w:val="hi_IN" w:bidi="hi_IN"/>
-        </w:rPr>
-      </w:r>
-      <w:hyperlink r:id="rId35">
-        <w:r>
-          <w:rPr>
-            <w:lang w:val="hi_IN" w:bidi="hi_IN"/>
-          </w:rPr>
-          <w:rPr>
-            <w:color w:val="0000EE"/>
-            <w:u w:val="single"/>
-          </w:rPr>
-          <w:t>यशायाह 1:12–13</w:t>
-        </w:r>
-      </w:hyperlink>
+      <w:r>
+        <w:rPr>
+          <w:lang w:val="hi_IN" w:bidi="hi_IN"/>
+        </w:rPr>
+        <w:t>1 इतिहास 23:31</w:t>
+      </w:r>
+    </w:p>
+    <w:p>
+      <w:pPr>
+        <w:pStyle w:val="ListBullet"/>
+        <w:spacing w:line="240" w:lineRule="auto"/>
+        <w:ind w:left="720"/>
+      </w:pPr>
+      <w:r>
+        <w:rPr>
+          <w:lang w:val="hi_IN" w:bidi="hi_IN"/>
+        </w:rPr>
+      </w:r>
+      <w:r>
+        <w:rPr>
+          <w:lang w:val="hi_IN" w:bidi="hi_IN"/>
+        </w:rPr>
+        <w:t>1 शमूएल 20:5</w:t>
+      </w:r>
+    </w:p>
+    <w:p>
+      <w:pPr>
+        <w:pStyle w:val="ListBullet"/>
+        <w:spacing w:line="240" w:lineRule="auto"/>
+        <w:ind w:left="720"/>
+      </w:pPr>
+      <w:r>
+        <w:rPr>
+          <w:lang w:val="hi_IN" w:bidi="hi_IN"/>
+        </w:rPr>
+      </w:r>
+      <w:r>
+        <w:rPr>
+          <w:lang w:val="hi_IN" w:bidi="hi_IN"/>
+        </w:rPr>
+        <w:t>2 राजा 4:23–24</w:t>
+      </w:r>
+    </w:p>
+    <w:p>
+      <w:pPr>
+        <w:pStyle w:val="ListBullet"/>
+        <w:spacing w:line="240" w:lineRule="auto"/>
+        <w:ind w:left="720"/>
+      </w:pPr>
+      <w:r>
+        <w:rPr>
+          <w:lang w:val="hi_IN" w:bidi="hi_IN"/>
+        </w:rPr>
+      </w:r>
+      <w:r>
+        <w:rPr>
+          <w:lang w:val="hi_IN" w:bidi="hi_IN"/>
+        </w:rPr>
+        <w:t>यहेजकेल 45:16–17</w:t>
+      </w:r>
+    </w:p>
+    <w:p>
+      <w:pPr>
+        <w:pStyle w:val="ListBullet"/>
+        <w:spacing w:line="240" w:lineRule="auto"/>
+        <w:ind w:left="720"/>
+      </w:pPr>
+      <w:r>
+        <w:rPr>
+          <w:lang w:val="hi_IN" w:bidi="hi_IN"/>
+        </w:rPr>
+      </w:r>
+      <w:r>
+        <w:rPr>
+          <w:lang w:val="hi_IN" w:bidi="hi_IN"/>
+        </w:rPr>
+        <w:t>यशायाह 1:12–13</w:t>
+      </w:r>
     </w:p>
     <w:p>
       <w:pPr>
@@ -2485,210 +2323,156 @@
           <w:lang w:val="hi_IN" w:bidi="hi_IN"/>
         </w:rPr>
       </w:r>
-      <w:hyperlink r:id="rId36">
-        <w:r>
-          <w:rPr>
-            <w:lang w:val="hi_IN" w:bidi="hi_IN"/>
-          </w:rPr>
-          <w:rPr>
-            <w:color w:val="0000EE"/>
-            <w:u w:val="single"/>
-          </w:rPr>
-          <w:t>याकूब 3:6</w:t>
-        </w:r>
-      </w:hyperlink>
-    </w:p>
-    <w:p>
-      <w:pPr>
-        <w:pStyle w:val="ListBullet"/>
-        <w:spacing w:line="240" w:lineRule="auto"/>
-        <w:ind w:left="720"/>
-      </w:pPr>
-      <w:r>
-        <w:rPr>
-          <w:lang w:val="hi_IN" w:bidi="hi_IN"/>
-        </w:rPr>
-      </w:r>
-      <w:hyperlink r:id="rId37">
-        <w:r>
-          <w:rPr>
-            <w:lang w:val="hi_IN" w:bidi="hi_IN"/>
-          </w:rPr>
-          <w:rPr>
-            <w:color w:val="0000EE"/>
-            <w:u w:val="single"/>
-          </w:rPr>
-          <w:t>लूका 12:5</w:t>
-        </w:r>
-      </w:hyperlink>
-    </w:p>
-    <w:p>
-      <w:pPr>
-        <w:pStyle w:val="ListBullet"/>
-        <w:spacing w:line="240" w:lineRule="auto"/>
-        <w:ind w:left="720"/>
-      </w:pPr>
-      <w:r>
-        <w:rPr>
-          <w:lang w:val="hi_IN" w:bidi="hi_IN"/>
-        </w:rPr>
-      </w:r>
-      <w:hyperlink r:id="rId38">
-        <w:r>
-          <w:rPr>
-            <w:lang w:val="hi_IN" w:bidi="hi_IN"/>
-          </w:rPr>
-          <w:rPr>
-            <w:color w:val="0000EE"/>
-            <w:u w:val="single"/>
-          </w:rPr>
-          <w:t>मरकुस 9:42–44</w:t>
-        </w:r>
-      </w:hyperlink>
-    </w:p>
-    <w:p>
-      <w:pPr>
-        <w:pStyle w:val="ListBullet"/>
-        <w:spacing w:line="240" w:lineRule="auto"/>
-        <w:ind w:left="720"/>
-      </w:pPr>
-      <w:r>
-        <w:rPr>
-          <w:lang w:val="hi_IN" w:bidi="hi_IN"/>
-        </w:rPr>
-      </w:r>
-      <w:hyperlink r:id="rId39">
-        <w:r>
-          <w:rPr>
-            <w:lang w:val="hi_IN" w:bidi="hi_IN"/>
-          </w:rPr>
-          <w:rPr>
-            <w:color w:val="0000EE"/>
-            <w:u w:val="single"/>
-          </w:rPr>
-          <w:t>मत्ती 5:21–22</w:t>
-        </w:r>
-      </w:hyperlink>
-    </w:p>
-    <w:p>
-      <w:pPr>
-        <w:pStyle w:val="ListBullet"/>
-        <w:spacing w:line="240" w:lineRule="auto"/>
-        <w:ind w:left="720"/>
-      </w:pPr>
-      <w:r>
-        <w:rPr>
-          <w:lang w:val="hi_IN" w:bidi="hi_IN"/>
-        </w:rPr>
-      </w:r>
-      <w:hyperlink r:id="rId40">
-        <w:r>
-          <w:rPr>
-            <w:lang w:val="hi_IN" w:bidi="hi_IN"/>
-          </w:rPr>
-          <w:rPr>
-            <w:color w:val="0000EE"/>
-            <w:u w:val="single"/>
-          </w:rPr>
-          <w:t>मत्ती 5:29</w:t>
-        </w:r>
-      </w:hyperlink>
-    </w:p>
-    <w:p>
-      <w:pPr>
-        <w:pStyle w:val="ListBullet"/>
-        <w:spacing w:line="240" w:lineRule="auto"/>
-        <w:ind w:left="720"/>
-      </w:pPr>
-      <w:r>
-        <w:rPr>
-          <w:lang w:val="hi_IN" w:bidi="hi_IN"/>
-        </w:rPr>
-      </w:r>
-      <w:hyperlink r:id="rId41">
-        <w:r>
-          <w:rPr>
-            <w:lang w:val="hi_IN" w:bidi="hi_IN"/>
-          </w:rPr>
-          <w:rPr>
-            <w:color w:val="0000EE"/>
-            <w:u w:val="single"/>
-          </w:rPr>
-          <w:t>मत्ती 10:28–31</w:t>
-        </w:r>
-      </w:hyperlink>
-    </w:p>
-    <w:p>
-      <w:pPr>
-        <w:pStyle w:val="ListBullet"/>
-        <w:spacing w:line="240" w:lineRule="auto"/>
-        <w:ind w:left="720"/>
-      </w:pPr>
-      <w:r>
-        <w:rPr>
-          <w:lang w:val="hi_IN" w:bidi="hi_IN"/>
-        </w:rPr>
-      </w:r>
-      <w:hyperlink r:id="rId42">
-        <w:r>
-          <w:rPr>
-            <w:lang w:val="hi_IN" w:bidi="hi_IN"/>
-          </w:rPr>
-          <w:rPr>
-            <w:color w:val="0000EE"/>
-            <w:u w:val="single"/>
-          </w:rPr>
-          <w:t>मत्ती 23:33</w:t>
-        </w:r>
-      </w:hyperlink>
-    </w:p>
-    <w:p>
-      <w:pPr>
-        <w:pStyle w:val="ListBullet"/>
-        <w:spacing w:line="240" w:lineRule="auto"/>
-        <w:ind w:left="720"/>
-      </w:pPr>
-      <w:r>
-        <w:rPr>
-          <w:lang w:val="hi_IN" w:bidi="hi_IN"/>
-        </w:rPr>
-      </w:r>
-      <w:hyperlink r:id="rId43">
-        <w:r>
-          <w:rPr>
-            <w:lang w:val="hi_IN" w:bidi="hi_IN"/>
-          </w:rPr>
-          <w:rPr>
-            <w:color w:val="0000EE"/>
-            <w:u w:val="single"/>
-          </w:rPr>
-          <w:t>मत्ती 25:41–43</w:t>
-        </w:r>
-      </w:hyperlink>
-    </w:p>
-    <w:p>
-      <w:pPr>
-        <w:pStyle w:val="ListBullet"/>
-        <w:spacing w:line="240" w:lineRule="auto"/>
-        <w:ind w:left="720"/>
-      </w:pPr>
-      <w:r>
-        <w:rPr>
-          <w:lang w:val="hi_IN" w:bidi="hi_IN"/>
-        </w:rPr>
-      </w:r>
-      <w:hyperlink r:id="rId44">
-        <w:r>
-          <w:rPr>
-            <w:lang w:val="hi_IN" w:bidi="hi_IN"/>
-          </w:rPr>
-          <w:rPr>
-            <w:color w:val="0000EE"/>
-            <w:u w:val="single"/>
-          </w:rPr>
-          <w:t>प्रकाशितवाक्य 20:15</w:t>
-        </w:r>
-      </w:hyperlink>
+      <w:r>
+        <w:rPr>
+          <w:lang w:val="hi_IN" w:bidi="hi_IN"/>
+        </w:rPr>
+        <w:t>याकूब 3:6</w:t>
+      </w:r>
+    </w:p>
+    <w:p>
+      <w:pPr>
+        <w:pStyle w:val="ListBullet"/>
+        <w:spacing w:line="240" w:lineRule="auto"/>
+        <w:ind w:left="720"/>
+      </w:pPr>
+      <w:r>
+        <w:rPr>
+          <w:lang w:val="hi_IN" w:bidi="hi_IN"/>
+        </w:rPr>
+      </w:r>
+      <w:r>
+        <w:rPr>
+          <w:lang w:val="hi_IN" w:bidi="hi_IN"/>
+        </w:rPr>
+        <w:t>लूका 12:5</w:t>
+      </w:r>
+    </w:p>
+    <w:p>
+      <w:pPr>
+        <w:pStyle w:val="ListBullet"/>
+        <w:spacing w:line="240" w:lineRule="auto"/>
+        <w:ind w:left="720"/>
+      </w:pPr>
+      <w:r>
+        <w:rPr>
+          <w:lang w:val="hi_IN" w:bidi="hi_IN"/>
+        </w:rPr>
+      </w:r>
+      <w:r>
+        <w:rPr>
+          <w:lang w:val="hi_IN" w:bidi="hi_IN"/>
+        </w:rPr>
+        <w:t>मरकुस 9:42–44</w:t>
+      </w:r>
+    </w:p>
+    <w:p>
+      <w:pPr>
+        <w:pStyle w:val="ListBullet"/>
+        <w:spacing w:line="240" w:lineRule="auto"/>
+        <w:ind w:left="720"/>
+      </w:pPr>
+      <w:r>
+        <w:rPr>
+          <w:lang w:val="hi_IN" w:bidi="hi_IN"/>
+        </w:rPr>
+      </w:r>
+      <w:r>
+        <w:rPr>
+          <w:lang w:val="hi_IN" w:bidi="hi_IN"/>
+        </w:rPr>
+        <w:t>मत्ती 5:21–22</w:t>
+      </w:r>
+    </w:p>
+    <w:p>
+      <w:pPr>
+        <w:pStyle w:val="ListBullet"/>
+        <w:spacing w:line="240" w:lineRule="auto"/>
+        <w:ind w:left="720"/>
+      </w:pPr>
+      <w:r>
+        <w:rPr>
+          <w:lang w:val="hi_IN" w:bidi="hi_IN"/>
+        </w:rPr>
+      </w:r>
+      <w:r>
+        <w:rPr>
+          <w:lang w:val="hi_IN" w:bidi="hi_IN"/>
+        </w:rPr>
+        <w:t>मत्ती 5:29</w:t>
+      </w:r>
+    </w:p>
+    <w:p>
+      <w:pPr>
+        <w:pStyle w:val="ListBullet"/>
+        <w:spacing w:line="240" w:lineRule="auto"/>
+        <w:ind w:left="720"/>
+      </w:pPr>
+      <w:r>
+        <w:rPr>
+          <w:lang w:val="hi_IN" w:bidi="hi_IN"/>
+        </w:rPr>
+      </w:r>
+      <w:r>
+        <w:rPr>
+          <w:lang w:val="hi_IN" w:bidi="hi_IN"/>
+        </w:rPr>
+        <w:t>मत्ती 10:28–31</w:t>
+      </w:r>
+    </w:p>
+    <w:p>
+      <w:pPr>
+        <w:pStyle w:val="ListBullet"/>
+        <w:spacing w:line="240" w:lineRule="auto"/>
+        <w:ind w:left="720"/>
+      </w:pPr>
+      <w:r>
+        <w:rPr>
+          <w:lang w:val="hi_IN" w:bidi="hi_IN"/>
+        </w:rPr>
+      </w:r>
+      <w:r>
+        <w:rPr>
+          <w:lang w:val="hi_IN" w:bidi="hi_IN"/>
+        </w:rPr>
+        <w:t>मत्ती 23:33</w:t>
+      </w:r>
+    </w:p>
+    <w:p>
+      <w:pPr>
+        <w:pStyle w:val="ListBullet"/>
+        <w:spacing w:line="240" w:lineRule="auto"/>
+        <w:ind w:left="720"/>
+      </w:pPr>
+      <w:r>
+        <w:rPr>
+          <w:lang w:val="hi_IN" w:bidi="hi_IN"/>
+        </w:rPr>
+      </w:r>
+      <w:r>
+        <w:rPr>
+          <w:lang w:val="hi_IN" w:bidi="hi_IN"/>
+        </w:rPr>
+        <w:t>मत्ती 25:41–43</w:t>
+      </w:r>
+    </w:p>
+    <w:p>
+      <w:pPr>
+        <w:pStyle w:val="ListBullet"/>
+        <w:spacing w:line="240" w:lineRule="auto"/>
+        <w:ind w:left="720"/>
+      </w:pPr>
+      <w:r>
+        <w:rPr>
+          <w:lang w:val="hi_IN" w:bidi="hi_IN"/>
+        </w:rPr>
+      </w:r>
+      <w:r>
+        <w:rPr>
+          <w:lang w:val="hi_IN" w:bidi="hi_IN"/>
+        </w:rPr>
+        <w:t>प्रकाशितवाक्य 20:15</w:t>
+      </w:r>
     </w:p>
     <w:p>
       <w:pPr>
@@ -3005,90 +2789,66 @@
           <w:lang w:val="hi_IN" w:bidi="hi_IN"/>
         </w:rPr>
       </w:r>
-      <w:hyperlink r:id="rId18">
-        <w:r>
-          <w:rPr>
-            <w:lang w:val="hi_IN" w:bidi="hi_IN"/>
-          </w:rPr>
-          <w:rPr>
-            <w:color w:val="0000EE"/>
-            <w:u w:val="single"/>
-          </w:rPr>
-          <w:t>1 राजा 14:15</w:t>
-        </w:r>
-      </w:hyperlink>
-    </w:p>
-    <w:p>
-      <w:pPr>
-        <w:pStyle w:val="ListBullet"/>
-        <w:spacing w:line="240" w:lineRule="auto"/>
-        <w:ind w:left="720"/>
-      </w:pPr>
-      <w:r>
-        <w:rPr>
-          <w:lang w:val="hi_IN" w:bidi="hi_IN"/>
-        </w:rPr>
-      </w:r>
-      <w:hyperlink r:id="rId45">
-        <w:r>
-          <w:rPr>
-            <w:lang w:val="hi_IN" w:bidi="hi_IN"/>
-          </w:rPr>
-          <w:rPr>
-            <w:color w:val="0000EE"/>
-            <w:u w:val="single"/>
-          </w:rPr>
-          <w:t>लूका 7:24</w:t>
-        </w:r>
-      </w:hyperlink>
-    </w:p>
-    <w:p>
-      <w:pPr>
-        <w:pStyle w:val="ListBullet"/>
-        <w:spacing w:line="240" w:lineRule="auto"/>
-        <w:ind w:left="720"/>
-      </w:pPr>
-      <w:r>
-        <w:rPr>
-          <w:lang w:val="hi_IN" w:bidi="hi_IN"/>
-        </w:rPr>
-      </w:r>
-      <w:hyperlink r:id="rId46">
-        <w:r>
-          <w:rPr>
-            <w:lang w:val="hi_IN" w:bidi="hi_IN"/>
-          </w:rPr>
-          <w:rPr>
-            <w:color w:val="0000EE"/>
-            <w:u w:val="single"/>
-          </w:rPr>
-          <w:t>मत्ती 11:7</w:t>
-        </w:r>
-      </w:hyperlink>
-    </w:p>
-    <w:p>
-      <w:pPr>
-        <w:pStyle w:val="ListBullet"/>
-        <w:spacing w:line="240" w:lineRule="auto"/>
-        <w:ind w:left="720"/>
-      </w:pPr>
-      <w:r>
-        <w:rPr>
-          <w:lang w:val="hi_IN" w:bidi="hi_IN"/>
-        </w:rPr>
-      </w:r>
-      <w:hyperlink r:id="rId47">
-        <w:r>
-          <w:rPr>
-            <w:lang w:val="hi_IN" w:bidi="hi_IN"/>
-          </w:rPr>
-          <w:rPr>
-            <w:color w:val="0000EE"/>
-            <w:u w:val="single"/>
-          </w:rPr>
-          <w:t>मत्ती 12:20</w:t>
-        </w:r>
-      </w:hyperlink>
+      <w:r>
+        <w:rPr>
+          <w:lang w:val="hi_IN" w:bidi="hi_IN"/>
+        </w:rPr>
+        <w:t>1 राजा 14:15</w:t>
+      </w:r>
+    </w:p>
+    <w:p>
+      <w:pPr>
+        <w:pStyle w:val="ListBullet"/>
+        <w:spacing w:line="240" w:lineRule="auto"/>
+        <w:ind w:left="720"/>
+      </w:pPr>
+      <w:r>
+        <w:rPr>
+          <w:lang w:val="hi_IN" w:bidi="hi_IN"/>
+        </w:rPr>
+      </w:r>
+      <w:r>
+        <w:rPr>
+          <w:lang w:val="hi_IN" w:bidi="hi_IN"/>
+        </w:rPr>
+        <w:t>लूका 7:24</w:t>
+      </w:r>
+    </w:p>
+    <w:p>
+      <w:pPr>
+        <w:pStyle w:val="ListBullet"/>
+        <w:spacing w:line="240" w:lineRule="auto"/>
+        <w:ind w:left="720"/>
+      </w:pPr>
+      <w:r>
+        <w:rPr>
+          <w:lang w:val="hi_IN" w:bidi="hi_IN"/>
+        </w:rPr>
+      </w:r>
+      <w:r>
+        <w:rPr>
+          <w:lang w:val="hi_IN" w:bidi="hi_IN"/>
+        </w:rPr>
+        <w:t>मत्ती 11:7</w:t>
+      </w:r>
+    </w:p>
+    <w:p>
+      <w:pPr>
+        <w:pStyle w:val="ListBullet"/>
+        <w:spacing w:line="240" w:lineRule="auto"/>
+        <w:ind w:left="720"/>
+      </w:pPr>
+      <w:r>
+        <w:rPr>
+          <w:lang w:val="hi_IN" w:bidi="hi_IN"/>
+        </w:rPr>
+      </w:r>
+      <w:r>
+        <w:rPr>
+          <w:lang w:val="hi_IN" w:bidi="hi_IN"/>
+        </w:rPr>
+        <w:t>मत्ती 12:20</w:t>
+      </w:r>
     </w:p>
     <w:p>
       <w:pPr>
@@ -3290,90 +3050,66 @@
           <w:lang w:val="hi_IN" w:bidi="hi_IN"/>
         </w:rPr>
       </w:r>
-      <w:hyperlink r:id="rId48">
-        <w:r>
-          <w:rPr>
-            <w:lang w:val="hi_IN" w:bidi="hi_IN"/>
-          </w:rPr>
-          <w:rPr>
-            <w:color w:val="0000EE"/>
-            <w:u w:val="single"/>
-          </w:rPr>
-          <w:t>2 इतिहास 12:7–8</w:t>
-        </w:r>
-      </w:hyperlink>
-    </w:p>
-    <w:p>
-      <w:pPr>
-        <w:pStyle w:val="ListBullet"/>
-        <w:spacing w:line="240" w:lineRule="auto"/>
-        <w:ind w:left="720"/>
-      </w:pPr>
-      <w:r>
-        <w:rPr>
-          <w:lang w:val="hi_IN" w:bidi="hi_IN"/>
-        </w:rPr>
-      </w:r>
-      <w:hyperlink r:id="rId25">
-        <w:r>
-          <w:rPr>
-            <w:lang w:val="hi_IN" w:bidi="hi_IN"/>
-          </w:rPr>
-          <w:rPr>
-            <w:color w:val="0000EE"/>
-            <w:u w:val="single"/>
-          </w:rPr>
-          <w:t>2 राजा 19:25–26</w:t>
-        </w:r>
-      </w:hyperlink>
-    </w:p>
-    <w:p>
-      <w:pPr>
-        <w:pStyle w:val="ListBullet"/>
-        <w:spacing w:line="240" w:lineRule="auto"/>
-        <w:ind w:left="720"/>
-      </w:pPr>
-      <w:r>
-        <w:rPr>
-          <w:lang w:val="hi_IN" w:bidi="hi_IN"/>
-        </w:rPr>
-      </w:r>
-      <w:hyperlink r:id="rId49">
-        <w:r>
-          <w:rPr>
-            <w:lang w:val="hi_IN" w:bidi="hi_IN"/>
-          </w:rPr>
-          <w:rPr>
-            <w:color w:val="0000EE"/>
-            <w:u w:val="single"/>
-          </w:rPr>
-          <w:t>प्रे.का. 15:16</w:t>
-        </w:r>
-      </w:hyperlink>
-    </w:p>
-    <w:p>
-      <w:pPr>
-        <w:pStyle w:val="ListBullet"/>
-        <w:spacing w:line="240" w:lineRule="auto"/>
-        <w:ind w:left="720"/>
-      </w:pPr>
-      <w:r>
-        <w:rPr>
-          <w:lang w:val="hi_IN" w:bidi="hi_IN"/>
-        </w:rPr>
-      </w:r>
-      <w:hyperlink r:id="rId50">
-        <w:r>
-          <w:rPr>
-            <w:lang w:val="hi_IN" w:bidi="hi_IN"/>
-          </w:rPr>
-          <w:rPr>
-            <w:color w:val="0000EE"/>
-            <w:u w:val="single"/>
-          </w:rPr>
-          <w:t>यशायाह 23:13–14</w:t>
-        </w:r>
-      </w:hyperlink>
+      <w:r>
+        <w:rPr>
+          <w:lang w:val="hi_IN" w:bidi="hi_IN"/>
+        </w:rPr>
+        <w:t>2 इतिहास 12:7–8</w:t>
+      </w:r>
+    </w:p>
+    <w:p>
+      <w:pPr>
+        <w:pStyle w:val="ListBullet"/>
+        <w:spacing w:line="240" w:lineRule="auto"/>
+        <w:ind w:left="720"/>
+      </w:pPr>
+      <w:r>
+        <w:rPr>
+          <w:lang w:val="hi_IN" w:bidi="hi_IN"/>
+        </w:rPr>
+      </w:r>
+      <w:r>
+        <w:rPr>
+          <w:lang w:val="hi_IN" w:bidi="hi_IN"/>
+        </w:rPr>
+        <w:t>2 राजा 19:25–26</w:t>
+      </w:r>
+    </w:p>
+    <w:p>
+      <w:pPr>
+        <w:pStyle w:val="ListBullet"/>
+        <w:spacing w:line="240" w:lineRule="auto"/>
+        <w:ind w:left="720"/>
+      </w:pPr>
+      <w:r>
+        <w:rPr>
+          <w:lang w:val="hi_IN" w:bidi="hi_IN"/>
+        </w:rPr>
+      </w:r>
+      <w:r>
+        <w:rPr>
+          <w:lang w:val="hi_IN" w:bidi="hi_IN"/>
+        </w:rPr>
+        <w:t>प्रे.का. 15:16</w:t>
+      </w:r>
+    </w:p>
+    <w:p>
+      <w:pPr>
+        <w:pStyle w:val="ListBullet"/>
+        <w:spacing w:line="240" w:lineRule="auto"/>
+        <w:ind w:left="720"/>
+      </w:pPr>
+      <w:r>
+        <w:rPr>
+          <w:lang w:val="hi_IN" w:bidi="hi_IN"/>
+        </w:rPr>
+      </w:r>
+      <w:r>
+        <w:rPr>
+          <w:lang w:val="hi_IN" w:bidi="hi_IN"/>
+        </w:rPr>
+        <w:t>यशायाह 23:13–14</w:t>
+      </w:r>
     </w:p>
     <w:p>
       <w:pPr>
@@ -3597,18 +3333,12 @@
           <w:lang w:val="hi_IN" w:bidi="hi_IN"/>
         </w:rPr>
       </w:r>
-      <w:hyperlink r:id="rId51">
-        <w:r>
-          <w:rPr>
-            <w:lang w:val="hi_IN" w:bidi="hi_IN"/>
-          </w:rPr>
-          <w:rPr>
-            <w:color w:val="0000EE"/>
-            <w:u w:val="single"/>
-          </w:rPr>
-          <w:t>नहूम 01:1</w:t>
-        </w:r>
-      </w:hyperlink>
+      <w:r>
+        <w:rPr>
+          <w:lang w:val="hi_IN" w:bidi="hi_IN"/>
+        </w:rPr>
+        <w:t>नहूम 01:1</w:t>
+      </w:r>
     </w:p>
     <w:p>
       <w:pPr>
@@ -3886,90 +3616,66 @@
           <w:lang w:val="hi_IN" w:bidi="hi_IN"/>
         </w:rPr>
       </w:r>
-      <w:hyperlink r:id="rId52">
-        <w:r>
-          <w:rPr>
-            <w:lang w:val="hi_IN" w:bidi="hi_IN"/>
-          </w:rPr>
-          <w:rPr>
-            <w:color w:val="0000EE"/>
-            <w:u w:val="single"/>
-          </w:rPr>
-          <w:t>एज्रा 2:1–2</w:t>
-        </w:r>
-      </w:hyperlink>
-    </w:p>
-    <w:p>
-      <w:pPr>
-        <w:pStyle w:val="ListBullet"/>
-        <w:spacing w:line="240" w:lineRule="auto"/>
-        <w:ind w:left="720"/>
-      </w:pPr>
-      <w:r>
-        <w:rPr>
-          <w:lang w:val="hi_IN" w:bidi="hi_IN"/>
-        </w:rPr>
-      </w:r>
-      <w:hyperlink r:id="rId53">
-        <w:r>
-          <w:rPr>
-            <w:lang w:val="hi_IN" w:bidi="hi_IN"/>
-          </w:rPr>
-          <w:rPr>
-            <w:color w:val="0000EE"/>
-            <w:u w:val="single"/>
-          </w:rPr>
-          <w:t>नहेम्याह 1:2</w:t>
-        </w:r>
-      </w:hyperlink>
-    </w:p>
-    <w:p>
-      <w:pPr>
-        <w:pStyle w:val="ListBullet"/>
-        <w:spacing w:line="240" w:lineRule="auto"/>
-        <w:ind w:left="720"/>
-      </w:pPr>
-      <w:r>
-        <w:rPr>
-          <w:lang w:val="hi_IN" w:bidi="hi_IN"/>
-        </w:rPr>
-      </w:r>
-      <w:hyperlink r:id="rId54">
-        <w:r>
-          <w:rPr>
-            <w:lang w:val="hi_IN" w:bidi="hi_IN"/>
-          </w:rPr>
-          <w:rPr>
-            <w:color w:val="0000EE"/>
-            <w:u w:val="single"/>
-          </w:rPr>
-          <w:t>नहेम्याह 10:3</w:t>
-        </w:r>
-      </w:hyperlink>
-    </w:p>
-    <w:p>
-      <w:pPr>
-        <w:pStyle w:val="ListBullet"/>
-        <w:spacing w:line="240" w:lineRule="auto"/>
-        <w:ind w:left="720"/>
-      </w:pPr>
-      <w:r>
-        <w:rPr>
-          <w:lang w:val="hi_IN" w:bidi="hi_IN"/>
-        </w:rPr>
-      </w:r>
-      <w:hyperlink r:id="rId55">
-        <w:r>
-          <w:rPr>
-            <w:lang w:val="hi_IN" w:bidi="hi_IN"/>
-          </w:rPr>
-          <w:rPr>
-            <w:color w:val="0000EE"/>
-            <w:u w:val="single"/>
-          </w:rPr>
-          <w:t>नहेम्याह 12:46</w:t>
-        </w:r>
-      </w:hyperlink>
+      <w:r>
+        <w:rPr>
+          <w:lang w:val="hi_IN" w:bidi="hi_IN"/>
+        </w:rPr>
+        <w:t>एज्रा 2:1–2</w:t>
+      </w:r>
+    </w:p>
+    <w:p>
+      <w:pPr>
+        <w:pStyle w:val="ListBullet"/>
+        <w:spacing w:line="240" w:lineRule="auto"/>
+        <w:ind w:left="720"/>
+      </w:pPr>
+      <w:r>
+        <w:rPr>
+          <w:lang w:val="hi_IN" w:bidi="hi_IN"/>
+        </w:rPr>
+      </w:r>
+      <w:r>
+        <w:rPr>
+          <w:lang w:val="hi_IN" w:bidi="hi_IN"/>
+        </w:rPr>
+        <w:t>नहेम्याह 1:2</w:t>
+      </w:r>
+    </w:p>
+    <w:p>
+      <w:pPr>
+        <w:pStyle w:val="ListBullet"/>
+        <w:spacing w:line="240" w:lineRule="auto"/>
+        <w:ind w:left="720"/>
+      </w:pPr>
+      <w:r>
+        <w:rPr>
+          <w:lang w:val="hi_IN" w:bidi="hi_IN"/>
+        </w:rPr>
+      </w:r>
+      <w:r>
+        <w:rPr>
+          <w:lang w:val="hi_IN" w:bidi="hi_IN"/>
+        </w:rPr>
+        <w:t>नहेम्याह 10:3</w:t>
+      </w:r>
+    </w:p>
+    <w:p>
+      <w:pPr>
+        <w:pStyle w:val="ListBullet"/>
+        <w:spacing w:line="240" w:lineRule="auto"/>
+        <w:ind w:left="720"/>
+      </w:pPr>
+      <w:r>
+        <w:rPr>
+          <w:lang w:val="hi_IN" w:bidi="hi_IN"/>
+        </w:rPr>
+      </w:r>
+      <w:r>
+        <w:rPr>
+          <w:lang w:val="hi_IN" w:bidi="hi_IN"/>
+        </w:rPr>
+        <w:t>नहेम्याह 12:46</w:t>
+      </w:r>
     </w:p>
     <w:p>
       <w:pPr>
@@ -4197,90 +3903,66 @@
           <w:lang w:val="hi_IN" w:bidi="hi_IN"/>
         </w:rPr>
       </w:r>
-      <w:hyperlink r:id="rId56">
-        <w:r>
-          <w:rPr>
-            <w:lang w:val="hi_IN" w:bidi="hi_IN"/>
-          </w:rPr>
-          <w:rPr>
-            <w:color w:val="0000EE"/>
-            <w:u w:val="single"/>
-          </w:rPr>
-          <w:t>प्रे.का. 21:39–40</w:t>
-        </w:r>
-      </w:hyperlink>
-    </w:p>
-    <w:p>
-      <w:pPr>
-        <w:pStyle w:val="ListBullet"/>
-        <w:spacing w:line="240" w:lineRule="auto"/>
-        <w:ind w:left="720"/>
-      </w:pPr>
-      <w:r>
-        <w:rPr>
-          <w:lang w:val="hi_IN" w:bidi="hi_IN"/>
-        </w:rPr>
-      </w:r>
-      <w:hyperlink r:id="rId57">
-        <w:r>
-          <w:rPr>
-            <w:lang w:val="hi_IN" w:bidi="hi_IN"/>
-          </w:rPr>
-          <w:rPr>
-            <w:color w:val="0000EE"/>
-            <w:u w:val="single"/>
-          </w:rPr>
-          <w:t>यशायाह 03:1–3</w:t>
-        </w:r>
-      </w:hyperlink>
-    </w:p>
-    <w:p>
-      <w:pPr>
-        <w:pStyle w:val="ListBullet"/>
-        <w:spacing w:line="240" w:lineRule="auto"/>
-        <w:ind w:left="720"/>
-      </w:pPr>
-      <w:r>
-        <w:rPr>
-          <w:lang w:val="hi_IN" w:bidi="hi_IN"/>
-        </w:rPr>
-      </w:r>
-      <w:hyperlink r:id="rId58">
-        <w:r>
-          <w:rPr>
-            <w:lang w:val="hi_IN" w:bidi="hi_IN"/>
-          </w:rPr>
-          <w:rPr>
-            <w:color w:val="0000EE"/>
-            <w:u w:val="single"/>
-          </w:rPr>
-          <w:t>लूका 15:15–16</w:t>
-        </w:r>
-      </w:hyperlink>
-    </w:p>
-    <w:p>
-      <w:pPr>
-        <w:pStyle w:val="ListBullet"/>
-        <w:spacing w:line="240" w:lineRule="auto"/>
-        <w:ind w:left="720"/>
-      </w:pPr>
-      <w:r>
-        <w:rPr>
-          <w:lang w:val="hi_IN" w:bidi="hi_IN"/>
-        </w:rPr>
-      </w:r>
-      <w:hyperlink r:id="rId59">
-        <w:r>
-          <w:rPr>
-            <w:lang w:val="hi_IN" w:bidi="hi_IN"/>
-          </w:rPr>
-          <w:rPr>
-            <w:color w:val="0000EE"/>
-            <w:u w:val="single"/>
-          </w:rPr>
-          <w:t>लूका 19:13–15</w:t>
-        </w:r>
-      </w:hyperlink>
+      <w:r>
+        <w:rPr>
+          <w:lang w:val="hi_IN" w:bidi="hi_IN"/>
+        </w:rPr>
+        <w:t>प्रे.का. 21:39–40</w:t>
+      </w:r>
+    </w:p>
+    <w:p>
+      <w:pPr>
+        <w:pStyle w:val="ListBullet"/>
+        <w:spacing w:line="240" w:lineRule="auto"/>
+        <w:ind w:left="720"/>
+      </w:pPr>
+      <w:r>
+        <w:rPr>
+          <w:lang w:val="hi_IN" w:bidi="hi_IN"/>
+        </w:rPr>
+      </w:r>
+      <w:r>
+        <w:rPr>
+          <w:lang w:val="hi_IN" w:bidi="hi_IN"/>
+        </w:rPr>
+        <w:t>यशायाह 03:1–3</w:t>
+      </w:r>
+    </w:p>
+    <w:p>
+      <w:pPr>
+        <w:pStyle w:val="ListBullet"/>
+        <w:spacing w:line="240" w:lineRule="auto"/>
+        <w:ind w:left="720"/>
+      </w:pPr>
+      <w:r>
+        <w:rPr>
+          <w:lang w:val="hi_IN" w:bidi="hi_IN"/>
+        </w:rPr>
+      </w:r>
+      <w:r>
+        <w:rPr>
+          <w:lang w:val="hi_IN" w:bidi="hi_IN"/>
+        </w:rPr>
+        <w:t>लूका 15:15–16</w:t>
+      </w:r>
+    </w:p>
+    <w:p>
+      <w:pPr>
+        <w:pStyle w:val="ListBullet"/>
+        <w:spacing w:line="240" w:lineRule="auto"/>
+        <w:ind w:left="720"/>
+      </w:pPr>
+      <w:r>
+        <w:rPr>
+          <w:lang w:val="hi_IN" w:bidi="hi_IN"/>
+        </w:rPr>
+      </w:r>
+      <w:r>
+        <w:rPr>
+          <w:lang w:val="hi_IN" w:bidi="hi_IN"/>
+        </w:rPr>
+        <w:t>लूका 19:13–15</w:t>
+      </w:r>
     </w:p>
     <w:p>
       <w:pPr>
@@ -4566,90 +4248,66 @@
           <w:lang w:val="hi_IN" w:bidi="hi_IN"/>
         </w:rPr>
       </w:r>
-      <w:hyperlink r:id="rId60">
-        <w:r>
-          <w:rPr>
-            <w:lang w:val="hi_IN" w:bidi="hi_IN"/>
-          </w:rPr>
-          <w:rPr>
-            <w:color w:val="0000EE"/>
-            <w:u w:val="single"/>
-          </w:rPr>
-          <w:t>प्रे.का. 18:18–19</w:t>
-        </w:r>
-      </w:hyperlink>
-    </w:p>
-    <w:p>
-      <w:pPr>
-        <w:pStyle w:val="ListBullet"/>
-        <w:spacing w:line="240" w:lineRule="auto"/>
-        <w:ind w:left="720"/>
-      </w:pPr>
-      <w:r>
-        <w:rPr>
-          <w:lang w:val="hi_IN" w:bidi="hi_IN"/>
-        </w:rPr>
-      </w:r>
-      <w:hyperlink r:id="rId61">
-        <w:r>
-          <w:rPr>
-            <w:lang w:val="hi_IN" w:bidi="hi_IN"/>
-          </w:rPr>
-          <w:rPr>
-            <w:color w:val="0000EE"/>
-            <w:u w:val="single"/>
-          </w:rPr>
-          <w:t>आमोस 02:11–12</w:t>
-        </w:r>
-      </w:hyperlink>
-    </w:p>
-    <w:p>
-      <w:pPr>
-        <w:pStyle w:val="ListBullet"/>
-        <w:spacing w:line="240" w:lineRule="auto"/>
-        <w:ind w:left="720"/>
-      </w:pPr>
-      <w:r>
-        <w:rPr>
-          <w:lang w:val="hi_IN" w:bidi="hi_IN"/>
-        </w:rPr>
-      </w:r>
-      <w:hyperlink r:id="rId62">
-        <w:r>
-          <w:rPr>
-            <w:lang w:val="hi_IN" w:bidi="hi_IN"/>
-          </w:rPr>
-          <w:rPr>
-            <w:color w:val="0000EE"/>
-            <w:u w:val="single"/>
-          </w:rPr>
-          <w:t>न्यायियों 13:3–5</w:t>
-        </w:r>
-      </w:hyperlink>
-    </w:p>
-    <w:p>
-      <w:pPr>
-        <w:pStyle w:val="ListBullet"/>
-        <w:spacing w:line="240" w:lineRule="auto"/>
-        <w:ind w:left="720"/>
-      </w:pPr>
-      <w:r>
-        <w:rPr>
-          <w:lang w:val="hi_IN" w:bidi="hi_IN"/>
-        </w:rPr>
-      </w:r>
-      <w:hyperlink r:id="rId63">
-        <w:r>
-          <w:rPr>
-            <w:lang w:val="hi_IN" w:bidi="hi_IN"/>
-          </w:rPr>
-          <w:rPr>
-            <w:color w:val="0000EE"/>
-            <w:u w:val="single"/>
-          </w:rPr>
-          <w:t>गिनती 06:1–4</w:t>
-        </w:r>
-      </w:hyperlink>
+      <w:r>
+        <w:rPr>
+          <w:lang w:val="hi_IN" w:bidi="hi_IN"/>
+        </w:rPr>
+        <w:t>प्रे.का. 18:18–19</w:t>
+      </w:r>
+    </w:p>
+    <w:p>
+      <w:pPr>
+        <w:pStyle w:val="ListBullet"/>
+        <w:spacing w:line="240" w:lineRule="auto"/>
+        <w:ind w:left="720"/>
+      </w:pPr>
+      <w:r>
+        <w:rPr>
+          <w:lang w:val="hi_IN" w:bidi="hi_IN"/>
+        </w:rPr>
+      </w:r>
+      <w:r>
+        <w:rPr>
+          <w:lang w:val="hi_IN" w:bidi="hi_IN"/>
+        </w:rPr>
+        <w:t>आमोस 02:11–12</w:t>
+      </w:r>
+    </w:p>
+    <w:p>
+      <w:pPr>
+        <w:pStyle w:val="ListBullet"/>
+        <w:spacing w:line="240" w:lineRule="auto"/>
+        <w:ind w:left="720"/>
+      </w:pPr>
+      <w:r>
+        <w:rPr>
+          <w:lang w:val="hi_IN" w:bidi="hi_IN"/>
+        </w:rPr>
+      </w:r>
+      <w:r>
+        <w:rPr>
+          <w:lang w:val="hi_IN" w:bidi="hi_IN"/>
+        </w:rPr>
+        <w:t>न्यायियों 13:3–5</w:t>
+      </w:r>
+    </w:p>
+    <w:p>
+      <w:pPr>
+        <w:pStyle w:val="ListBullet"/>
+        <w:spacing w:line="240" w:lineRule="auto"/>
+        <w:ind w:left="720"/>
+      </w:pPr>
+      <w:r>
+        <w:rPr>
+          <w:lang w:val="hi_IN" w:bidi="hi_IN"/>
+        </w:rPr>
+      </w:r>
+      <w:r>
+        <w:rPr>
+          <w:lang w:val="hi_IN" w:bidi="hi_IN"/>
+        </w:rPr>
+        <w:t>गिनती 06:1–4</w:t>
+      </w:r>
     </w:p>
     <w:p>
       <w:pPr>
@@ -4891,66 +4549,48 @@
           <w:lang w:val="hi_IN" w:bidi="hi_IN"/>
         </w:rPr>
       </w:r>
-      <w:hyperlink r:id="rId24">
-        <w:r>
-          <w:rPr>
-            <w:lang w:val="hi_IN" w:bidi="hi_IN"/>
-          </w:rPr>
-          <w:rPr>
-            <w:color w:val="0000EE"/>
-            <w:u w:val="single"/>
-          </w:rPr>
-          <w:t>1 इतिहास 17:1–2</w:t>
-        </w:r>
-      </w:hyperlink>
-    </w:p>
-    <w:p>
-      <w:pPr>
-        <w:pStyle w:val="ListBullet"/>
-        <w:spacing w:line="240" w:lineRule="auto"/>
-        <w:ind w:left="720"/>
-      </w:pPr>
-      <w:r>
-        <w:rPr>
-          <w:lang w:val="hi_IN" w:bidi="hi_IN"/>
-        </w:rPr>
-      </w:r>
-      <w:hyperlink r:id="rId48">
-        <w:r>
-          <w:rPr>
-            <w:lang w:val="hi_IN" w:bidi="hi_IN"/>
-          </w:rPr>
-          <w:rPr>
-            <w:color w:val="0000EE"/>
-            <w:u w:val="single"/>
-          </w:rPr>
-          <w:t>2 इतिहास 9:29</w:t>
-        </w:r>
-      </w:hyperlink>
-    </w:p>
-    <w:p>
-      <w:pPr>
-        <w:pStyle w:val="ListBullet"/>
-        <w:spacing w:line="240" w:lineRule="auto"/>
-        <w:ind w:left="720"/>
-      </w:pPr>
-      <w:r>
-        <w:rPr>
-          <w:lang w:val="hi_IN" w:bidi="hi_IN"/>
-        </w:rPr>
-      </w:r>
-      <w:hyperlink r:id="rId64">
-        <w:r>
-          <w:rPr>
-            <w:lang w:val="hi_IN" w:bidi="hi_IN"/>
-          </w:rPr>
-          <w:rPr>
-            <w:color w:val="0000EE"/>
-            <w:u w:val="single"/>
-          </w:rPr>
-          <w:t>2 शमूएल 12:1–3</w:t>
-        </w:r>
-      </w:hyperlink>
+      <w:r>
+        <w:rPr>
+          <w:lang w:val="hi_IN" w:bidi="hi_IN"/>
+        </w:rPr>
+        <w:t>1 इतिहास 17:1–2</w:t>
+      </w:r>
+    </w:p>
+    <w:p>
+      <w:pPr>
+        <w:pStyle w:val="ListBullet"/>
+        <w:spacing w:line="240" w:lineRule="auto"/>
+        <w:ind w:left="720"/>
+      </w:pPr>
+      <w:r>
+        <w:rPr>
+          <w:lang w:val="hi_IN" w:bidi="hi_IN"/>
+        </w:rPr>
+      </w:r>
+      <w:r>
+        <w:rPr>
+          <w:lang w:val="hi_IN" w:bidi="hi_IN"/>
+        </w:rPr>
+        <w:t>2 इतिहास 9:29</w:t>
+      </w:r>
+    </w:p>
+    <w:p>
+      <w:pPr>
+        <w:pStyle w:val="ListBullet"/>
+        <w:spacing w:line="240" w:lineRule="auto"/>
+        <w:ind w:left="720"/>
+      </w:pPr>
+      <w:r>
+        <w:rPr>
+          <w:lang w:val="hi_IN" w:bidi="hi_IN"/>
+        </w:rPr>
+      </w:r>
+      <w:r>
+        <w:rPr>
+          <w:lang w:val="hi_IN" w:bidi="hi_IN"/>
+        </w:rPr>
+        <w:t>2 शमूएल 12:1–3</w:t>
+      </w:r>
     </w:p>
     <w:p>
       <w:pPr>
@@ -5317,114 +4957,84 @@
           <w:lang w:val="hi_IN" w:bidi="hi_IN"/>
         </w:rPr>
       </w:r>
-      <w:hyperlink r:id="rId65">
-        <w:r>
-          <w:rPr>
-            <w:lang w:val="hi_IN" w:bidi="hi_IN"/>
-          </w:rPr>
-          <w:rPr>
-            <w:color w:val="0000EE"/>
-            <w:u w:val="single"/>
-          </w:rPr>
-          <w:t>प्रे.का. 05:35–37</w:t>
-        </w:r>
-      </w:hyperlink>
-    </w:p>
-    <w:p>
-      <w:pPr>
-        <w:pStyle w:val="ListBullet"/>
-        <w:spacing w:line="240" w:lineRule="auto"/>
-        <w:ind w:left="720"/>
-      </w:pPr>
-      <w:r>
-        <w:rPr>
-          <w:lang w:val="hi_IN" w:bidi="hi_IN"/>
-        </w:rPr>
-      </w:r>
-      <w:hyperlink r:id="rId66">
-        <w:r>
-          <w:rPr>
-            <w:lang w:val="hi_IN" w:bidi="hi_IN"/>
-          </w:rPr>
-          <w:rPr>
-            <w:color w:val="0000EE"/>
-            <w:u w:val="single"/>
-          </w:rPr>
-          <w:t>निर्गमन 30:11–14</w:t>
-        </w:r>
-      </w:hyperlink>
-    </w:p>
-    <w:p>
-      <w:pPr>
-        <w:pStyle w:val="ListBullet"/>
-        <w:spacing w:line="240" w:lineRule="auto"/>
-        <w:ind w:left="720"/>
-      </w:pPr>
-      <w:r>
-        <w:rPr>
-          <w:lang w:val="hi_IN" w:bidi="hi_IN"/>
-        </w:rPr>
-      </w:r>
-      <w:hyperlink r:id="rId67">
-        <w:r>
-          <w:rPr>
-            <w:lang w:val="hi_IN" w:bidi="hi_IN"/>
-          </w:rPr>
-          <w:rPr>
-            <w:color w:val="0000EE"/>
-            <w:u w:val="single"/>
-          </w:rPr>
-          <w:t>निर्गमन 38:24–26</w:t>
-        </w:r>
-      </w:hyperlink>
-    </w:p>
-    <w:p>
-      <w:pPr>
-        <w:pStyle w:val="ListBullet"/>
-        <w:spacing w:line="240" w:lineRule="auto"/>
-        <w:ind w:left="720"/>
-      </w:pPr>
-      <w:r>
-        <w:rPr>
-          <w:lang w:val="hi_IN" w:bidi="hi_IN"/>
-        </w:rPr>
-      </w:r>
-      <w:hyperlink r:id="rId68">
-        <w:r>
-          <w:rPr>
-            <w:lang w:val="hi_IN" w:bidi="hi_IN"/>
-          </w:rPr>
-          <w:rPr>
-            <w:color w:val="0000EE"/>
-            <w:u w:val="single"/>
-          </w:rPr>
-          <w:t>लूका 02:1–3</w:t>
-        </w:r>
-      </w:hyperlink>
-    </w:p>
-    <w:p>
-      <w:pPr>
-        <w:pStyle w:val="ListBullet"/>
-        <w:spacing w:line="240" w:lineRule="auto"/>
-        <w:ind w:left="720"/>
-      </w:pPr>
-      <w:r>
-        <w:rPr>
-          <w:lang w:val="hi_IN" w:bidi="hi_IN"/>
-        </w:rPr>
-      </w:r>
-      <w:hyperlink r:id="rId69">
-        <w:r>
-          <w:rPr>
-            <w:lang w:val="hi_IN" w:bidi="hi_IN"/>
-          </w:rPr>
-          <w:rPr>
-            <w:color w:val="0000EE"/>
-            <w:u w:val="single"/>
-          </w:rPr>
-          <w:t>गिनती 04:1–4</w:t>
-        </w:r>
-      </w:hyperlink>
+      <w:r>
+        <w:rPr>
+          <w:lang w:val="hi_IN" w:bidi="hi_IN"/>
+        </w:rPr>
+        <w:t>प्रे.का. 05:35–37</w:t>
+      </w:r>
+    </w:p>
+    <w:p>
+      <w:pPr>
+        <w:pStyle w:val="ListBullet"/>
+        <w:spacing w:line="240" w:lineRule="auto"/>
+        <w:ind w:left="720"/>
+      </w:pPr>
+      <w:r>
+        <w:rPr>
+          <w:lang w:val="hi_IN" w:bidi="hi_IN"/>
+        </w:rPr>
+      </w:r>
+      <w:r>
+        <w:rPr>
+          <w:lang w:val="hi_IN" w:bidi="hi_IN"/>
+        </w:rPr>
+        <w:t>निर्गमन 30:11–14</w:t>
+      </w:r>
+    </w:p>
+    <w:p>
+      <w:pPr>
+        <w:pStyle w:val="ListBullet"/>
+        <w:spacing w:line="240" w:lineRule="auto"/>
+        <w:ind w:left="720"/>
+      </w:pPr>
+      <w:r>
+        <w:rPr>
+          <w:lang w:val="hi_IN" w:bidi="hi_IN"/>
+        </w:rPr>
+      </w:r>
+      <w:r>
+        <w:rPr>
+          <w:lang w:val="hi_IN" w:bidi="hi_IN"/>
+        </w:rPr>
+        <w:t>निर्गमन 38:24–26</w:t>
+      </w:r>
+    </w:p>
+    <w:p>
+      <w:pPr>
+        <w:pStyle w:val="ListBullet"/>
+        <w:spacing w:line="240" w:lineRule="auto"/>
+        <w:ind w:left="720"/>
+      </w:pPr>
+      <w:r>
+        <w:rPr>
+          <w:lang w:val="hi_IN" w:bidi="hi_IN"/>
+        </w:rPr>
+      </w:r>
+      <w:r>
+        <w:rPr>
+          <w:lang w:val="hi_IN" w:bidi="hi_IN"/>
+        </w:rPr>
+        <w:t>लूका 02:1–3</w:t>
+      </w:r>
+    </w:p>
+    <w:p>
+      <w:pPr>
+        <w:pStyle w:val="ListBullet"/>
+        <w:spacing w:line="240" w:lineRule="auto"/>
+        <w:ind w:left="720"/>
+      </w:pPr>
+      <w:r>
+        <w:rPr>
+          <w:lang w:val="hi_IN" w:bidi="hi_IN"/>
+        </w:rPr>
+      </w:r>
+      <w:r>
+        <w:rPr>
+          <w:lang w:val="hi_IN" w:bidi="hi_IN"/>
+        </w:rPr>
+        <w:t>गिनती 04:1–4</w:t>
+      </w:r>
     </w:p>
     <w:p>
       <w:pPr>
@@ -5933,234 +5543,174 @@
           <w:lang w:val="hi_IN" w:bidi="hi_IN"/>
         </w:rPr>
       </w:r>
-      <w:hyperlink r:id="rId14">
-        <w:r>
-          <w:rPr>
-            <w:lang w:val="hi_IN" w:bidi="hi_IN"/>
-          </w:rPr>
-          <w:rPr>
-            <w:color w:val="0000EE"/>
-            <w:u w:val="single"/>
-          </w:rPr>
-          <w:t>1 पतरस 03:15–17</w:t>
-        </w:r>
-      </w:hyperlink>
-    </w:p>
-    <w:p>
-      <w:pPr>
-        <w:pStyle w:val="ListBullet"/>
-        <w:spacing w:line="240" w:lineRule="auto"/>
-        <w:ind w:left="720"/>
-      </w:pPr>
-      <w:r>
-        <w:rPr>
-          <w:lang w:val="hi_IN" w:bidi="hi_IN"/>
-        </w:rPr>
-      </w:r>
-      <w:hyperlink r:id="rId25">
-        <w:r>
-          <w:rPr>
-            <w:lang w:val="hi_IN" w:bidi="hi_IN"/>
-          </w:rPr>
-          <w:rPr>
-            <w:color w:val="0000EE"/>
-            <w:u w:val="single"/>
-          </w:rPr>
-          <w:t>2 राजा. 02:17</w:t>
-        </w:r>
-      </w:hyperlink>
-    </w:p>
-    <w:p>
-      <w:pPr>
-        <w:pStyle w:val="ListBullet"/>
-        <w:spacing w:line="240" w:lineRule="auto"/>
-        <w:ind w:left="720"/>
-      </w:pPr>
-      <w:r>
-        <w:rPr>
-          <w:lang w:val="hi_IN" w:bidi="hi_IN"/>
-        </w:rPr>
-      </w:r>
-      <w:hyperlink r:id="rId64">
-        <w:r>
-          <w:rPr>
-            <w:lang w:val="hi_IN" w:bidi="hi_IN"/>
-          </w:rPr>
-          <w:rPr>
-            <w:color w:val="0000EE"/>
-            <w:u w:val="single"/>
-          </w:rPr>
-          <w:t>2 शमूएल 13:13</w:t>
-        </w:r>
-      </w:hyperlink>
-    </w:p>
-    <w:p>
-      <w:pPr>
-        <w:pStyle w:val="ListBullet"/>
-        <w:spacing w:line="240" w:lineRule="auto"/>
-        <w:ind w:left="720"/>
-      </w:pPr>
-      <w:r>
-        <w:rPr>
-          <w:lang w:val="hi_IN" w:bidi="hi_IN"/>
-        </w:rPr>
-      </w:r>
-      <w:hyperlink r:id="rId70">
-        <w:r>
-          <w:rPr>
-            <w:lang w:val="hi_IN" w:bidi="hi_IN"/>
-          </w:rPr>
-          <w:rPr>
-            <w:color w:val="0000EE"/>
-            <w:u w:val="single"/>
-          </w:rPr>
-          <w:t>लूका 20:11</w:t>
-        </w:r>
-      </w:hyperlink>
-    </w:p>
-    <w:p>
-      <w:pPr>
-        <w:pStyle w:val="ListBullet"/>
-        <w:spacing w:line="240" w:lineRule="auto"/>
-        <w:ind w:left="720"/>
-      </w:pPr>
-      <w:r>
-        <w:rPr>
-          <w:lang w:val="hi_IN" w:bidi="hi_IN"/>
-        </w:rPr>
-      </w:r>
-      <w:hyperlink r:id="rId71">
-        <w:r>
-          <w:rPr>
-            <w:lang w:val="hi_IN" w:bidi="hi_IN"/>
-          </w:rPr>
-          <w:rPr>
-            <w:color w:val="0000EE"/>
-            <w:u w:val="single"/>
-          </w:rPr>
-          <w:t>मरकुस 08:38</w:t>
-        </w:r>
-      </w:hyperlink>
-    </w:p>
-    <w:p>
-      <w:pPr>
-        <w:pStyle w:val="ListBullet"/>
-        <w:spacing w:line="240" w:lineRule="auto"/>
-        <w:ind w:left="720"/>
-      </w:pPr>
-      <w:r>
-        <w:rPr>
-          <w:lang w:val="hi_IN" w:bidi="hi_IN"/>
-        </w:rPr>
-      </w:r>
-      <w:hyperlink r:id="rId72">
-        <w:r>
-          <w:rPr>
-            <w:lang w:val="hi_IN" w:bidi="hi_IN"/>
-          </w:rPr>
-          <w:rPr>
-            <w:color w:val="0000EE"/>
-            <w:u w:val="single"/>
-          </w:rPr>
-          <w:t>मरकुस 12:4–5</w:t>
-        </w:r>
-      </w:hyperlink>
-    </w:p>
-    <w:p>
-      <w:pPr>
-        <w:pStyle w:val="ListBullet"/>
-        <w:spacing w:line="240" w:lineRule="auto"/>
-        <w:ind w:left="720"/>
-      </w:pPr>
-      <w:r>
-        <w:rPr>
-          <w:lang w:val="hi_IN" w:bidi="hi_IN"/>
-        </w:rPr>
-      </w:r>
-      <w:hyperlink r:id="rId73">
-        <w:r>
-          <w:rPr>
-            <w:lang w:val="hi_IN" w:bidi="hi_IN"/>
-          </w:rPr>
-          <w:rPr>
-            <w:color w:val="0000EE"/>
-            <w:u w:val="single"/>
-          </w:rPr>
-          <w:t>1 तीमुथियुस 03:07</w:t>
-        </w:r>
-      </w:hyperlink>
-    </w:p>
-    <w:p>
-      <w:pPr>
-        <w:pStyle w:val="ListBullet"/>
-        <w:spacing w:line="240" w:lineRule="auto"/>
-        <w:ind w:left="720"/>
-      </w:pPr>
-      <w:r>
-        <w:rPr>
-          <w:lang w:val="hi_IN" w:bidi="hi_IN"/>
-        </w:rPr>
-      </w:r>
-      <w:hyperlink r:id="rId74">
-        <w:r>
-          <w:rPr>
-            <w:lang w:val="hi_IN" w:bidi="hi_IN"/>
-          </w:rPr>
-          <w:rPr>
-            <w:color w:val="0000EE"/>
-            <w:u w:val="single"/>
-          </w:rPr>
-          <w:t>उत्पत्ति 34:07</w:t>
-        </w:r>
-      </w:hyperlink>
-    </w:p>
-    <w:p>
-      <w:pPr>
-        <w:pStyle w:val="ListBullet"/>
-        <w:spacing w:line="240" w:lineRule="auto"/>
-        <w:ind w:left="720"/>
-      </w:pPr>
-      <w:r>
-        <w:rPr>
-          <w:lang w:val="hi_IN" w:bidi="hi_IN"/>
-        </w:rPr>
-      </w:r>
-      <w:hyperlink r:id="rId75">
-        <w:r>
-          <w:rPr>
-            <w:lang w:val="hi_IN" w:bidi="hi_IN"/>
-          </w:rPr>
-          <w:rPr>
-            <w:color w:val="0000EE"/>
-            <w:u w:val="single"/>
-          </w:rPr>
-          <w:t>इब्रानियों 11:26</w:t>
-        </w:r>
-      </w:hyperlink>
-    </w:p>
-    <w:p>
-      <w:pPr>
-        <w:pStyle w:val="ListBullet"/>
-        <w:spacing w:line="240" w:lineRule="auto"/>
-        <w:ind w:left="720"/>
-      </w:pPr>
-      <w:r>
-        <w:rPr>
-          <w:lang w:val="hi_IN" w:bidi="hi_IN"/>
-        </w:rPr>
-      </w:r>
-      <w:hyperlink r:id="rId76">
-        <w:r>
-          <w:rPr>
-            <w:lang w:val="hi_IN" w:bidi="hi_IN"/>
-          </w:rPr>
-          <w:rPr>
-            <w:color w:val="0000EE"/>
-            <w:u w:val="single"/>
-          </w:rPr>
-          <w:t>विलापगीत 02:1–2</w:t>
-        </w:r>
-      </w:hyperlink>
+      <w:r>
+        <w:rPr>
+          <w:lang w:val="hi_IN" w:bidi="hi_IN"/>
+        </w:rPr>
+        <w:t>1 पतरस 03:15–17</w:t>
+      </w:r>
+    </w:p>
+    <w:p>
+      <w:pPr>
+        <w:pStyle w:val="ListBullet"/>
+        <w:spacing w:line="240" w:lineRule="auto"/>
+        <w:ind w:left="720"/>
+      </w:pPr>
+      <w:r>
+        <w:rPr>
+          <w:lang w:val="hi_IN" w:bidi="hi_IN"/>
+        </w:rPr>
+      </w:r>
+      <w:r>
+        <w:rPr>
+          <w:lang w:val="hi_IN" w:bidi="hi_IN"/>
+        </w:rPr>
+        <w:t>2 राजा. 02:17</w:t>
+      </w:r>
+    </w:p>
+    <w:p>
+      <w:pPr>
+        <w:pStyle w:val="ListBullet"/>
+        <w:spacing w:line="240" w:lineRule="auto"/>
+        <w:ind w:left="720"/>
+      </w:pPr>
+      <w:r>
+        <w:rPr>
+          <w:lang w:val="hi_IN" w:bidi="hi_IN"/>
+        </w:rPr>
+      </w:r>
+      <w:r>
+        <w:rPr>
+          <w:lang w:val="hi_IN" w:bidi="hi_IN"/>
+        </w:rPr>
+        <w:t>2 शमूएल 13:13</w:t>
+      </w:r>
+    </w:p>
+    <w:p>
+      <w:pPr>
+        <w:pStyle w:val="ListBullet"/>
+        <w:spacing w:line="240" w:lineRule="auto"/>
+        <w:ind w:left="720"/>
+      </w:pPr>
+      <w:r>
+        <w:rPr>
+          <w:lang w:val="hi_IN" w:bidi="hi_IN"/>
+        </w:rPr>
+      </w:r>
+      <w:r>
+        <w:rPr>
+          <w:lang w:val="hi_IN" w:bidi="hi_IN"/>
+        </w:rPr>
+        <w:t>लूका 20:11</w:t>
+      </w:r>
+    </w:p>
+    <w:p>
+      <w:pPr>
+        <w:pStyle w:val="ListBullet"/>
+        <w:spacing w:line="240" w:lineRule="auto"/>
+        <w:ind w:left="720"/>
+      </w:pPr>
+      <w:r>
+        <w:rPr>
+          <w:lang w:val="hi_IN" w:bidi="hi_IN"/>
+        </w:rPr>
+      </w:r>
+      <w:r>
+        <w:rPr>
+          <w:lang w:val="hi_IN" w:bidi="hi_IN"/>
+        </w:rPr>
+        <w:t>मरकुस 08:38</w:t>
+      </w:r>
+    </w:p>
+    <w:p>
+      <w:pPr>
+        <w:pStyle w:val="ListBullet"/>
+        <w:spacing w:line="240" w:lineRule="auto"/>
+        <w:ind w:left="720"/>
+      </w:pPr>
+      <w:r>
+        <w:rPr>
+          <w:lang w:val="hi_IN" w:bidi="hi_IN"/>
+        </w:rPr>
+      </w:r>
+      <w:r>
+        <w:rPr>
+          <w:lang w:val="hi_IN" w:bidi="hi_IN"/>
+        </w:rPr>
+        <w:t>मरकुस 12:4–5</w:t>
+      </w:r>
+    </w:p>
+    <w:p>
+      <w:pPr>
+        <w:pStyle w:val="ListBullet"/>
+        <w:spacing w:line="240" w:lineRule="auto"/>
+        <w:ind w:left="720"/>
+      </w:pPr>
+      <w:r>
+        <w:rPr>
+          <w:lang w:val="hi_IN" w:bidi="hi_IN"/>
+        </w:rPr>
+      </w:r>
+      <w:r>
+        <w:rPr>
+          <w:lang w:val="hi_IN" w:bidi="hi_IN"/>
+        </w:rPr>
+        <w:t>1 तीमुथियुस 03:07</w:t>
+      </w:r>
+    </w:p>
+    <w:p>
+      <w:pPr>
+        <w:pStyle w:val="ListBullet"/>
+        <w:spacing w:line="240" w:lineRule="auto"/>
+        <w:ind w:left="720"/>
+      </w:pPr>
+      <w:r>
+        <w:rPr>
+          <w:lang w:val="hi_IN" w:bidi="hi_IN"/>
+        </w:rPr>
+      </w:r>
+      <w:r>
+        <w:rPr>
+          <w:lang w:val="hi_IN" w:bidi="hi_IN"/>
+        </w:rPr>
+        <w:t>उत्पत्ति 34:07</w:t>
+      </w:r>
+    </w:p>
+    <w:p>
+      <w:pPr>
+        <w:pStyle w:val="ListBullet"/>
+        <w:spacing w:line="240" w:lineRule="auto"/>
+        <w:ind w:left="720"/>
+      </w:pPr>
+      <w:r>
+        <w:rPr>
+          <w:lang w:val="hi_IN" w:bidi="hi_IN"/>
+        </w:rPr>
+      </w:r>
+      <w:r>
+        <w:rPr>
+          <w:lang w:val="hi_IN" w:bidi="hi_IN"/>
+        </w:rPr>
+        <w:t>इब्रानियों 11:26</w:t>
+      </w:r>
+    </w:p>
+    <w:p>
+      <w:pPr>
+        <w:pStyle w:val="ListBullet"/>
+        <w:spacing w:line="240" w:lineRule="auto"/>
+        <w:ind w:left="720"/>
+      </w:pPr>
+      <w:r>
+        <w:rPr>
+          <w:lang w:val="hi_IN" w:bidi="hi_IN"/>
+        </w:rPr>
+      </w:r>
+      <w:r>
+        <w:rPr>
+          <w:lang w:val="hi_IN" w:bidi="hi_IN"/>
+        </w:rPr>
+        <w:t>विलापगीत 02:1–2</w:t>
+      </w:r>
     </w:p>
     <w:p>
       <w:pPr>
@@ -6191,66 +5741,48 @@
           <w:lang w:val="hi_IN" w:bidi="hi_IN"/>
         </w:rPr>
       </w:r>
-      <w:hyperlink r:id="rId77">
-        <w:r>
-          <w:rPr>
-            <w:lang w:val="hi_IN" w:bidi="hi_IN"/>
-          </w:rPr>
-          <w:rPr>
-            <w:color w:val="0000EE"/>
-            <w:u w:val="single"/>
-          </w:rPr>
-          <w:t>व्यवस्थाविवरण 21:14</w:t>
-        </w:r>
-      </w:hyperlink>
-    </w:p>
-    <w:p>
-      <w:pPr>
-        <w:pStyle w:val="ListBullet"/>
-        <w:spacing w:line="240" w:lineRule="auto"/>
-        <w:ind w:left="720"/>
-      </w:pPr>
-      <w:r>
-        <w:rPr>
-          <w:lang w:val="hi_IN" w:bidi="hi_IN"/>
-        </w:rPr>
-      </w:r>
-      <w:hyperlink r:id="rId78">
-        <w:r>
-          <w:rPr>
-            <w:lang w:val="hi_IN" w:bidi="hi_IN"/>
-          </w:rPr>
-          <w:rPr>
-            <w:color w:val="0000EE"/>
-            <w:u w:val="single"/>
-          </w:rPr>
-          <w:t>एज्रा 09:05</w:t>
-        </w:r>
-      </w:hyperlink>
-    </w:p>
-    <w:p>
-      <w:pPr>
-        <w:pStyle w:val="ListBullet"/>
-        <w:spacing w:line="240" w:lineRule="auto"/>
-        <w:ind w:left="720"/>
-      </w:pPr>
-      <w:r>
-        <w:rPr>
-          <w:lang w:val="hi_IN" w:bidi="hi_IN"/>
-        </w:rPr>
-      </w:r>
-      <w:hyperlink r:id="rId79">
-        <w:r>
-          <w:rPr>
-            <w:lang w:val="hi_IN" w:bidi="hi_IN"/>
-          </w:rPr>
-          <w:rPr>
-            <w:color w:val="0000EE"/>
-            <w:u w:val="single"/>
-          </w:rPr>
-          <w:t>नीतिवचन 25:7–8</w:t>
-        </w:r>
-      </w:hyperlink>
+      <w:r>
+        <w:rPr>
+          <w:lang w:val="hi_IN" w:bidi="hi_IN"/>
+        </w:rPr>
+        <w:t>व्यवस्थाविवरण 21:14</w:t>
+      </w:r>
+    </w:p>
+    <w:p>
+      <w:pPr>
+        <w:pStyle w:val="ListBullet"/>
+        <w:spacing w:line="240" w:lineRule="auto"/>
+        <w:ind w:left="720"/>
+      </w:pPr>
+      <w:r>
+        <w:rPr>
+          <w:lang w:val="hi_IN" w:bidi="hi_IN"/>
+        </w:rPr>
+      </w:r>
+      <w:r>
+        <w:rPr>
+          <w:lang w:val="hi_IN" w:bidi="hi_IN"/>
+        </w:rPr>
+        <w:t>एज्रा 09:05</w:t>
+      </w:r>
+    </w:p>
+    <w:p>
+      <w:pPr>
+        <w:pStyle w:val="ListBullet"/>
+        <w:spacing w:line="240" w:lineRule="auto"/>
+        <w:ind w:left="720"/>
+      </w:pPr>
+      <w:r>
+        <w:rPr>
+          <w:lang w:val="hi_IN" w:bidi="hi_IN"/>
+        </w:rPr>
+      </w:r>
+      <w:r>
+        <w:rPr>
+          <w:lang w:val="hi_IN" w:bidi="hi_IN"/>
+        </w:rPr>
+        <w:t>नीतिवचन 25:7–8</w:t>
+      </w:r>
     </w:p>
     <w:p>
       <w:pPr>
@@ -6299,114 +5831,84 @@
           <w:lang w:val="hi_IN" w:bidi="hi_IN"/>
         </w:rPr>
       </w:r>
-      <w:hyperlink r:id="rId73">
-        <w:r>
-          <w:rPr>
-            <w:lang w:val="hi_IN" w:bidi="hi_IN"/>
-          </w:rPr>
-          <w:rPr>
-            <w:color w:val="0000EE"/>
-            <w:u w:val="single"/>
-          </w:rPr>
-          <w:t>1 तीमुथियुस 05:7–8</w:t>
-        </w:r>
-      </w:hyperlink>
-    </w:p>
-    <w:p>
-      <w:pPr>
-        <w:pStyle w:val="ListBullet"/>
-        <w:spacing w:line="240" w:lineRule="auto"/>
-        <w:ind w:left="720"/>
-      </w:pPr>
-      <w:r>
-        <w:rPr>
-          <w:lang w:val="hi_IN" w:bidi="hi_IN"/>
-        </w:rPr>
-      </w:r>
-      <w:hyperlink r:id="rId73">
-        <w:r>
-          <w:rPr>
-            <w:lang w:val="hi_IN" w:bidi="hi_IN"/>
-          </w:rPr>
-          <w:rPr>
-            <w:color w:val="0000EE"/>
-            <w:u w:val="single"/>
-          </w:rPr>
-          <w:t>1 तीमुथियुस 06:13–14</w:t>
-        </w:r>
-      </w:hyperlink>
-    </w:p>
-    <w:p>
-      <w:pPr>
-        <w:pStyle w:val="ListBullet"/>
-        <w:spacing w:line="240" w:lineRule="auto"/>
-        <w:ind w:left="720"/>
-      </w:pPr>
-      <w:r>
-        <w:rPr>
-          <w:lang w:val="hi_IN" w:bidi="hi_IN"/>
-        </w:rPr>
-      </w:r>
-      <w:hyperlink r:id="rId80">
-        <w:r>
-          <w:rPr>
-            <w:lang w:val="hi_IN" w:bidi="hi_IN"/>
-          </w:rPr>
-          <w:rPr>
-            <w:color w:val="0000EE"/>
-            <w:u w:val="single"/>
-          </w:rPr>
-          <w:t>यिर्मयाह 15:15–16</w:t>
-        </w:r>
-      </w:hyperlink>
-    </w:p>
-    <w:p>
-      <w:pPr>
-        <w:pStyle w:val="ListBullet"/>
-        <w:spacing w:line="240" w:lineRule="auto"/>
-        <w:ind w:left="720"/>
-      </w:pPr>
-      <w:r>
-        <w:rPr>
-          <w:lang w:val="hi_IN" w:bidi="hi_IN"/>
-        </w:rPr>
-      </w:r>
-      <w:hyperlink r:id="rId81">
-        <w:r>
-          <w:rPr>
-            <w:lang w:val="hi_IN" w:bidi="hi_IN"/>
-          </w:rPr>
-          <w:rPr>
-            <w:color w:val="0000EE"/>
-            <w:u w:val="single"/>
-          </w:rPr>
-          <w:t>अय्यूब 16:9–10</w:t>
-        </w:r>
-      </w:hyperlink>
-    </w:p>
-    <w:p>
-      <w:pPr>
-        <w:pStyle w:val="ListBullet"/>
-        <w:spacing w:line="240" w:lineRule="auto"/>
-        <w:ind w:left="720"/>
-      </w:pPr>
-      <w:r>
-        <w:rPr>
-          <w:lang w:val="hi_IN" w:bidi="hi_IN"/>
-        </w:rPr>
-      </w:r>
-      <w:hyperlink r:id="rId82">
-        <w:r>
-          <w:rPr>
-            <w:lang w:val="hi_IN" w:bidi="hi_IN"/>
-          </w:rPr>
-          <w:rPr>
-            <w:color w:val="0000EE"/>
-            <w:u w:val="single"/>
-          </w:rPr>
-          <w:t>नीतिवचन 18:03</w:t>
-        </w:r>
-      </w:hyperlink>
+      <w:r>
+        <w:rPr>
+          <w:lang w:val="hi_IN" w:bidi="hi_IN"/>
+        </w:rPr>
+        <w:t>1 तीमुथियुस 05:7–8</w:t>
+      </w:r>
+    </w:p>
+    <w:p>
+      <w:pPr>
+        <w:pStyle w:val="ListBullet"/>
+        <w:spacing w:line="240" w:lineRule="auto"/>
+        <w:ind w:left="720"/>
+      </w:pPr>
+      <w:r>
+        <w:rPr>
+          <w:lang w:val="hi_IN" w:bidi="hi_IN"/>
+        </w:rPr>
+      </w:r>
+      <w:r>
+        <w:rPr>
+          <w:lang w:val="hi_IN" w:bidi="hi_IN"/>
+        </w:rPr>
+        <w:t>1 तीमुथियुस 06:13–14</w:t>
+      </w:r>
+    </w:p>
+    <w:p>
+      <w:pPr>
+        <w:pStyle w:val="ListBullet"/>
+        <w:spacing w:line="240" w:lineRule="auto"/>
+        <w:ind w:left="720"/>
+      </w:pPr>
+      <w:r>
+        <w:rPr>
+          <w:lang w:val="hi_IN" w:bidi="hi_IN"/>
+        </w:rPr>
+      </w:r>
+      <w:r>
+        <w:rPr>
+          <w:lang w:val="hi_IN" w:bidi="hi_IN"/>
+        </w:rPr>
+        <w:t>यिर्मयाह 15:15–16</w:t>
+      </w:r>
+    </w:p>
+    <w:p>
+      <w:pPr>
+        <w:pStyle w:val="ListBullet"/>
+        <w:spacing w:line="240" w:lineRule="auto"/>
+        <w:ind w:left="720"/>
+      </w:pPr>
+      <w:r>
+        <w:rPr>
+          <w:lang w:val="hi_IN" w:bidi="hi_IN"/>
+        </w:rPr>
+      </w:r>
+      <w:r>
+        <w:rPr>
+          <w:lang w:val="hi_IN" w:bidi="hi_IN"/>
+        </w:rPr>
+        <w:t>अय्यूब 16:9–10</w:t>
+      </w:r>
+    </w:p>
+    <w:p>
+      <w:pPr>
+        <w:pStyle w:val="ListBullet"/>
+        <w:spacing w:line="240" w:lineRule="auto"/>
+        <w:ind w:left="720"/>
+      </w:pPr>
+      <w:r>
+        <w:rPr>
+          <w:lang w:val="hi_IN" w:bidi="hi_IN"/>
+        </w:rPr>
+      </w:r>
+      <w:r>
+        <w:rPr>
+          <w:lang w:val="hi_IN" w:bidi="hi_IN"/>
+        </w:rPr>
+        <w:t>नीतिवचन 18:03</w:t>
+      </w:r>
     </w:p>
     <w:p>
       <w:pPr>
@@ -6684,66 +6186,48 @@
           <w:lang w:val="hi_IN" w:bidi="hi_IN"/>
         </w:rPr>
       </w:r>
-      <w:hyperlink r:id="rId24">
-        <w:r>
-          <w:rPr>
-            <w:lang w:val="hi_IN" w:bidi="hi_IN"/>
-          </w:rPr>
-          <w:rPr>
-            <w:color w:val="0000EE"/>
-            <w:u w:val="single"/>
-          </w:rPr>
-          <w:t>1 इतिहास 8:6–7</w:t>
-        </w:r>
-      </w:hyperlink>
-    </w:p>
-    <w:p>
-      <w:pPr>
-        <w:pStyle w:val="ListBullet"/>
-        <w:spacing w:line="240" w:lineRule="auto"/>
-        <w:ind w:left="720"/>
-      </w:pPr>
-      <w:r>
-        <w:rPr>
-          <w:lang w:val="hi_IN" w:bidi="hi_IN"/>
-        </w:rPr>
-      </w:r>
-      <w:hyperlink r:id="rId25">
-        <w:r>
-          <w:rPr>
-            <w:lang w:val="hi_IN" w:bidi="hi_IN"/>
-          </w:rPr>
-          <w:rPr>
-            <w:color w:val="0000EE"/>
-            <w:u w:val="single"/>
-          </w:rPr>
-          <w:t>2 राजा 5:1</w:t>
-        </w:r>
-      </w:hyperlink>
-    </w:p>
-    <w:p>
-      <w:pPr>
-        <w:pStyle w:val="ListBullet"/>
-        <w:spacing w:line="240" w:lineRule="auto"/>
-        <w:ind w:left="720"/>
-      </w:pPr>
-      <w:r>
-        <w:rPr>
-          <w:lang w:val="hi_IN" w:bidi="hi_IN"/>
-        </w:rPr>
-      </w:r>
-      <w:hyperlink r:id="rId83">
-        <w:r>
-          <w:rPr>
-            <w:lang w:val="hi_IN" w:bidi="hi_IN"/>
-          </w:rPr>
-          <w:rPr>
-            <w:color w:val="0000EE"/>
-            <w:u w:val="single"/>
-          </w:rPr>
-          <w:t>लूका 4:27</w:t>
-        </w:r>
-      </w:hyperlink>
+      <w:r>
+        <w:rPr>
+          <w:lang w:val="hi_IN" w:bidi="hi_IN"/>
+        </w:rPr>
+        <w:t>1 इतिहास 8:6–7</w:t>
+      </w:r>
+    </w:p>
+    <w:p>
+      <w:pPr>
+        <w:pStyle w:val="ListBullet"/>
+        <w:spacing w:line="240" w:lineRule="auto"/>
+        <w:ind w:left="720"/>
+      </w:pPr>
+      <w:r>
+        <w:rPr>
+          <w:lang w:val="hi_IN" w:bidi="hi_IN"/>
+        </w:rPr>
+      </w:r>
+      <w:r>
+        <w:rPr>
+          <w:lang w:val="hi_IN" w:bidi="hi_IN"/>
+        </w:rPr>
+        <w:t>2 राजा 5:1</w:t>
+      </w:r>
+    </w:p>
+    <w:p>
+      <w:pPr>
+        <w:pStyle w:val="ListBullet"/>
+        <w:spacing w:line="240" w:lineRule="auto"/>
+        <w:ind w:left="720"/>
+      </w:pPr>
+      <w:r>
+        <w:rPr>
+          <w:lang w:val="hi_IN" w:bidi="hi_IN"/>
+        </w:rPr>
+      </w:r>
+      <w:r>
+        <w:rPr>
+          <w:lang w:val="hi_IN" w:bidi="hi_IN"/>
+        </w:rPr>
+        <w:t>लूका 4:27</w:t>
+      </w:r>
     </w:p>
     <w:p>
       <w:pPr>
@@ -7096,90 +6580,66 @@
           <w:lang w:val="hi_IN" w:bidi="hi_IN"/>
         </w:rPr>
       </w:r>
-      <w:hyperlink r:id="rId84">
-        <w:r>
-          <w:rPr>
-            <w:lang w:val="hi_IN" w:bidi="hi_IN"/>
-          </w:rPr>
-          <w:rPr>
-            <w:color w:val="0000EE"/>
-            <w:u w:val="single"/>
-          </w:rPr>
-          <w:t>निर्गमन 12:23</w:t>
-        </w:r>
-      </w:hyperlink>
-    </w:p>
-    <w:p>
-      <w:pPr>
-        <w:pStyle w:val="ListBullet"/>
-        <w:spacing w:line="240" w:lineRule="auto"/>
-        <w:ind w:left="720"/>
-      </w:pPr>
-      <w:r>
-        <w:rPr>
-          <w:lang w:val="hi_IN" w:bidi="hi_IN"/>
-        </w:rPr>
-      </w:r>
-      <w:hyperlink r:id="rId85">
-        <w:r>
-          <w:rPr>
-            <w:lang w:val="hi_IN" w:bidi="hi_IN"/>
-          </w:rPr>
-          <w:rPr>
-            <w:color w:val="0000EE"/>
-            <w:u w:val="single"/>
-          </w:rPr>
-          <w:t>इब्रानियों 11:28</w:t>
-        </w:r>
-      </w:hyperlink>
-    </w:p>
-    <w:p>
-      <w:pPr>
-        <w:pStyle w:val="ListBullet"/>
-        <w:spacing w:line="240" w:lineRule="auto"/>
-        <w:ind w:left="720"/>
-      </w:pPr>
-      <w:r>
-        <w:rPr>
-          <w:lang w:val="hi_IN" w:bidi="hi_IN"/>
-        </w:rPr>
-      </w:r>
-      <w:hyperlink r:id="rId86">
-        <w:r>
-          <w:rPr>
-            <w:lang w:val="hi_IN" w:bidi="hi_IN"/>
-          </w:rPr>
-          <w:rPr>
-            <w:color w:val="0000EE"/>
-            <w:u w:val="single"/>
-          </w:rPr>
-          <w:t>यिर्मयाह 06:26</w:t>
-        </w:r>
-      </w:hyperlink>
-    </w:p>
-    <w:p>
-      <w:pPr>
-        <w:pStyle w:val="ListBullet"/>
-        <w:spacing w:line="240" w:lineRule="auto"/>
-        <w:ind w:left="720"/>
-      </w:pPr>
-      <w:r>
-        <w:rPr>
-          <w:lang w:val="hi_IN" w:bidi="hi_IN"/>
-        </w:rPr>
-      </w:r>
-      <w:hyperlink r:id="rId87">
-        <w:r>
-          <w:rPr>
-            <w:lang w:val="hi_IN" w:bidi="hi_IN"/>
-          </w:rPr>
-          <w:rPr>
-            <w:color w:val="0000EE"/>
-            <w:u w:val="single"/>
-          </w:rPr>
-          <w:t>न्यायियों 16:24</w:t>
-        </w:r>
-      </w:hyperlink>
+      <w:r>
+        <w:rPr>
+          <w:lang w:val="hi_IN" w:bidi="hi_IN"/>
+        </w:rPr>
+        <w:t>निर्गमन 12:23</w:t>
+      </w:r>
+    </w:p>
+    <w:p>
+      <w:pPr>
+        <w:pStyle w:val="ListBullet"/>
+        <w:spacing w:line="240" w:lineRule="auto"/>
+        <w:ind w:left="720"/>
+      </w:pPr>
+      <w:r>
+        <w:rPr>
+          <w:lang w:val="hi_IN" w:bidi="hi_IN"/>
+        </w:rPr>
+      </w:r>
+      <w:r>
+        <w:rPr>
+          <w:lang w:val="hi_IN" w:bidi="hi_IN"/>
+        </w:rPr>
+        <w:t>इब्रानियों 11:28</w:t>
+      </w:r>
+    </w:p>
+    <w:p>
+      <w:pPr>
+        <w:pStyle w:val="ListBullet"/>
+        <w:spacing w:line="240" w:lineRule="auto"/>
+        <w:ind w:left="720"/>
+      </w:pPr>
+      <w:r>
+        <w:rPr>
+          <w:lang w:val="hi_IN" w:bidi="hi_IN"/>
+        </w:rPr>
+      </w:r>
+      <w:r>
+        <w:rPr>
+          <w:lang w:val="hi_IN" w:bidi="hi_IN"/>
+        </w:rPr>
+        <w:t>यिर्मयाह 06:26</w:t>
+      </w:r>
+    </w:p>
+    <w:p>
+      <w:pPr>
+        <w:pStyle w:val="ListBullet"/>
+        <w:spacing w:line="240" w:lineRule="auto"/>
+        <w:ind w:left="720"/>
+      </w:pPr>
+      <w:r>
+        <w:rPr>
+          <w:lang w:val="hi_IN" w:bidi="hi_IN"/>
+        </w:rPr>
+      </w:r>
+      <w:r>
+        <w:rPr>
+          <w:lang w:val="hi_IN" w:bidi="hi_IN"/>
+        </w:rPr>
+        <w:t>न्यायियों 16:24</w:t>
+      </w:r>
     </w:p>
     <w:p>
       <w:pPr>
@@ -7428,66 +6888,48 @@
           <w:lang w:val="hi_IN" w:bidi="hi_IN"/>
         </w:rPr>
       </w:r>
-      <w:hyperlink r:id="rId88">
-        <w:r>
-          <w:rPr>
-            <w:lang w:val="hi_IN" w:bidi="hi_IN"/>
-          </w:rPr>
-          <w:rPr>
-            <w:color w:val="0000EE"/>
-            <w:u w:val="single"/>
-          </w:rPr>
-          <w:t>उत्पत्ति 17:14</w:t>
-        </w:r>
-      </w:hyperlink>
-    </w:p>
-    <w:p>
-      <w:pPr>
-        <w:pStyle w:val="ListBullet"/>
-        <w:spacing w:line="240" w:lineRule="auto"/>
-        <w:ind w:left="720"/>
-      </w:pPr>
-      <w:r>
-        <w:rPr>
-          <w:lang w:val="hi_IN" w:bidi="hi_IN"/>
-        </w:rPr>
-      </w:r>
-      <w:hyperlink r:id="rId89">
-        <w:r>
-          <w:rPr>
-            <w:lang w:val="hi_IN" w:bidi="hi_IN"/>
-          </w:rPr>
-          <w:rPr>
-            <w:color w:val="0000EE"/>
-            <w:u w:val="single"/>
-          </w:rPr>
-          <w:t>न्यायियों 21:6</w:t>
-        </w:r>
-      </w:hyperlink>
-    </w:p>
-    <w:p>
-      <w:pPr>
-        <w:pStyle w:val="ListBullet"/>
-        <w:spacing w:line="240" w:lineRule="auto"/>
-        <w:ind w:left="720"/>
-      </w:pPr>
-      <w:r>
-        <w:rPr>
-          <w:lang w:val="hi_IN" w:bidi="hi_IN"/>
-        </w:rPr>
-      </w:r>
-      <w:hyperlink r:id="rId90">
-        <w:r>
-          <w:rPr>
-            <w:lang w:val="hi_IN" w:bidi="hi_IN"/>
-          </w:rPr>
-          <w:rPr>
-            <w:color w:val="0000EE"/>
-            <w:u w:val="single"/>
-          </w:rPr>
-          <w:t>नीतिवचन 23:18</w:t>
-        </w:r>
-      </w:hyperlink>
+      <w:r>
+        <w:rPr>
+          <w:lang w:val="hi_IN" w:bidi="hi_IN"/>
+        </w:rPr>
+        <w:t>उत्पत्ति 17:14</w:t>
+      </w:r>
+    </w:p>
+    <w:p>
+      <w:pPr>
+        <w:pStyle w:val="ListBullet"/>
+        <w:spacing w:line="240" w:lineRule="auto"/>
+        <w:ind w:left="720"/>
+      </w:pPr>
+      <w:r>
+        <w:rPr>
+          <w:lang w:val="hi_IN" w:bidi="hi_IN"/>
+        </w:rPr>
+      </w:r>
+      <w:r>
+        <w:rPr>
+          <w:lang w:val="hi_IN" w:bidi="hi_IN"/>
+        </w:rPr>
+        <w:t>न्यायियों 21:6</w:t>
+      </w:r>
+    </w:p>
+    <w:p>
+      <w:pPr>
+        <w:pStyle w:val="ListBullet"/>
+        <w:spacing w:line="240" w:lineRule="auto"/>
+        <w:ind w:left="720"/>
+      </w:pPr>
+      <w:r>
+        <w:rPr>
+          <w:lang w:val="hi_IN" w:bidi="hi_IN"/>
+        </w:rPr>
+      </w:r>
+      <w:r>
+        <w:rPr>
+          <w:lang w:val="hi_IN" w:bidi="hi_IN"/>
+        </w:rPr>
+        <w:t>नीतिवचन 23:18</w:t>
+      </w:r>
     </w:p>
     <w:p>
       <w:pPr>
@@ -7700,90 +7142,66 @@
           <w:lang w:val="hi_IN" w:bidi="hi_IN"/>
         </w:rPr>
       </w:r>
-      <w:hyperlink r:id="rId91">
-        <w:r>
-          <w:rPr>
-            <w:lang w:val="hi_IN" w:bidi="hi_IN"/>
-          </w:rPr>
-          <w:rPr>
-            <w:color w:val="0000EE"/>
-            <w:u w:val="single"/>
-          </w:rPr>
-          <w:t>दानिय्येल 08:24–25</w:t>
-        </w:r>
-      </w:hyperlink>
-    </w:p>
-    <w:p>
-      <w:pPr>
-        <w:pStyle w:val="ListBullet"/>
-        <w:spacing w:line="240" w:lineRule="auto"/>
-        <w:ind w:left="720"/>
-      </w:pPr>
-      <w:r>
-        <w:rPr>
-          <w:lang w:val="hi_IN" w:bidi="hi_IN"/>
-        </w:rPr>
-      </w:r>
-      <w:hyperlink r:id="rId92">
-        <w:r>
-          <w:rPr>
-            <w:lang w:val="hi_IN" w:bidi="hi_IN"/>
-          </w:rPr>
-          <w:rPr>
-            <w:color w:val="0000EE"/>
-            <w:u w:val="single"/>
-          </w:rPr>
-          <w:t>यिर्मयाह 04:13–15</w:t>
-        </w:r>
-      </w:hyperlink>
-    </w:p>
-    <w:p>
-      <w:pPr>
-        <w:pStyle w:val="ListBullet"/>
-        <w:spacing w:line="240" w:lineRule="auto"/>
-        <w:ind w:left="720"/>
-      </w:pPr>
-      <w:r>
-        <w:rPr>
-          <w:lang w:val="hi_IN" w:bidi="hi_IN"/>
-        </w:rPr>
-      </w:r>
-      <w:hyperlink r:id="rId93">
-        <w:r>
-          <w:rPr>
-            <w:lang w:val="hi_IN" w:bidi="hi_IN"/>
-          </w:rPr>
-          <w:rPr>
-            <w:color w:val="0000EE"/>
-            <w:u w:val="single"/>
-          </w:rPr>
-          <w:t>गिनती 21:29–30</w:t>
-        </w:r>
-      </w:hyperlink>
-    </w:p>
-    <w:p>
-      <w:pPr>
-        <w:pStyle w:val="ListBullet"/>
-        <w:spacing w:line="240" w:lineRule="auto"/>
-        <w:ind w:left="720"/>
-      </w:pPr>
-      <w:r>
-        <w:rPr>
-          <w:lang w:val="hi_IN" w:bidi="hi_IN"/>
-        </w:rPr>
-      </w:r>
-      <w:hyperlink r:id="rId94">
-        <w:r>
-          <w:rPr>
-            <w:lang w:val="hi_IN" w:bidi="hi_IN"/>
-          </w:rPr>
-          <w:rPr>
-            <w:color w:val="0000EE"/>
-            <w:u w:val="single"/>
-          </w:rPr>
-          <w:t>सपन्याह 01:12–13</w:t>
-        </w:r>
-      </w:hyperlink>
+      <w:r>
+        <w:rPr>
+          <w:lang w:val="hi_IN" w:bidi="hi_IN"/>
+        </w:rPr>
+        <w:t>दानिय्येल 08:24–25</w:t>
+      </w:r>
+    </w:p>
+    <w:p>
+      <w:pPr>
+        <w:pStyle w:val="ListBullet"/>
+        <w:spacing w:line="240" w:lineRule="auto"/>
+        <w:ind w:left="720"/>
+      </w:pPr>
+      <w:r>
+        <w:rPr>
+          <w:lang w:val="hi_IN" w:bidi="hi_IN"/>
+        </w:rPr>
+      </w:r>
+      <w:r>
+        <w:rPr>
+          <w:lang w:val="hi_IN" w:bidi="hi_IN"/>
+        </w:rPr>
+        <w:t>यिर्मयाह 04:13–15</w:t>
+      </w:r>
+    </w:p>
+    <w:p>
+      <w:pPr>
+        <w:pStyle w:val="ListBullet"/>
+        <w:spacing w:line="240" w:lineRule="auto"/>
+        <w:ind w:left="720"/>
+      </w:pPr>
+      <w:r>
+        <w:rPr>
+          <w:lang w:val="hi_IN" w:bidi="hi_IN"/>
+        </w:rPr>
+      </w:r>
+      <w:r>
+        <w:rPr>
+          <w:lang w:val="hi_IN" w:bidi="hi_IN"/>
+        </w:rPr>
+        <w:t>गिनती 21:29–30</w:t>
+      </w:r>
+    </w:p>
+    <w:p>
+      <w:pPr>
+        <w:pStyle w:val="ListBullet"/>
+        <w:spacing w:line="240" w:lineRule="auto"/>
+        <w:ind w:left="720"/>
+      </w:pPr>
+      <w:r>
+        <w:rPr>
+          <w:lang w:val="hi_IN" w:bidi="hi_IN"/>
+        </w:rPr>
+      </w:r>
+      <w:r>
+        <w:rPr>
+          <w:lang w:val="hi_IN" w:bidi="hi_IN"/>
+        </w:rPr>
+        <w:t>सपन्याह 01:12–13</w:t>
+      </w:r>
     </w:p>
     <w:p>
       <w:pPr>
@@ -8063,90 +7481,66 @@
           <w:lang w:val="hi_IN" w:bidi="hi_IN"/>
         </w:rPr>
       </w:r>
-      <w:hyperlink r:id="rId14">
-        <w:r>
-          <w:rPr>
-            <w:lang w:val="hi_IN" w:bidi="hi_IN"/>
-          </w:rPr>
-          <w:rPr>
-            <w:color w:val="0000EE"/>
-            <w:u w:val="single"/>
-          </w:rPr>
-          <w:t>1 पतरस 1:23</w:t>
-        </w:r>
-      </w:hyperlink>
-    </w:p>
-    <w:p>
-      <w:pPr>
-        <w:pStyle w:val="ListBullet"/>
-        <w:spacing w:line="240" w:lineRule="auto"/>
-        <w:ind w:left="720"/>
-      </w:pPr>
-      <w:r>
-        <w:rPr>
-          <w:lang w:val="hi_IN" w:bidi="hi_IN"/>
-        </w:rPr>
-      </w:r>
-      <w:hyperlink r:id="rId29">
-        <w:r>
-          <w:rPr>
-            <w:lang w:val="hi_IN" w:bidi="hi_IN"/>
-          </w:rPr>
-          <w:rPr>
-            <w:color w:val="0000EE"/>
-            <w:u w:val="single"/>
-          </w:rPr>
-          <w:t>2 कुरिन्थियों 2:16–17</w:t>
-        </w:r>
-      </w:hyperlink>
-    </w:p>
-    <w:p>
-      <w:pPr>
-        <w:pStyle w:val="ListBullet"/>
-        <w:spacing w:line="240" w:lineRule="auto"/>
-        <w:ind w:left="720"/>
-      </w:pPr>
-      <w:r>
-        <w:rPr>
-          <w:lang w:val="hi_IN" w:bidi="hi_IN"/>
-        </w:rPr>
-      </w:r>
-      <w:hyperlink r:id="rId95">
-        <w:r>
-          <w:rPr>
-            <w:lang w:val="hi_IN" w:bidi="hi_IN"/>
-          </w:rPr>
-          <w:rPr>
-            <w:color w:val="0000EE"/>
-            <w:u w:val="single"/>
-          </w:rPr>
-          <w:t>2 थिस्सलुनीकियों 2:10</w:t>
-        </w:r>
-      </w:hyperlink>
-    </w:p>
-    <w:p>
-      <w:pPr>
-        <w:pStyle w:val="ListBullet"/>
-        <w:spacing w:line="240" w:lineRule="auto"/>
-        <w:ind w:left="720"/>
-      </w:pPr>
-      <w:r>
-        <w:rPr>
-          <w:lang w:val="hi_IN" w:bidi="hi_IN"/>
-        </w:rPr>
-      </w:r>
-      <w:hyperlink r:id="rId96">
-        <w:r>
-          <w:rPr>
-            <w:lang w:val="hi_IN" w:bidi="hi_IN"/>
-          </w:rPr>
-          <w:rPr>
-            <w:color w:val="0000EE"/>
-            <w:u w:val="single"/>
-          </w:rPr>
-          <w:t>यिर्मयाह 18:18</w:t>
-        </w:r>
-      </w:hyperlink>
+      <w:r>
+        <w:rPr>
+          <w:lang w:val="hi_IN" w:bidi="hi_IN"/>
+        </w:rPr>
+        <w:t>1 पतरस 1:23</w:t>
+      </w:r>
+    </w:p>
+    <w:p>
+      <w:pPr>
+        <w:pStyle w:val="ListBullet"/>
+        <w:spacing w:line="240" w:lineRule="auto"/>
+        <w:ind w:left="720"/>
+      </w:pPr>
+      <w:r>
+        <w:rPr>
+          <w:lang w:val="hi_IN" w:bidi="hi_IN"/>
+        </w:rPr>
+      </w:r>
+      <w:r>
+        <w:rPr>
+          <w:lang w:val="hi_IN" w:bidi="hi_IN"/>
+        </w:rPr>
+        <w:t>2 कुरिन्थियों 2:16–17</w:t>
+      </w:r>
+    </w:p>
+    <w:p>
+      <w:pPr>
+        <w:pStyle w:val="ListBullet"/>
+        <w:spacing w:line="240" w:lineRule="auto"/>
+        <w:ind w:left="720"/>
+      </w:pPr>
+      <w:r>
+        <w:rPr>
+          <w:lang w:val="hi_IN" w:bidi="hi_IN"/>
+        </w:rPr>
+      </w:r>
+      <w:r>
+        <w:rPr>
+          <w:lang w:val="hi_IN" w:bidi="hi_IN"/>
+        </w:rPr>
+        <w:t>2 थिस्सलुनीकियों 2:10</w:t>
+      </w:r>
+    </w:p>
+    <w:p>
+      <w:pPr>
+        <w:pStyle w:val="ListBullet"/>
+        <w:spacing w:line="240" w:lineRule="auto"/>
+        <w:ind w:left="720"/>
+      </w:pPr>
+      <w:r>
+        <w:rPr>
+          <w:lang w:val="hi_IN" w:bidi="hi_IN"/>
+        </w:rPr>
+      </w:r>
+      <w:r>
+        <w:rPr>
+          <w:lang w:val="hi_IN" w:bidi="hi_IN"/>
+        </w:rPr>
+        <w:t>यिर्मयाह 18:18</w:t>
+      </w:r>
     </w:p>
     <w:p>
       <w:pPr>
@@ -8177,42 +7571,30 @@
           <w:lang w:val="hi_IN" w:bidi="hi_IN"/>
         </w:rPr>
       </w:r>
-      <w:hyperlink r:id="rId97">
-        <w:r>
-          <w:rPr>
-            <w:lang w:val="hi_IN" w:bidi="hi_IN"/>
-          </w:rPr>
-          <w:rPr>
-            <w:color w:val="0000EE"/>
-            <w:u w:val="single"/>
-          </w:rPr>
-          <w:t>जकर्याह 9:5–7</w:t>
-        </w:r>
-      </w:hyperlink>
-    </w:p>
-    <w:p>
-      <w:pPr>
-        <w:pStyle w:val="ListBullet"/>
-        <w:spacing w:line="240" w:lineRule="auto"/>
-        <w:ind w:left="720"/>
-      </w:pPr>
-      <w:r>
-        <w:rPr>
-          <w:lang w:val="hi_IN" w:bidi="hi_IN"/>
-        </w:rPr>
-      </w:r>
-      <w:hyperlink r:id="rId98">
-        <w:r>
-          <w:rPr>
-            <w:lang w:val="hi_IN" w:bidi="hi_IN"/>
-          </w:rPr>
-          <w:rPr>
-            <w:color w:val="0000EE"/>
-            <w:u w:val="single"/>
-          </w:rPr>
-          <w:t>जकर्याह 13:8</w:t>
-        </w:r>
-      </w:hyperlink>
+      <w:r>
+        <w:rPr>
+          <w:lang w:val="hi_IN" w:bidi="hi_IN"/>
+        </w:rPr>
+        <w:t>जकर्याह 9:5–7</w:t>
+      </w:r>
+    </w:p>
+    <w:p>
+      <w:pPr>
+        <w:pStyle w:val="ListBullet"/>
+        <w:spacing w:line="240" w:lineRule="auto"/>
+        <w:ind w:left="720"/>
+      </w:pPr>
+      <w:r>
+        <w:rPr>
+          <w:lang w:val="hi_IN" w:bidi="hi_IN"/>
+        </w:rPr>
+      </w:r>
+      <w:r>
+        <w:rPr>
+          <w:lang w:val="hi_IN" w:bidi="hi_IN"/>
+        </w:rPr>
+        <w:t>जकर्याह 13:8</w:t>
+      </w:r>
     </w:p>
     <w:p>
       <w:pPr>
@@ -8458,162 +7840,120 @@
           <w:lang w:val="hi_IN" w:bidi="hi_IN"/>
         </w:rPr>
       </w:r>
-      <w:hyperlink r:id="rId99">
-        <w:r>
-          <w:rPr>
-            <w:lang w:val="hi_IN" w:bidi="hi_IN"/>
-          </w:rPr>
-          <w:rPr>
-            <w:color w:val="0000EE"/>
-            <w:u w:val="single"/>
-          </w:rPr>
-          <w:t>प्रे.का. 26:9–11</w:t>
-        </w:r>
-      </w:hyperlink>
-    </w:p>
-    <w:p>
-      <w:pPr>
-        <w:pStyle w:val="ListBullet"/>
-        <w:spacing w:line="240" w:lineRule="auto"/>
-        <w:ind w:left="720"/>
-      </w:pPr>
-      <w:r>
-        <w:rPr>
-          <w:lang w:val="hi_IN" w:bidi="hi_IN"/>
-        </w:rPr>
-      </w:r>
-      <w:hyperlink r:id="rId100">
-        <w:r>
-          <w:rPr>
-            <w:lang w:val="hi_IN" w:bidi="hi_IN"/>
-          </w:rPr>
-          <w:rPr>
-            <w:color w:val="0000EE"/>
-            <w:u w:val="single"/>
-          </w:rPr>
-          <w:t>यूहन्ना 1:43–45</w:t>
-        </w:r>
-      </w:hyperlink>
-    </w:p>
-    <w:p>
-      <w:pPr>
-        <w:pStyle w:val="ListBullet"/>
-        <w:spacing w:line="240" w:lineRule="auto"/>
-        <w:ind w:left="720"/>
-      </w:pPr>
-      <w:r>
-        <w:rPr>
-          <w:lang w:val="hi_IN" w:bidi="hi_IN"/>
-        </w:rPr>
-      </w:r>
-      <w:hyperlink r:id="rId101">
-        <w:r>
-          <w:rPr>
-            <w:lang w:val="hi_IN" w:bidi="hi_IN"/>
-          </w:rPr>
-          <w:rPr>
-            <w:color w:val="0000EE"/>
-            <w:u w:val="single"/>
-          </w:rPr>
-          <w:t>लूका 1:26–29</w:t>
-        </w:r>
-      </w:hyperlink>
-    </w:p>
-    <w:p>
-      <w:pPr>
-        <w:pStyle w:val="ListBullet"/>
-        <w:spacing w:line="240" w:lineRule="auto"/>
-        <w:ind w:left="720"/>
-      </w:pPr>
-      <w:r>
-        <w:rPr>
-          <w:lang w:val="hi_IN" w:bidi="hi_IN"/>
-        </w:rPr>
-      </w:r>
-      <w:hyperlink r:id="rId102">
-        <w:r>
-          <w:rPr>
-            <w:lang w:val="hi_IN" w:bidi="hi_IN"/>
-          </w:rPr>
-          <w:rPr>
-            <w:color w:val="0000EE"/>
-            <w:u w:val="single"/>
-          </w:rPr>
-          <w:t>मरकुस 16:5–7</w:t>
-        </w:r>
-      </w:hyperlink>
-    </w:p>
-    <w:p>
-      <w:pPr>
-        <w:pStyle w:val="ListBullet"/>
-        <w:spacing w:line="240" w:lineRule="auto"/>
-        <w:ind w:left="720"/>
-      </w:pPr>
-      <w:r>
-        <w:rPr>
-          <w:lang w:val="hi_IN" w:bidi="hi_IN"/>
-        </w:rPr>
-      </w:r>
-      <w:hyperlink r:id="rId103">
-        <w:r>
-          <w:rPr>
-            <w:lang w:val="hi_IN" w:bidi="hi_IN"/>
-          </w:rPr>
-          <w:rPr>
-            <w:color w:val="0000EE"/>
-            <w:u w:val="single"/>
-          </w:rPr>
-          <w:t>मत्ती 2:23</w:t>
-        </w:r>
-      </w:hyperlink>
-    </w:p>
-    <w:p>
-      <w:pPr>
-        <w:pStyle w:val="ListBullet"/>
-        <w:spacing w:line="240" w:lineRule="auto"/>
-        <w:ind w:left="720"/>
-      </w:pPr>
-      <w:r>
-        <w:rPr>
-          <w:lang w:val="hi_IN" w:bidi="hi_IN"/>
-        </w:rPr>
-      </w:r>
-      <w:hyperlink r:id="rId104">
-        <w:r>
-          <w:rPr>
-            <w:lang w:val="hi_IN" w:bidi="hi_IN"/>
-          </w:rPr>
-          <w:rPr>
-            <w:color w:val="0000EE"/>
-            <w:u w:val="single"/>
-          </w:rPr>
-          <w:t>मत्ती 21:9–11</w:t>
-        </w:r>
-      </w:hyperlink>
-    </w:p>
-    <w:p>
-      <w:pPr>
-        <w:pStyle w:val="ListBullet"/>
-        <w:spacing w:line="240" w:lineRule="auto"/>
-        <w:ind w:left="720"/>
-      </w:pPr>
-      <w:r>
-        <w:rPr>
-          <w:lang w:val="hi_IN" w:bidi="hi_IN"/>
-        </w:rPr>
-      </w:r>
-      <w:hyperlink r:id="rId105">
-        <w:r>
-          <w:rPr>
-            <w:lang w:val="hi_IN" w:bidi="hi_IN"/>
-          </w:rPr>
-          <w:rPr>
-            <w:color w:val="0000EE"/>
-            <w:u w:val="single"/>
-          </w:rPr>
-          <w:t>मत्ती 26:71–72</w:t>
-        </w:r>
-      </w:hyperlink>
+      <w:r>
+        <w:rPr>
+          <w:lang w:val="hi_IN" w:bidi="hi_IN"/>
+        </w:rPr>
+        <w:t>प्रे.का. 26:9–11</w:t>
+      </w:r>
+    </w:p>
+    <w:p>
+      <w:pPr>
+        <w:pStyle w:val="ListBullet"/>
+        <w:spacing w:line="240" w:lineRule="auto"/>
+        <w:ind w:left="720"/>
+      </w:pPr>
+      <w:r>
+        <w:rPr>
+          <w:lang w:val="hi_IN" w:bidi="hi_IN"/>
+        </w:rPr>
+      </w:r>
+      <w:r>
+        <w:rPr>
+          <w:lang w:val="hi_IN" w:bidi="hi_IN"/>
+        </w:rPr>
+        <w:t>यूहन्ना 1:43–45</w:t>
+      </w:r>
+    </w:p>
+    <w:p>
+      <w:pPr>
+        <w:pStyle w:val="ListBullet"/>
+        <w:spacing w:line="240" w:lineRule="auto"/>
+        <w:ind w:left="720"/>
+      </w:pPr>
+      <w:r>
+        <w:rPr>
+          <w:lang w:val="hi_IN" w:bidi="hi_IN"/>
+        </w:rPr>
+      </w:r>
+      <w:r>
+        <w:rPr>
+          <w:lang w:val="hi_IN" w:bidi="hi_IN"/>
+        </w:rPr>
+        <w:t>लूका 1:26–29</w:t>
+      </w:r>
+    </w:p>
+    <w:p>
+      <w:pPr>
+        <w:pStyle w:val="ListBullet"/>
+        <w:spacing w:line="240" w:lineRule="auto"/>
+        <w:ind w:left="720"/>
+      </w:pPr>
+      <w:r>
+        <w:rPr>
+          <w:lang w:val="hi_IN" w:bidi="hi_IN"/>
+        </w:rPr>
+      </w:r>
+      <w:r>
+        <w:rPr>
+          <w:lang w:val="hi_IN" w:bidi="hi_IN"/>
+        </w:rPr>
+        <w:t>मरकुस 16:5–7</w:t>
+      </w:r>
+    </w:p>
+    <w:p>
+      <w:pPr>
+        <w:pStyle w:val="ListBullet"/>
+        <w:spacing w:line="240" w:lineRule="auto"/>
+        <w:ind w:left="720"/>
+      </w:pPr>
+      <w:r>
+        <w:rPr>
+          <w:lang w:val="hi_IN" w:bidi="hi_IN"/>
+        </w:rPr>
+      </w:r>
+      <w:r>
+        <w:rPr>
+          <w:lang w:val="hi_IN" w:bidi="hi_IN"/>
+        </w:rPr>
+        <w:t>मत्ती 2:23</w:t>
+      </w:r>
+    </w:p>
+    <w:p>
+      <w:pPr>
+        <w:pStyle w:val="ListBullet"/>
+        <w:spacing w:line="240" w:lineRule="auto"/>
+        <w:ind w:left="720"/>
+      </w:pPr>
+      <w:r>
+        <w:rPr>
+          <w:lang w:val="hi_IN" w:bidi="hi_IN"/>
+        </w:rPr>
+      </w:r>
+      <w:r>
+        <w:rPr>
+          <w:lang w:val="hi_IN" w:bidi="hi_IN"/>
+        </w:rPr>
+        <w:t>मत्ती 21:9–11</w:t>
+      </w:r>
+    </w:p>
+    <w:p>
+      <w:pPr>
+        <w:pStyle w:val="ListBullet"/>
+        <w:spacing w:line="240" w:lineRule="auto"/>
+        <w:ind w:left="720"/>
+      </w:pPr>
+      <w:r>
+        <w:rPr>
+          <w:lang w:val="hi_IN" w:bidi="hi_IN"/>
+        </w:rPr>
+      </w:r>
+      <w:r>
+        <w:rPr>
+          <w:lang w:val="hi_IN" w:bidi="hi_IN"/>
+        </w:rPr>
+        <w:t>मत्ती 26:71–72</w:t>
+      </w:r>
     </w:p>
     <w:p>
       <w:pPr>
@@ -8938,90 +8278,66 @@
           <w:lang w:val="hi_IN" w:bidi="hi_IN"/>
         </w:rPr>
       </w:r>
-      <w:hyperlink r:id="rId24">
-        <w:r>
-          <w:rPr>
-            <w:lang w:val="hi_IN" w:bidi="hi_IN"/>
-          </w:rPr>
-          <w:rPr>
-            <w:color w:val="0000EE"/>
-            <w:u w:val="single"/>
-          </w:rPr>
-          <w:t>1 इतिहास 01:24–27</w:t>
-        </w:r>
-      </w:hyperlink>
-    </w:p>
-    <w:p>
-      <w:pPr>
-        <w:pStyle w:val="ListBullet"/>
-        <w:spacing w:line="240" w:lineRule="auto"/>
-        <w:ind w:left="720"/>
-      </w:pPr>
-      <w:r>
-        <w:rPr>
-          <w:lang w:val="hi_IN" w:bidi="hi_IN"/>
-        </w:rPr>
-      </w:r>
-      <w:hyperlink r:id="rId106">
-        <w:r>
-          <w:rPr>
-            <w:lang w:val="hi_IN" w:bidi="hi_IN"/>
-          </w:rPr>
-          <w:rPr>
-            <w:color w:val="0000EE"/>
-            <w:u w:val="single"/>
-          </w:rPr>
-          <w:t>उत्पत्ति 31:51–53</w:t>
-        </w:r>
-      </w:hyperlink>
-    </w:p>
-    <w:p>
-      <w:pPr>
-        <w:pStyle w:val="ListBullet"/>
-        <w:spacing w:line="240" w:lineRule="auto"/>
-        <w:ind w:left="720"/>
-      </w:pPr>
-      <w:r>
-        <w:rPr>
-          <w:lang w:val="hi_IN" w:bidi="hi_IN"/>
-        </w:rPr>
-      </w:r>
-      <w:hyperlink r:id="rId107">
-        <w:r>
-          <w:rPr>
-            <w:lang w:val="hi_IN" w:bidi="hi_IN"/>
-          </w:rPr>
-          <w:rPr>
-            <w:color w:val="0000EE"/>
-            <w:u w:val="single"/>
-          </w:rPr>
-          <w:t>यहोशू 24:1–2</w:t>
-        </w:r>
-      </w:hyperlink>
-    </w:p>
-    <w:p>
-      <w:pPr>
-        <w:pStyle w:val="ListBullet"/>
-        <w:spacing w:line="240" w:lineRule="auto"/>
-        <w:ind w:left="720"/>
-      </w:pPr>
-      <w:r>
-        <w:rPr>
-          <w:lang w:val="hi_IN" w:bidi="hi_IN"/>
-        </w:rPr>
-      </w:r>
-      <w:hyperlink r:id="rId108">
-        <w:r>
-          <w:rPr>
-            <w:lang w:val="hi_IN" w:bidi="hi_IN"/>
-          </w:rPr>
-          <w:rPr>
-            <w:color w:val="0000EE"/>
-            <w:u w:val="single"/>
-          </w:rPr>
-          <w:t>लूका 03:33–35</w:t>
-        </w:r>
-      </w:hyperlink>
+      <w:r>
+        <w:rPr>
+          <w:lang w:val="hi_IN" w:bidi="hi_IN"/>
+        </w:rPr>
+        <w:t>1 इतिहास 01:24–27</w:t>
+      </w:r>
+    </w:p>
+    <w:p>
+      <w:pPr>
+        <w:pStyle w:val="ListBullet"/>
+        <w:spacing w:line="240" w:lineRule="auto"/>
+        <w:ind w:left="720"/>
+      </w:pPr>
+      <w:r>
+        <w:rPr>
+          <w:lang w:val="hi_IN" w:bidi="hi_IN"/>
+        </w:rPr>
+      </w:r>
+      <w:r>
+        <w:rPr>
+          <w:lang w:val="hi_IN" w:bidi="hi_IN"/>
+        </w:rPr>
+        <w:t>उत्पत्ति 31:51–53</w:t>
+      </w:r>
+    </w:p>
+    <w:p>
+      <w:pPr>
+        <w:pStyle w:val="ListBullet"/>
+        <w:spacing w:line="240" w:lineRule="auto"/>
+        <w:ind w:left="720"/>
+      </w:pPr>
+      <w:r>
+        <w:rPr>
+          <w:lang w:val="hi_IN" w:bidi="hi_IN"/>
+        </w:rPr>
+      </w:r>
+      <w:r>
+        <w:rPr>
+          <w:lang w:val="hi_IN" w:bidi="hi_IN"/>
+        </w:rPr>
+        <w:t>यहोशू 24:1–2</w:t>
+      </w:r>
+    </w:p>
+    <w:p>
+      <w:pPr>
+        <w:pStyle w:val="ListBullet"/>
+        <w:spacing w:line="240" w:lineRule="auto"/>
+        <w:ind w:left="720"/>
+      </w:pPr>
+      <w:r>
+        <w:rPr>
+          <w:lang w:val="hi_IN" w:bidi="hi_IN"/>
+        </w:rPr>
+      </w:r>
+      <w:r>
+        <w:rPr>
+          <w:lang w:val="hi_IN" w:bidi="hi_IN"/>
+        </w:rPr>
+        <w:t>लूका 03:33–35</w:t>
+      </w:r>
     </w:p>
     <w:p>
       <w:pPr>
@@ -9272,210 +8588,156 @@
           <w:lang w:val="hi_IN" w:bidi="hi_IN"/>
         </w:rPr>
       </w:r>
-      <w:hyperlink r:id="rId73">
-        <w:r>
-          <w:rPr>
-            <w:lang w:val="hi_IN" w:bidi="hi_IN"/>
-          </w:rPr>
-          <w:rPr>
-            <w:color w:val="0000EE"/>
-            <w:u w:val="single"/>
-          </w:rPr>
-          <w:t>1 तीमुथियुस 1:12–14</w:t>
-        </w:r>
-      </w:hyperlink>
-    </w:p>
-    <w:p>
-      <w:pPr>
-        <w:pStyle w:val="ListBullet"/>
-        <w:spacing w:line="240" w:lineRule="auto"/>
-        <w:ind w:left="720"/>
-      </w:pPr>
-      <w:r>
-        <w:rPr>
-          <w:lang w:val="hi_IN" w:bidi="hi_IN"/>
-        </w:rPr>
-      </w:r>
-      <w:hyperlink r:id="rId109">
-        <w:r>
-          <w:rPr>
-            <w:lang w:val="hi_IN" w:bidi="hi_IN"/>
-          </w:rPr>
-          <w:rPr>
-            <w:color w:val="0000EE"/>
-            <w:u w:val="single"/>
-          </w:rPr>
-          <w:t>प्रे.का. 6:11</w:t>
-        </w:r>
-      </w:hyperlink>
-    </w:p>
-    <w:p>
-      <w:pPr>
-        <w:pStyle w:val="ListBullet"/>
-        <w:spacing w:line="240" w:lineRule="auto"/>
-        <w:ind w:left="720"/>
-      </w:pPr>
-      <w:r>
-        <w:rPr>
-          <w:lang w:val="hi_IN" w:bidi="hi_IN"/>
-        </w:rPr>
-      </w:r>
-      <w:hyperlink r:id="rId99">
-        <w:r>
-          <w:rPr>
-            <w:lang w:val="hi_IN" w:bidi="hi_IN"/>
-          </w:rPr>
-          <w:rPr>
-            <w:color w:val="0000EE"/>
-            <w:u w:val="single"/>
-          </w:rPr>
-          <w:t>प्रे.का. 26:9–11</w:t>
-        </w:r>
-      </w:hyperlink>
-    </w:p>
-    <w:p>
-      <w:pPr>
-        <w:pStyle w:val="ListBullet"/>
-        <w:spacing w:line="240" w:lineRule="auto"/>
-        <w:ind w:left="720"/>
-      </w:pPr>
-      <w:r>
-        <w:rPr>
-          <w:lang w:val="hi_IN" w:bidi="hi_IN"/>
-        </w:rPr>
-      </w:r>
-      <w:hyperlink r:id="rId110">
-        <w:r>
-          <w:rPr>
-            <w:lang w:val="hi_IN" w:bidi="hi_IN"/>
-          </w:rPr>
-          <w:rPr>
-            <w:color w:val="0000EE"/>
-            <w:u w:val="single"/>
-          </w:rPr>
-          <w:t>याकूब 02:5–7</w:t>
-        </w:r>
-      </w:hyperlink>
-    </w:p>
-    <w:p>
-      <w:pPr>
-        <w:pStyle w:val="ListBullet"/>
-        <w:spacing w:line="240" w:lineRule="auto"/>
-        <w:ind w:left="720"/>
-      </w:pPr>
-      <w:r>
-        <w:rPr>
-          <w:lang w:val="hi_IN" w:bidi="hi_IN"/>
-        </w:rPr>
-      </w:r>
-      <w:hyperlink r:id="rId111">
-        <w:r>
-          <w:rPr>
-            <w:lang w:val="hi_IN" w:bidi="hi_IN"/>
-          </w:rPr>
-          <w:rPr>
-            <w:color w:val="0000EE"/>
-            <w:u w:val="single"/>
-          </w:rPr>
-          <w:t>यूहन्ना 10:32–33</w:t>
-        </w:r>
-      </w:hyperlink>
-    </w:p>
-    <w:p>
-      <w:pPr>
-        <w:pStyle w:val="ListBullet"/>
-        <w:spacing w:line="240" w:lineRule="auto"/>
-        <w:ind w:left="720"/>
-      </w:pPr>
-      <w:r>
-        <w:rPr>
-          <w:lang w:val="hi_IN" w:bidi="hi_IN"/>
-        </w:rPr>
-      </w:r>
-      <w:hyperlink r:id="rId112">
-        <w:r>
-          <w:rPr>
-            <w:lang w:val="hi_IN" w:bidi="hi_IN"/>
-          </w:rPr>
-          <w:rPr>
-            <w:color w:val="0000EE"/>
-            <w:u w:val="single"/>
-          </w:rPr>
-          <w:t>लूका 12:10</w:t>
-        </w:r>
-      </w:hyperlink>
-    </w:p>
-    <w:p>
-      <w:pPr>
-        <w:pStyle w:val="ListBullet"/>
-        <w:spacing w:line="240" w:lineRule="auto"/>
-        <w:ind w:left="720"/>
-      </w:pPr>
-      <w:r>
-        <w:rPr>
-          <w:lang w:val="hi_IN" w:bidi="hi_IN"/>
-        </w:rPr>
-      </w:r>
-      <w:hyperlink r:id="rId113">
-        <w:r>
-          <w:rPr>
-            <w:lang w:val="hi_IN" w:bidi="hi_IN"/>
-          </w:rPr>
-          <w:rPr>
-            <w:color w:val="0000EE"/>
-            <w:u w:val="single"/>
-          </w:rPr>
-          <w:t>मरकुस 14:64</w:t>
-        </w:r>
-      </w:hyperlink>
-    </w:p>
-    <w:p>
-      <w:pPr>
-        <w:pStyle w:val="ListBullet"/>
-        <w:spacing w:line="240" w:lineRule="auto"/>
-        <w:ind w:left="720"/>
-      </w:pPr>
-      <w:r>
-        <w:rPr>
-          <w:lang w:val="hi_IN" w:bidi="hi_IN"/>
-        </w:rPr>
-      </w:r>
-      <w:hyperlink r:id="rId114">
-        <w:r>
-          <w:rPr>
-            <w:lang w:val="hi_IN" w:bidi="hi_IN"/>
-          </w:rPr>
-          <w:rPr>
-            <w:color w:val="0000EE"/>
-            <w:u w:val="single"/>
-          </w:rPr>
-          <w:t>मत्ती 12:31</w:t>
-        </w:r>
-      </w:hyperlink>
-    </w:p>
-    <w:p>
-      <w:pPr>
-        <w:pStyle w:val="ListBullet"/>
-        <w:spacing w:line="240" w:lineRule="auto"/>
-        <w:ind w:left="720"/>
-      </w:pPr>
-      <w:r>
-        <w:rPr>
-          <w:lang w:val="hi_IN" w:bidi="hi_IN"/>
-        </w:rPr>
-      </w:r>
-      <w:hyperlink r:id="rId115">
-        <w:r>
-          <w:rPr>
-            <w:lang w:val="hi_IN" w:bidi="hi_IN"/>
-          </w:rPr>
-          <w:rPr>
-            <w:color w:val="0000EE"/>
-            <w:u w:val="single"/>
-          </w:rPr>
-          <w:t>मत्ती 26:65</w:t>
-        </w:r>
-      </w:hyperlink>
+      <w:r>
+        <w:rPr>
+          <w:lang w:val="hi_IN" w:bidi="hi_IN"/>
+        </w:rPr>
+        <w:t>1 तीमुथियुस 1:12–14</w:t>
+      </w:r>
+    </w:p>
+    <w:p>
+      <w:pPr>
+        <w:pStyle w:val="ListBullet"/>
+        <w:spacing w:line="240" w:lineRule="auto"/>
+        <w:ind w:left="720"/>
+      </w:pPr>
+      <w:r>
+        <w:rPr>
+          <w:lang w:val="hi_IN" w:bidi="hi_IN"/>
+        </w:rPr>
+      </w:r>
+      <w:r>
+        <w:rPr>
+          <w:lang w:val="hi_IN" w:bidi="hi_IN"/>
+        </w:rPr>
+        <w:t>प्रे.का. 6:11</w:t>
+      </w:r>
+    </w:p>
+    <w:p>
+      <w:pPr>
+        <w:pStyle w:val="ListBullet"/>
+        <w:spacing w:line="240" w:lineRule="auto"/>
+        <w:ind w:left="720"/>
+      </w:pPr>
+      <w:r>
+        <w:rPr>
+          <w:lang w:val="hi_IN" w:bidi="hi_IN"/>
+        </w:rPr>
+      </w:r>
+      <w:r>
+        <w:rPr>
+          <w:lang w:val="hi_IN" w:bidi="hi_IN"/>
+        </w:rPr>
+        <w:t>प्रे.का. 26:9–11</w:t>
+      </w:r>
+    </w:p>
+    <w:p>
+      <w:pPr>
+        <w:pStyle w:val="ListBullet"/>
+        <w:spacing w:line="240" w:lineRule="auto"/>
+        <w:ind w:left="720"/>
+      </w:pPr>
+      <w:r>
+        <w:rPr>
+          <w:lang w:val="hi_IN" w:bidi="hi_IN"/>
+        </w:rPr>
+      </w:r>
+      <w:r>
+        <w:rPr>
+          <w:lang w:val="hi_IN" w:bidi="hi_IN"/>
+        </w:rPr>
+        <w:t>याकूब 02:5–7</w:t>
+      </w:r>
+    </w:p>
+    <w:p>
+      <w:pPr>
+        <w:pStyle w:val="ListBullet"/>
+        <w:spacing w:line="240" w:lineRule="auto"/>
+        <w:ind w:left="720"/>
+      </w:pPr>
+      <w:r>
+        <w:rPr>
+          <w:lang w:val="hi_IN" w:bidi="hi_IN"/>
+        </w:rPr>
+      </w:r>
+      <w:r>
+        <w:rPr>
+          <w:lang w:val="hi_IN" w:bidi="hi_IN"/>
+        </w:rPr>
+        <w:t>यूहन्ना 10:32–33</w:t>
+      </w:r>
+    </w:p>
+    <w:p>
+      <w:pPr>
+        <w:pStyle w:val="ListBullet"/>
+        <w:spacing w:line="240" w:lineRule="auto"/>
+        <w:ind w:left="720"/>
+      </w:pPr>
+      <w:r>
+        <w:rPr>
+          <w:lang w:val="hi_IN" w:bidi="hi_IN"/>
+        </w:rPr>
+      </w:r>
+      <w:r>
+        <w:rPr>
+          <w:lang w:val="hi_IN" w:bidi="hi_IN"/>
+        </w:rPr>
+        <w:t>लूका 12:10</w:t>
+      </w:r>
+    </w:p>
+    <w:p>
+      <w:pPr>
+        <w:pStyle w:val="ListBullet"/>
+        <w:spacing w:line="240" w:lineRule="auto"/>
+        <w:ind w:left="720"/>
+      </w:pPr>
+      <w:r>
+        <w:rPr>
+          <w:lang w:val="hi_IN" w:bidi="hi_IN"/>
+        </w:rPr>
+      </w:r>
+      <w:r>
+        <w:rPr>
+          <w:lang w:val="hi_IN" w:bidi="hi_IN"/>
+        </w:rPr>
+        <w:t>मरकुस 14:64</w:t>
+      </w:r>
+    </w:p>
+    <w:p>
+      <w:pPr>
+        <w:pStyle w:val="ListBullet"/>
+        <w:spacing w:line="240" w:lineRule="auto"/>
+        <w:ind w:left="720"/>
+      </w:pPr>
+      <w:r>
+        <w:rPr>
+          <w:lang w:val="hi_IN" w:bidi="hi_IN"/>
+        </w:rPr>
+      </w:r>
+      <w:r>
+        <w:rPr>
+          <w:lang w:val="hi_IN" w:bidi="hi_IN"/>
+        </w:rPr>
+        <w:t>मत्ती 12:31</w:t>
+      </w:r>
+    </w:p>
+    <w:p>
+      <w:pPr>
+        <w:pStyle w:val="ListBullet"/>
+        <w:spacing w:line="240" w:lineRule="auto"/>
+        <w:ind w:left="720"/>
+      </w:pPr>
+      <w:r>
+        <w:rPr>
+          <w:lang w:val="hi_IN" w:bidi="hi_IN"/>
+        </w:rPr>
+      </w:r>
+      <w:r>
+        <w:rPr>
+          <w:lang w:val="hi_IN" w:bidi="hi_IN"/>
+        </w:rPr>
+        <w:t>मत्ती 26:65</w:t>
+      </w:r>
     </w:p>
     <w:p>
       <w:pPr>
@@ -9695,210 +8957,156 @@
           <w:lang w:val="hi_IN" w:bidi="hi_IN"/>
         </w:rPr>
       </w:r>
-      <w:hyperlink r:id="rId116">
-        <w:r>
-          <w:rPr>
-            <w:lang w:val="hi_IN" w:bidi="hi_IN"/>
-          </w:rPr>
-          <w:rPr>
-            <w:color w:val="0000EE"/>
-            <w:u w:val="single"/>
-          </w:rPr>
-          <w:t>2 पतरस 3:3</w:t>
-        </w:r>
-      </w:hyperlink>
-    </w:p>
-    <w:p>
-      <w:pPr>
-        <w:pStyle w:val="ListBullet"/>
-        <w:spacing w:line="240" w:lineRule="auto"/>
-        <w:ind w:left="720"/>
-      </w:pPr>
-      <w:r>
-        <w:rPr>
-          <w:lang w:val="hi_IN" w:bidi="hi_IN"/>
-        </w:rPr>
-      </w:r>
-      <w:hyperlink r:id="rId117">
-        <w:r>
-          <w:rPr>
-            <w:lang w:val="hi_IN" w:bidi="hi_IN"/>
-          </w:rPr>
-          <w:rPr>
-            <w:color w:val="0000EE"/>
-            <w:u w:val="single"/>
-          </w:rPr>
-          <w:t>प्रे.का. 2:12–13</w:t>
-        </w:r>
-      </w:hyperlink>
-    </w:p>
-    <w:p>
-      <w:pPr>
-        <w:pStyle w:val="ListBullet"/>
-        <w:spacing w:line="240" w:lineRule="auto"/>
-        <w:ind w:left="720"/>
-      </w:pPr>
-      <w:r>
-        <w:rPr>
-          <w:lang w:val="hi_IN" w:bidi="hi_IN"/>
-        </w:rPr>
-      </w:r>
-      <w:hyperlink r:id="rId118">
-        <w:r>
-          <w:rPr>
-            <w:lang w:val="hi_IN" w:bidi="hi_IN"/>
-          </w:rPr>
-          <w:rPr>
-            <w:color w:val="0000EE"/>
-            <w:u w:val="single"/>
-          </w:rPr>
-          <w:t>गलातियों 6:6–8</w:t>
-        </w:r>
-      </w:hyperlink>
-    </w:p>
-    <w:p>
-      <w:pPr>
-        <w:pStyle w:val="ListBullet"/>
-        <w:spacing w:line="240" w:lineRule="auto"/>
-        <w:ind w:left="720"/>
-      </w:pPr>
-      <w:r>
-        <w:rPr>
-          <w:lang w:val="hi_IN" w:bidi="hi_IN"/>
-        </w:rPr>
-      </w:r>
-      <w:hyperlink r:id="rId119">
-        <w:r>
-          <w:rPr>
-            <w:lang w:val="hi_IN" w:bidi="hi_IN"/>
-          </w:rPr>
-          <w:rPr>
-            <w:color w:val="0000EE"/>
-            <w:u w:val="single"/>
-          </w:rPr>
-          <w:t>उत्पत्ति 39:13–15</w:t>
-        </w:r>
-      </w:hyperlink>
-    </w:p>
-    <w:p>
-      <w:pPr>
-        <w:pStyle w:val="ListBullet"/>
-        <w:spacing w:line="240" w:lineRule="auto"/>
-        <w:ind w:left="720"/>
-      </w:pPr>
-      <w:r>
-        <w:rPr>
-          <w:lang w:val="hi_IN" w:bidi="hi_IN"/>
-        </w:rPr>
-      </w:r>
-      <w:hyperlink r:id="rId120">
-        <w:r>
-          <w:rPr>
-            <w:lang w:val="hi_IN" w:bidi="hi_IN"/>
-          </w:rPr>
-          <w:rPr>
-            <w:color w:val="0000EE"/>
-            <w:u w:val="single"/>
-          </w:rPr>
-          <w:t>लूका 22:63–65</w:t>
-        </w:r>
-      </w:hyperlink>
-    </w:p>
-    <w:p>
-      <w:pPr>
-        <w:pStyle w:val="ListBullet"/>
-        <w:spacing w:line="240" w:lineRule="auto"/>
-        <w:ind w:left="720"/>
-      </w:pPr>
-      <w:r>
-        <w:rPr>
-          <w:lang w:val="hi_IN" w:bidi="hi_IN"/>
-        </w:rPr>
-      </w:r>
-      <w:hyperlink r:id="rId121">
-        <w:r>
-          <w:rPr>
-            <w:lang w:val="hi_IN" w:bidi="hi_IN"/>
-          </w:rPr>
-          <w:rPr>
-            <w:color w:val="0000EE"/>
-            <w:u w:val="single"/>
-          </w:rPr>
-          <w:t>मरकुस 10:34</w:t>
-        </w:r>
-      </w:hyperlink>
-    </w:p>
-    <w:p>
-      <w:pPr>
-        <w:pStyle w:val="ListBullet"/>
-        <w:spacing w:line="240" w:lineRule="auto"/>
-        <w:ind w:left="720"/>
-      </w:pPr>
-      <w:r>
-        <w:rPr>
-          <w:lang w:val="hi_IN" w:bidi="hi_IN"/>
-        </w:rPr>
-      </w:r>
-      <w:hyperlink r:id="rId122">
-        <w:r>
-          <w:rPr>
-            <w:lang w:val="hi_IN" w:bidi="hi_IN"/>
-          </w:rPr>
-          <w:rPr>
-            <w:color w:val="0000EE"/>
-            <w:u w:val="single"/>
-          </w:rPr>
-          <w:t>मत्ती 9:23–24</w:t>
-        </w:r>
-      </w:hyperlink>
-    </w:p>
-    <w:p>
-      <w:pPr>
-        <w:pStyle w:val="ListBullet"/>
-        <w:spacing w:line="240" w:lineRule="auto"/>
-        <w:ind w:left="720"/>
-      </w:pPr>
-      <w:r>
-        <w:rPr>
-          <w:lang w:val="hi_IN" w:bidi="hi_IN"/>
-        </w:rPr>
-      </w:r>
-      <w:hyperlink r:id="rId123">
-        <w:r>
-          <w:rPr>
-            <w:lang w:val="hi_IN" w:bidi="hi_IN"/>
-          </w:rPr>
-          <w:rPr>
-            <w:color w:val="0000EE"/>
-            <w:u w:val="single"/>
-          </w:rPr>
-          <w:t>मत्ती 20:19</w:t>
-        </w:r>
-      </w:hyperlink>
-    </w:p>
-    <w:p>
-      <w:pPr>
-        <w:pStyle w:val="ListBullet"/>
-        <w:spacing w:line="240" w:lineRule="auto"/>
-        <w:ind w:left="720"/>
-      </w:pPr>
-      <w:r>
-        <w:rPr>
-          <w:lang w:val="hi_IN" w:bidi="hi_IN"/>
-        </w:rPr>
-      </w:r>
-      <w:hyperlink r:id="rId124">
-        <w:r>
-          <w:rPr>
-            <w:lang w:val="hi_IN" w:bidi="hi_IN"/>
-          </w:rPr>
-          <w:rPr>
-            <w:color w:val="0000EE"/>
-            <w:u w:val="single"/>
-          </w:rPr>
-          <w:t>मत्ती 27:29</w:t>
-        </w:r>
-      </w:hyperlink>
+      <w:r>
+        <w:rPr>
+          <w:lang w:val="hi_IN" w:bidi="hi_IN"/>
+        </w:rPr>
+        <w:t>2 पतरस 3:3</w:t>
+      </w:r>
+    </w:p>
+    <w:p>
+      <w:pPr>
+        <w:pStyle w:val="ListBullet"/>
+        <w:spacing w:line="240" w:lineRule="auto"/>
+        <w:ind w:left="720"/>
+      </w:pPr>
+      <w:r>
+        <w:rPr>
+          <w:lang w:val="hi_IN" w:bidi="hi_IN"/>
+        </w:rPr>
+      </w:r>
+      <w:r>
+        <w:rPr>
+          <w:lang w:val="hi_IN" w:bidi="hi_IN"/>
+        </w:rPr>
+        <w:t>प्रे.का. 2:12–13</w:t>
+      </w:r>
+    </w:p>
+    <w:p>
+      <w:pPr>
+        <w:pStyle w:val="ListBullet"/>
+        <w:spacing w:line="240" w:lineRule="auto"/>
+        <w:ind w:left="720"/>
+      </w:pPr>
+      <w:r>
+        <w:rPr>
+          <w:lang w:val="hi_IN" w:bidi="hi_IN"/>
+        </w:rPr>
+      </w:r>
+      <w:r>
+        <w:rPr>
+          <w:lang w:val="hi_IN" w:bidi="hi_IN"/>
+        </w:rPr>
+        <w:t>गलातियों 6:6–8</w:t>
+      </w:r>
+    </w:p>
+    <w:p>
+      <w:pPr>
+        <w:pStyle w:val="ListBullet"/>
+        <w:spacing w:line="240" w:lineRule="auto"/>
+        <w:ind w:left="720"/>
+      </w:pPr>
+      <w:r>
+        <w:rPr>
+          <w:lang w:val="hi_IN" w:bidi="hi_IN"/>
+        </w:rPr>
+      </w:r>
+      <w:r>
+        <w:rPr>
+          <w:lang w:val="hi_IN" w:bidi="hi_IN"/>
+        </w:rPr>
+        <w:t>उत्पत्ति 39:13–15</w:t>
+      </w:r>
+    </w:p>
+    <w:p>
+      <w:pPr>
+        <w:pStyle w:val="ListBullet"/>
+        <w:spacing w:line="240" w:lineRule="auto"/>
+        <w:ind w:left="720"/>
+      </w:pPr>
+      <w:r>
+        <w:rPr>
+          <w:lang w:val="hi_IN" w:bidi="hi_IN"/>
+        </w:rPr>
+      </w:r>
+      <w:r>
+        <w:rPr>
+          <w:lang w:val="hi_IN" w:bidi="hi_IN"/>
+        </w:rPr>
+        <w:t>लूका 22:63–65</w:t>
+      </w:r>
+    </w:p>
+    <w:p>
+      <w:pPr>
+        <w:pStyle w:val="ListBullet"/>
+        <w:spacing w:line="240" w:lineRule="auto"/>
+        <w:ind w:left="720"/>
+      </w:pPr>
+      <w:r>
+        <w:rPr>
+          <w:lang w:val="hi_IN" w:bidi="hi_IN"/>
+        </w:rPr>
+      </w:r>
+      <w:r>
+        <w:rPr>
+          <w:lang w:val="hi_IN" w:bidi="hi_IN"/>
+        </w:rPr>
+        <w:t>मरकुस 10:34</w:t>
+      </w:r>
+    </w:p>
+    <w:p>
+      <w:pPr>
+        <w:pStyle w:val="ListBullet"/>
+        <w:spacing w:line="240" w:lineRule="auto"/>
+        <w:ind w:left="720"/>
+      </w:pPr>
+      <w:r>
+        <w:rPr>
+          <w:lang w:val="hi_IN" w:bidi="hi_IN"/>
+        </w:rPr>
+      </w:r>
+      <w:r>
+        <w:rPr>
+          <w:lang w:val="hi_IN" w:bidi="hi_IN"/>
+        </w:rPr>
+        <w:t>मत्ती 9:23–24</w:t>
+      </w:r>
+    </w:p>
+    <w:p>
+      <w:pPr>
+        <w:pStyle w:val="ListBullet"/>
+        <w:spacing w:line="240" w:lineRule="auto"/>
+        <w:ind w:left="720"/>
+      </w:pPr>
+      <w:r>
+        <w:rPr>
+          <w:lang w:val="hi_IN" w:bidi="hi_IN"/>
+        </w:rPr>
+      </w:r>
+      <w:r>
+        <w:rPr>
+          <w:lang w:val="hi_IN" w:bidi="hi_IN"/>
+        </w:rPr>
+        <w:t>मत्ती 20:19</w:t>
+      </w:r>
+    </w:p>
+    <w:p>
+      <w:pPr>
+        <w:pStyle w:val="ListBullet"/>
+        <w:spacing w:line="240" w:lineRule="auto"/>
+        <w:ind w:left="720"/>
+      </w:pPr>
+      <w:r>
+        <w:rPr>
+          <w:lang w:val="hi_IN" w:bidi="hi_IN"/>
+        </w:rPr>
+      </w:r>
+      <w:r>
+        <w:rPr>
+          <w:lang w:val="hi_IN" w:bidi="hi_IN"/>
+        </w:rPr>
+        <w:t>मत्ती 27:29</w:t>
+      </w:r>
     </w:p>
     <w:p>
       <w:pPr>
@@ -10369,90 +9577,66 @@
           <w:lang w:val="hi_IN" w:bidi="hi_IN"/>
         </w:rPr>
       </w:r>
-      <w:hyperlink r:id="rId18">
-        <w:r>
-          <w:rPr>
-            <w:lang w:val="hi_IN" w:bidi="hi_IN"/>
-          </w:rPr>
-          <w:rPr>
-            <w:color w:val="0000EE"/>
-            <w:u w:val="single"/>
-          </w:rPr>
-          <w:t>1 राजा 12:31–32</w:t>
-        </w:r>
-      </w:hyperlink>
-    </w:p>
-    <w:p>
-      <w:pPr>
-        <w:pStyle w:val="ListBullet"/>
-        <w:spacing w:line="240" w:lineRule="auto"/>
-        <w:ind w:left="720"/>
-      </w:pPr>
-      <w:r>
-        <w:rPr>
-          <w:lang w:val="hi_IN" w:bidi="hi_IN"/>
-        </w:rPr>
-      </w:r>
-      <w:hyperlink r:id="rId64">
-        <w:r>
-          <w:rPr>
-            <w:lang w:val="hi_IN" w:bidi="hi_IN"/>
-          </w:rPr>
-          <w:rPr>
-            <w:color w:val="0000EE"/>
-            <w:u w:val="single"/>
-          </w:rPr>
-          <w:t>2 शमूएल 17:13–14</w:t>
-        </w:r>
-      </w:hyperlink>
-    </w:p>
-    <w:p>
-      <w:pPr>
-        <w:pStyle w:val="ListBullet"/>
-        <w:spacing w:line="240" w:lineRule="auto"/>
-        <w:ind w:left="720"/>
-      </w:pPr>
-      <w:r>
-        <w:rPr>
-          <w:lang w:val="hi_IN" w:bidi="hi_IN"/>
-        </w:rPr>
-      </w:r>
-      <w:hyperlink r:id="rId125">
-        <w:r>
-          <w:rPr>
-            <w:lang w:val="hi_IN" w:bidi="hi_IN"/>
-          </w:rPr>
-          <w:rPr>
-            <w:color w:val="0000EE"/>
-            <w:u w:val="single"/>
-          </w:rPr>
-          <w:t>निर्गमन 28:40–41</w:t>
-        </w:r>
-      </w:hyperlink>
-    </w:p>
-    <w:p>
-      <w:pPr>
-        <w:pStyle w:val="ListBullet"/>
-        <w:spacing w:line="240" w:lineRule="auto"/>
-        <w:ind w:left="720"/>
-      </w:pPr>
-      <w:r>
-        <w:rPr>
-          <w:lang w:val="hi_IN" w:bidi="hi_IN"/>
-        </w:rPr>
-      </w:r>
-      <w:hyperlink r:id="rId126">
-        <w:r>
-          <w:rPr>
-            <w:lang w:val="hi_IN" w:bidi="hi_IN"/>
-          </w:rPr>
-          <w:rPr>
-            <w:color w:val="0000EE"/>
-            <w:u w:val="single"/>
-          </w:rPr>
-          <w:t>गिनती 3:3</w:t>
-        </w:r>
-      </w:hyperlink>
+      <w:r>
+        <w:rPr>
+          <w:lang w:val="hi_IN" w:bidi="hi_IN"/>
+        </w:rPr>
+        <w:t>1 राजा 12:31–32</w:t>
+      </w:r>
+    </w:p>
+    <w:p>
+      <w:pPr>
+        <w:pStyle w:val="ListBullet"/>
+        <w:spacing w:line="240" w:lineRule="auto"/>
+        <w:ind w:left="720"/>
+      </w:pPr>
+      <w:r>
+        <w:rPr>
+          <w:lang w:val="hi_IN" w:bidi="hi_IN"/>
+        </w:rPr>
+      </w:r>
+      <w:r>
+        <w:rPr>
+          <w:lang w:val="hi_IN" w:bidi="hi_IN"/>
+        </w:rPr>
+        <w:t>2 शमूएल 17:13–14</w:t>
+      </w:r>
+    </w:p>
+    <w:p>
+      <w:pPr>
+        <w:pStyle w:val="ListBullet"/>
+        <w:spacing w:line="240" w:lineRule="auto"/>
+        <w:ind w:left="720"/>
+      </w:pPr>
+      <w:r>
+        <w:rPr>
+          <w:lang w:val="hi_IN" w:bidi="hi_IN"/>
+        </w:rPr>
+      </w:r>
+      <w:r>
+        <w:rPr>
+          <w:lang w:val="hi_IN" w:bidi="hi_IN"/>
+        </w:rPr>
+        <w:t>निर्गमन 28:40–41</w:t>
+      </w:r>
+    </w:p>
+    <w:p>
+      <w:pPr>
+        <w:pStyle w:val="ListBullet"/>
+        <w:spacing w:line="240" w:lineRule="auto"/>
+        <w:ind w:left="720"/>
+      </w:pPr>
+      <w:r>
+        <w:rPr>
+          <w:lang w:val="hi_IN" w:bidi="hi_IN"/>
+        </w:rPr>
+      </w:r>
+      <w:r>
+        <w:rPr>
+          <w:lang w:val="hi_IN" w:bidi="hi_IN"/>
+        </w:rPr>
+        <w:t>गिनती 3:3</w:t>
+      </w:r>
     </w:p>
     <w:p>
       <w:pPr>
@@ -10701,138 +9885,102 @@
           <w:lang w:val="hi_IN" w:bidi="hi_IN"/>
         </w:rPr>
       </w:r>
-      <w:hyperlink r:id="rId33">
-        <w:r>
-          <w:rPr>
-            <w:lang w:val="hi_IN" w:bidi="hi_IN"/>
-          </w:rPr>
-          <w:rPr>
-            <w:color w:val="0000EE"/>
-            <w:u w:val="single"/>
-          </w:rPr>
-          <w:t>1 शमूएल 8:11</w:t>
-        </w:r>
-      </w:hyperlink>
-    </w:p>
-    <w:p>
-      <w:pPr>
-        <w:pStyle w:val="ListBullet"/>
-        <w:spacing w:line="240" w:lineRule="auto"/>
-        <w:ind w:left="720"/>
-      </w:pPr>
-      <w:r>
-        <w:rPr>
-          <w:lang w:val="hi_IN" w:bidi="hi_IN"/>
-        </w:rPr>
-      </w:r>
-      <w:hyperlink r:id="rId127">
-        <w:r>
-          <w:rPr>
-            <w:lang w:val="hi_IN" w:bidi="hi_IN"/>
-          </w:rPr>
-          <w:rPr>
-            <w:color w:val="0000EE"/>
-            <w:u w:val="single"/>
-          </w:rPr>
-          <w:t>प्रे.का. 3:20</w:t>
-        </w:r>
-      </w:hyperlink>
-    </w:p>
-    <w:p>
-      <w:pPr>
-        <w:pStyle w:val="ListBullet"/>
-        <w:spacing w:line="240" w:lineRule="auto"/>
-        <w:ind w:left="720"/>
-      </w:pPr>
-      <w:r>
-        <w:rPr>
-          <w:lang w:val="hi_IN" w:bidi="hi_IN"/>
-        </w:rPr>
-      </w:r>
-      <w:hyperlink r:id="rId128">
-        <w:r>
-          <w:rPr>
-            <w:lang w:val="hi_IN" w:bidi="hi_IN"/>
-          </w:rPr>
-          <w:rPr>
-            <w:color w:val="0000EE"/>
-            <w:u w:val="single"/>
-          </w:rPr>
-          <w:t>प्रे.का. 6:02</w:t>
-        </w:r>
-      </w:hyperlink>
-    </w:p>
-    <w:p>
-      <w:pPr>
-        <w:pStyle w:val="ListBullet"/>
-        <w:spacing w:line="240" w:lineRule="auto"/>
-        <w:ind w:left="720"/>
-      </w:pPr>
-      <w:r>
-        <w:rPr>
-          <w:lang w:val="hi_IN" w:bidi="hi_IN"/>
-        </w:rPr>
-      </w:r>
-      <w:hyperlink r:id="rId129">
-        <w:r>
-          <w:rPr>
-            <w:lang w:val="hi_IN" w:bidi="hi_IN"/>
-          </w:rPr>
-          <w:rPr>
-            <w:color w:val="0000EE"/>
-            <w:u w:val="single"/>
-          </w:rPr>
-          <w:t>प्रे.का. 13:48</w:t>
-        </w:r>
-      </w:hyperlink>
-    </w:p>
-    <w:p>
-      <w:pPr>
-        <w:pStyle w:val="ListBullet"/>
-        <w:spacing w:line="240" w:lineRule="auto"/>
-        <w:ind w:left="720"/>
-      </w:pPr>
-      <w:r>
-        <w:rPr>
-          <w:lang w:val="hi_IN" w:bidi="hi_IN"/>
-        </w:rPr>
-      </w:r>
-      <w:hyperlink r:id="rId130">
-        <w:r>
-          <w:rPr>
-            <w:lang w:val="hi_IN" w:bidi="hi_IN"/>
-          </w:rPr>
-          <w:rPr>
-            <w:color w:val="0000EE"/>
-            <w:u w:val="single"/>
-          </w:rPr>
-          <w:t>उत्पत्ति 41: 33–34</w:t>
-        </w:r>
-      </w:hyperlink>
-    </w:p>
-    <w:p>
-      <w:pPr>
-        <w:pStyle w:val="ListBullet"/>
-        <w:spacing w:line="240" w:lineRule="auto"/>
-        <w:ind w:left="720"/>
-      </w:pPr>
-      <w:r>
-        <w:rPr>
-          <w:lang w:val="hi_IN" w:bidi="hi_IN"/>
-        </w:rPr>
-      </w:r>
-      <w:hyperlink r:id="rId131">
-        <w:r>
-          <w:rPr>
-            <w:lang w:val="hi_IN" w:bidi="hi_IN"/>
-          </w:rPr>
-          <w:rPr>
-            <w:color w:val="0000EE"/>
-            <w:u w:val="single"/>
-          </w:rPr>
-          <w:t>गिनती 3:9–10</w:t>
-        </w:r>
-      </w:hyperlink>
+      <w:r>
+        <w:rPr>
+          <w:lang w:val="hi_IN" w:bidi="hi_IN"/>
+        </w:rPr>
+        <w:t>1 शमूएल 8:11</w:t>
+      </w:r>
+    </w:p>
+    <w:p>
+      <w:pPr>
+        <w:pStyle w:val="ListBullet"/>
+        <w:spacing w:line="240" w:lineRule="auto"/>
+        <w:ind w:left="720"/>
+      </w:pPr>
+      <w:r>
+        <w:rPr>
+          <w:lang w:val="hi_IN" w:bidi="hi_IN"/>
+        </w:rPr>
+      </w:r>
+      <w:r>
+        <w:rPr>
+          <w:lang w:val="hi_IN" w:bidi="hi_IN"/>
+        </w:rPr>
+        <w:t>प्रे.का. 3:20</w:t>
+      </w:r>
+    </w:p>
+    <w:p>
+      <w:pPr>
+        <w:pStyle w:val="ListBullet"/>
+        <w:spacing w:line="240" w:lineRule="auto"/>
+        <w:ind w:left="720"/>
+      </w:pPr>
+      <w:r>
+        <w:rPr>
+          <w:lang w:val="hi_IN" w:bidi="hi_IN"/>
+        </w:rPr>
+      </w:r>
+      <w:r>
+        <w:rPr>
+          <w:lang w:val="hi_IN" w:bidi="hi_IN"/>
+        </w:rPr>
+        <w:t>प्रे.का. 6:02</w:t>
+      </w:r>
+    </w:p>
+    <w:p>
+      <w:pPr>
+        <w:pStyle w:val="ListBullet"/>
+        <w:spacing w:line="240" w:lineRule="auto"/>
+        <w:ind w:left="720"/>
+      </w:pPr>
+      <w:r>
+        <w:rPr>
+          <w:lang w:val="hi_IN" w:bidi="hi_IN"/>
+        </w:rPr>
+      </w:r>
+      <w:r>
+        <w:rPr>
+          <w:lang w:val="hi_IN" w:bidi="hi_IN"/>
+        </w:rPr>
+        <w:t>प्रे.का. 13:48</w:t>
+      </w:r>
+    </w:p>
+    <w:p>
+      <w:pPr>
+        <w:pStyle w:val="ListBullet"/>
+        <w:spacing w:line="240" w:lineRule="auto"/>
+        <w:ind w:left="720"/>
+      </w:pPr>
+      <w:r>
+        <w:rPr>
+          <w:lang w:val="hi_IN" w:bidi="hi_IN"/>
+        </w:rPr>
+      </w:r>
+      <w:r>
+        <w:rPr>
+          <w:lang w:val="hi_IN" w:bidi="hi_IN"/>
+        </w:rPr>
+        <w:t>उत्पत्ति 41: 33–34</w:t>
+      </w:r>
+    </w:p>
+    <w:p>
+      <w:pPr>
+        <w:pStyle w:val="ListBullet"/>
+        <w:spacing w:line="240" w:lineRule="auto"/>
+        <w:ind w:left="720"/>
+      </w:pPr>
+      <w:r>
+        <w:rPr>
+          <w:lang w:val="hi_IN" w:bidi="hi_IN"/>
+        </w:rPr>
+      </w:r>
+      <w:r>
+        <w:rPr>
+          <w:lang w:val="hi_IN" w:bidi="hi_IN"/>
+        </w:rPr>
+        <w:t>गिनती 3:9–10</w:t>
+      </w:r>
     </w:p>
     <w:p>
       <w:pPr>
@@ -11098,114 +10246,84 @@
           <w:lang w:val="hi_IN" w:bidi="hi_IN"/>
         </w:rPr>
       </w:r>
-      <w:hyperlink r:id="rId24">
-        <w:r>
-          <w:rPr>
-            <w:lang w:val="hi_IN" w:bidi="hi_IN"/>
-          </w:rPr>
-          <w:rPr>
-            <w:color w:val="0000EE"/>
-            <w:u w:val="single"/>
-          </w:rPr>
-          <w:t>1 इतिहास 6:48</w:t>
-        </w:r>
-      </w:hyperlink>
-    </w:p>
-    <w:p>
-      <w:pPr>
-        <w:pStyle w:val="ListBullet"/>
-        <w:spacing w:line="240" w:lineRule="auto"/>
-        <w:ind w:left="720"/>
-      </w:pPr>
-      <w:r>
-        <w:rPr>
-          <w:lang w:val="hi_IN" w:bidi="hi_IN"/>
-        </w:rPr>
-      </w:r>
-      <w:hyperlink r:id="rId132">
-        <w:r>
-          <w:rPr>
-            <w:lang w:val="hi_IN" w:bidi="hi_IN"/>
-          </w:rPr>
-          <w:rPr>
-            <w:color w:val="0000EE"/>
-            <w:u w:val="single"/>
-          </w:rPr>
-          <w:t>दानिय्येल 12:13</w:t>
-        </w:r>
-      </w:hyperlink>
-    </w:p>
-    <w:p>
-      <w:pPr>
-        <w:pStyle w:val="ListBullet"/>
-        <w:spacing w:line="240" w:lineRule="auto"/>
-        <w:ind w:left="720"/>
-      </w:pPr>
-      <w:r>
-        <w:rPr>
-          <w:lang w:val="hi_IN" w:bidi="hi_IN"/>
-        </w:rPr>
-      </w:r>
-      <w:hyperlink r:id="rId133">
-        <w:r>
-          <w:rPr>
-            <w:lang w:val="hi_IN" w:bidi="hi_IN"/>
-          </w:rPr>
-          <w:rPr>
-            <w:color w:val="0000EE"/>
-            <w:u w:val="single"/>
-          </w:rPr>
-          <w:t>यिर्मयाह 43:11</w:t>
-        </w:r>
-      </w:hyperlink>
-    </w:p>
-    <w:p>
-      <w:pPr>
-        <w:pStyle w:val="ListBullet"/>
-        <w:spacing w:line="240" w:lineRule="auto"/>
-        <w:ind w:left="720"/>
-      </w:pPr>
-      <w:r>
-        <w:rPr>
-          <w:lang w:val="hi_IN" w:bidi="hi_IN"/>
-        </w:rPr>
-      </w:r>
-      <w:hyperlink r:id="rId134">
-        <w:r>
-          <w:rPr>
-            <w:lang w:val="hi_IN" w:bidi="hi_IN"/>
-          </w:rPr>
-          <w:rPr>
-            <w:color w:val="0000EE"/>
-            <w:u w:val="single"/>
-          </w:rPr>
-          <w:t>यहोशू 18:2</w:t>
-        </w:r>
-      </w:hyperlink>
-    </w:p>
-    <w:p>
-      <w:pPr>
-        <w:pStyle w:val="ListBullet"/>
-        <w:spacing w:line="240" w:lineRule="auto"/>
-        <w:ind w:left="720"/>
-      </w:pPr>
-      <w:r>
-        <w:rPr>
-          <w:lang w:val="hi_IN" w:bidi="hi_IN"/>
-        </w:rPr>
-      </w:r>
-      <w:hyperlink r:id="rId135">
-        <w:r>
-          <w:rPr>
-            <w:lang w:val="hi_IN" w:bidi="hi_IN"/>
-          </w:rPr>
-          <w:rPr>
-            <w:color w:val="0000EE"/>
-            <w:u w:val="single"/>
-          </w:rPr>
-          <w:t>गिनती 4:27–28</w:t>
-        </w:r>
-      </w:hyperlink>
+      <w:r>
+        <w:rPr>
+          <w:lang w:val="hi_IN" w:bidi="hi_IN"/>
+        </w:rPr>
+        <w:t>1 इतिहास 6:48</w:t>
+      </w:r>
+    </w:p>
+    <w:p>
+      <w:pPr>
+        <w:pStyle w:val="ListBullet"/>
+        <w:spacing w:line="240" w:lineRule="auto"/>
+        <w:ind w:left="720"/>
+      </w:pPr>
+      <w:r>
+        <w:rPr>
+          <w:lang w:val="hi_IN" w:bidi="hi_IN"/>
+        </w:rPr>
+      </w:r>
+      <w:r>
+        <w:rPr>
+          <w:lang w:val="hi_IN" w:bidi="hi_IN"/>
+        </w:rPr>
+        <w:t>दानिय्येल 12:13</w:t>
+      </w:r>
+    </w:p>
+    <w:p>
+      <w:pPr>
+        <w:pStyle w:val="ListBullet"/>
+        <w:spacing w:line="240" w:lineRule="auto"/>
+        <w:ind w:left="720"/>
+      </w:pPr>
+      <w:r>
+        <w:rPr>
+          <w:lang w:val="hi_IN" w:bidi="hi_IN"/>
+        </w:rPr>
+      </w:r>
+      <w:r>
+        <w:rPr>
+          <w:lang w:val="hi_IN" w:bidi="hi_IN"/>
+        </w:rPr>
+        <w:t>यिर्मयाह 43:11</w:t>
+      </w:r>
+    </w:p>
+    <w:p>
+      <w:pPr>
+        <w:pStyle w:val="ListBullet"/>
+        <w:spacing w:line="240" w:lineRule="auto"/>
+        <w:ind w:left="720"/>
+      </w:pPr>
+      <w:r>
+        <w:rPr>
+          <w:lang w:val="hi_IN" w:bidi="hi_IN"/>
+        </w:rPr>
+      </w:r>
+      <w:r>
+        <w:rPr>
+          <w:lang w:val="hi_IN" w:bidi="hi_IN"/>
+        </w:rPr>
+        <w:t>यहोशू 18:2</w:t>
+      </w:r>
+    </w:p>
+    <w:p>
+      <w:pPr>
+        <w:pStyle w:val="ListBullet"/>
+        <w:spacing w:line="240" w:lineRule="auto"/>
+        <w:ind w:left="720"/>
+      </w:pPr>
+      <w:r>
+        <w:rPr>
+          <w:lang w:val="hi_IN" w:bidi="hi_IN"/>
+        </w:rPr>
+      </w:r>
+      <w:r>
+        <w:rPr>
+          <w:lang w:val="hi_IN" w:bidi="hi_IN"/>
+        </w:rPr>
+        <w:t>गिनती 4:27–28</w:t>
+      </w:r>
     </w:p>
     <w:p>
       <w:pPr>
@@ -11517,138 +10635,102 @@
           <w:lang w:val="hi_IN" w:bidi="hi_IN"/>
         </w:rPr>
       </w:r>
-      <w:hyperlink r:id="rId136">
-        <w:r>
-          <w:rPr>
-            <w:lang w:val="hi_IN" w:bidi="hi_IN"/>
-          </w:rPr>
-          <w:rPr>
-            <w:color w:val="0000EE"/>
-            <w:u w:val="single"/>
-          </w:rPr>
-          <w:t>1 कुरिन्थियों 4:10</w:t>
-        </w:r>
-      </w:hyperlink>
-    </w:p>
-    <w:p>
-      <w:pPr>
-        <w:pStyle w:val="ListBullet"/>
-        <w:spacing w:line="240" w:lineRule="auto"/>
-        <w:ind w:left="720"/>
-      </w:pPr>
-      <w:r>
-        <w:rPr>
-          <w:lang w:val="hi_IN" w:bidi="hi_IN"/>
-        </w:rPr>
-      </w:r>
-      <w:hyperlink r:id="rId33">
-        <w:r>
-          <w:rPr>
-            <w:lang w:val="hi_IN" w:bidi="hi_IN"/>
-          </w:rPr>
-          <w:rPr>
-            <w:color w:val="0000EE"/>
-            <w:u w:val="single"/>
-          </w:rPr>
-          <w:t>1 शमूएल 20:34</w:t>
-        </w:r>
-      </w:hyperlink>
-    </w:p>
-    <w:p>
-      <w:pPr>
-        <w:pStyle w:val="ListBullet"/>
-        <w:spacing w:line="240" w:lineRule="auto"/>
-        <w:ind w:left="720"/>
-      </w:pPr>
-      <w:r>
-        <w:rPr>
-          <w:lang w:val="hi_IN" w:bidi="hi_IN"/>
-        </w:rPr>
-      </w:r>
-      <w:hyperlink r:id="rId29">
-        <w:r>
-          <w:rPr>
-            <w:lang w:val="hi_IN" w:bidi="hi_IN"/>
-          </w:rPr>
-          <w:rPr>
-            <w:color w:val="0000EE"/>
-            <w:u w:val="single"/>
-          </w:rPr>
-          <w:t>2 कुरिन्थियों 6:8–10</w:t>
-        </w:r>
-      </w:hyperlink>
-    </w:p>
-    <w:p>
-      <w:pPr>
-        <w:pStyle w:val="ListBullet"/>
-        <w:spacing w:line="240" w:lineRule="auto"/>
-        <w:ind w:left="720"/>
-      </w:pPr>
-      <w:r>
-        <w:rPr>
-          <w:lang w:val="hi_IN" w:bidi="hi_IN"/>
-        </w:rPr>
-      </w:r>
-      <w:hyperlink r:id="rId137">
-        <w:r>
-          <w:rPr>
-            <w:lang w:val="hi_IN" w:bidi="hi_IN"/>
-          </w:rPr>
-          <w:rPr>
-            <w:color w:val="0000EE"/>
-            <w:u w:val="single"/>
-          </w:rPr>
-          <w:t>यहेजकेल 22:7</w:t>
-        </w:r>
-      </w:hyperlink>
-    </w:p>
-    <w:p>
-      <w:pPr>
-        <w:pStyle w:val="ListBullet"/>
-        <w:spacing w:line="240" w:lineRule="auto"/>
-        <w:ind w:left="720"/>
-      </w:pPr>
-      <w:r>
-        <w:rPr>
-          <w:lang w:val="hi_IN" w:bidi="hi_IN"/>
-        </w:rPr>
-      </w:r>
-      <w:hyperlink r:id="rId138">
-        <w:r>
-          <w:rPr>
-            <w:lang w:val="hi_IN" w:bidi="hi_IN"/>
-          </w:rPr>
-          <w:rPr>
-            <w:color w:val="0000EE"/>
-            <w:u w:val="single"/>
-          </w:rPr>
-          <w:t>यूहन्ना 08:48</w:t>
-        </w:r>
-      </w:hyperlink>
-    </w:p>
-    <w:p>
-      <w:pPr>
-        <w:pStyle w:val="ListBullet"/>
-        <w:spacing w:line="240" w:lineRule="auto"/>
-        <w:ind w:left="720"/>
-      </w:pPr>
-      <w:r>
-        <w:rPr>
-          <w:lang w:val="hi_IN" w:bidi="hi_IN"/>
-        </w:rPr>
-      </w:r>
-      <w:hyperlink r:id="rId139">
-        <w:r>
-          <w:rPr>
-            <w:lang w:val="hi_IN" w:bidi="hi_IN"/>
-          </w:rPr>
-          <w:rPr>
-            <w:color w:val="0000EE"/>
-            <w:u w:val="single"/>
-          </w:rPr>
-          <w:t>लैव्यव्यवस्था 18:8</w:t>
-        </w:r>
-      </w:hyperlink>
+      <w:r>
+        <w:rPr>
+          <w:lang w:val="hi_IN" w:bidi="hi_IN"/>
+        </w:rPr>
+        <w:t>1 कुरिन्थियों 4:10</w:t>
+      </w:r>
+    </w:p>
+    <w:p>
+      <w:pPr>
+        <w:pStyle w:val="ListBullet"/>
+        <w:spacing w:line="240" w:lineRule="auto"/>
+        <w:ind w:left="720"/>
+      </w:pPr>
+      <w:r>
+        <w:rPr>
+          <w:lang w:val="hi_IN" w:bidi="hi_IN"/>
+        </w:rPr>
+      </w:r>
+      <w:r>
+        <w:rPr>
+          <w:lang w:val="hi_IN" w:bidi="hi_IN"/>
+        </w:rPr>
+        <w:t>1 शमूएल 20:34</w:t>
+      </w:r>
+    </w:p>
+    <w:p>
+      <w:pPr>
+        <w:pStyle w:val="ListBullet"/>
+        <w:spacing w:line="240" w:lineRule="auto"/>
+        <w:ind w:left="720"/>
+      </w:pPr>
+      <w:r>
+        <w:rPr>
+          <w:lang w:val="hi_IN" w:bidi="hi_IN"/>
+        </w:rPr>
+      </w:r>
+      <w:r>
+        <w:rPr>
+          <w:lang w:val="hi_IN" w:bidi="hi_IN"/>
+        </w:rPr>
+        <w:t>2 कुरिन्थियों 6:8–10</w:t>
+      </w:r>
+    </w:p>
+    <w:p>
+      <w:pPr>
+        <w:pStyle w:val="ListBullet"/>
+        <w:spacing w:line="240" w:lineRule="auto"/>
+        <w:ind w:left="720"/>
+      </w:pPr>
+      <w:r>
+        <w:rPr>
+          <w:lang w:val="hi_IN" w:bidi="hi_IN"/>
+        </w:rPr>
+      </w:r>
+      <w:r>
+        <w:rPr>
+          <w:lang w:val="hi_IN" w:bidi="hi_IN"/>
+        </w:rPr>
+        <w:t>यहेजकेल 22:7</w:t>
+      </w:r>
+    </w:p>
+    <w:p>
+      <w:pPr>
+        <w:pStyle w:val="ListBullet"/>
+        <w:spacing w:line="240" w:lineRule="auto"/>
+        <w:ind w:left="720"/>
+      </w:pPr>
+      <w:r>
+        <w:rPr>
+          <w:lang w:val="hi_IN" w:bidi="hi_IN"/>
+        </w:rPr>
+      </w:r>
+      <w:r>
+        <w:rPr>
+          <w:lang w:val="hi_IN" w:bidi="hi_IN"/>
+        </w:rPr>
+        <w:t>यूहन्ना 08:48</w:t>
+      </w:r>
+    </w:p>
+    <w:p>
+      <w:pPr>
+        <w:pStyle w:val="ListBullet"/>
+        <w:spacing w:line="240" w:lineRule="auto"/>
+        <w:ind w:left="720"/>
+      </w:pPr>
+      <w:r>
+        <w:rPr>
+          <w:lang w:val="hi_IN" w:bidi="hi_IN"/>
+        </w:rPr>
+      </w:r>
+      <w:r>
+        <w:rPr>
+          <w:lang w:val="hi_IN" w:bidi="hi_IN"/>
+        </w:rPr>
+        <w:t>लैव्यव्यवस्था 18:8</w:t>
+      </w:r>
     </w:p>
     <w:p>
       <w:pPr>
@@ -11900,138 +10982,102 @@
           <w:lang w:val="hi_IN" w:bidi="hi_IN"/>
         </w:rPr>
       </w:r>
-      <w:hyperlink r:id="rId140">
-        <w:r>
-          <w:rPr>
-            <w:lang w:val="hi_IN" w:bidi="hi_IN"/>
-          </w:rPr>
-          <w:rPr>
-            <w:color w:val="0000EE"/>
-            <w:u w:val="single"/>
-          </w:rPr>
-          <w:t>निर्गमन 14:04</w:t>
-        </w:r>
-      </w:hyperlink>
-    </w:p>
-    <w:p>
-      <w:pPr>
-        <w:pStyle w:val="ListBullet"/>
-        <w:spacing w:line="240" w:lineRule="auto"/>
-        <w:ind w:left="720"/>
-      </w:pPr>
-      <w:r>
-        <w:rPr>
-          <w:lang w:val="hi_IN" w:bidi="hi_IN"/>
-        </w:rPr>
-      </w:r>
-      <w:hyperlink r:id="rId141">
-        <w:r>
-          <w:rPr>
-            <w:lang w:val="hi_IN" w:bidi="hi_IN"/>
-          </w:rPr>
-          <w:rPr>
-            <w:color w:val="0000EE"/>
-            <w:u w:val="single"/>
-          </w:rPr>
-          <w:t>उत्पत्ति 26:05</w:t>
-        </w:r>
-      </w:hyperlink>
-    </w:p>
-    <w:p>
-      <w:pPr>
-        <w:pStyle w:val="ListBullet"/>
-        <w:spacing w:line="240" w:lineRule="auto"/>
-        <w:ind w:left="720"/>
-      </w:pPr>
-      <w:r>
-        <w:rPr>
-          <w:lang w:val="hi_IN" w:bidi="hi_IN"/>
-        </w:rPr>
-      </w:r>
-      <w:hyperlink r:id="rId142">
-        <w:r>
-          <w:rPr>
-            <w:lang w:val="hi_IN" w:bidi="hi_IN"/>
-          </w:rPr>
-          <w:rPr>
-            <w:color w:val="0000EE"/>
-            <w:u w:val="single"/>
-          </w:rPr>
-          <w:t>इब्रानियों 11:22</w:t>
-        </w:r>
-      </w:hyperlink>
-    </w:p>
-    <w:p>
-      <w:pPr>
-        <w:pStyle w:val="ListBullet"/>
-        <w:spacing w:line="240" w:lineRule="auto"/>
-        <w:ind w:left="720"/>
-      </w:pPr>
-      <w:r>
-        <w:rPr>
-          <w:lang w:val="hi_IN" w:bidi="hi_IN"/>
-        </w:rPr>
-      </w:r>
-      <w:hyperlink r:id="rId143">
-        <w:r>
-          <w:rPr>
-            <w:lang w:val="hi_IN" w:bidi="hi_IN"/>
-          </w:rPr>
-          <w:rPr>
-            <w:color w:val="0000EE"/>
-            <w:u w:val="single"/>
-          </w:rPr>
-          <w:t>मत्ती 10:05</w:t>
-        </w:r>
-      </w:hyperlink>
-    </w:p>
-    <w:p>
-      <w:pPr>
-        <w:pStyle w:val="ListBullet"/>
-        <w:spacing w:line="240" w:lineRule="auto"/>
-        <w:ind w:left="720"/>
-      </w:pPr>
-      <w:r>
-        <w:rPr>
-          <w:lang w:val="hi_IN" w:bidi="hi_IN"/>
-        </w:rPr>
-      </w:r>
-      <w:hyperlink r:id="rId144">
-        <w:r>
-          <w:rPr>
-            <w:lang w:val="hi_IN" w:bidi="hi_IN"/>
-          </w:rPr>
-          <w:rPr>
-            <w:color w:val="0000EE"/>
-            <w:u w:val="single"/>
-          </w:rPr>
-          <w:t>मत्ती 11:1</w:t>
-        </w:r>
-      </w:hyperlink>
-    </w:p>
-    <w:p>
-      <w:pPr>
-        <w:pStyle w:val="ListBullet"/>
-        <w:spacing w:line="240" w:lineRule="auto"/>
-        <w:ind w:left="720"/>
-      </w:pPr>
-      <w:r>
-        <w:rPr>
-          <w:lang w:val="hi_IN" w:bidi="hi_IN"/>
-        </w:rPr>
-      </w:r>
-      <w:hyperlink r:id="rId145">
-        <w:r>
-          <w:rPr>
-            <w:lang w:val="hi_IN" w:bidi="hi_IN"/>
-          </w:rPr>
-          <w:rPr>
-            <w:color w:val="0000EE"/>
-            <w:u w:val="single"/>
-          </w:rPr>
-          <w:t>नीतिवचन 01:30</w:t>
-        </w:r>
-      </w:hyperlink>
+      <w:r>
+        <w:rPr>
+          <w:lang w:val="hi_IN" w:bidi="hi_IN"/>
+        </w:rPr>
+        <w:t>निर्गमन 14:04</w:t>
+      </w:r>
+    </w:p>
+    <w:p>
+      <w:pPr>
+        <w:pStyle w:val="ListBullet"/>
+        <w:spacing w:line="240" w:lineRule="auto"/>
+        <w:ind w:left="720"/>
+      </w:pPr>
+      <w:r>
+        <w:rPr>
+          <w:lang w:val="hi_IN" w:bidi="hi_IN"/>
+        </w:rPr>
+      </w:r>
+      <w:r>
+        <w:rPr>
+          <w:lang w:val="hi_IN" w:bidi="hi_IN"/>
+        </w:rPr>
+        <w:t>उत्पत्ति 26:05</w:t>
+      </w:r>
+    </w:p>
+    <w:p>
+      <w:pPr>
+        <w:pStyle w:val="ListBullet"/>
+        <w:spacing w:line="240" w:lineRule="auto"/>
+        <w:ind w:left="720"/>
+      </w:pPr>
+      <w:r>
+        <w:rPr>
+          <w:lang w:val="hi_IN" w:bidi="hi_IN"/>
+        </w:rPr>
+      </w:r>
+      <w:r>
+        <w:rPr>
+          <w:lang w:val="hi_IN" w:bidi="hi_IN"/>
+        </w:rPr>
+        <w:t>इब्रानियों 11:22</w:t>
+      </w:r>
+    </w:p>
+    <w:p>
+      <w:pPr>
+        <w:pStyle w:val="ListBullet"/>
+        <w:spacing w:line="240" w:lineRule="auto"/>
+        <w:ind w:left="720"/>
+      </w:pPr>
+      <w:r>
+        <w:rPr>
+          <w:lang w:val="hi_IN" w:bidi="hi_IN"/>
+        </w:rPr>
+      </w:r>
+      <w:r>
+        <w:rPr>
+          <w:lang w:val="hi_IN" w:bidi="hi_IN"/>
+        </w:rPr>
+        <w:t>मत्ती 10:05</w:t>
+      </w:r>
+    </w:p>
+    <w:p>
+      <w:pPr>
+        <w:pStyle w:val="ListBullet"/>
+        <w:spacing w:line="240" w:lineRule="auto"/>
+        <w:ind w:left="720"/>
+      </w:pPr>
+      <w:r>
+        <w:rPr>
+          <w:lang w:val="hi_IN" w:bidi="hi_IN"/>
+        </w:rPr>
+      </w:r>
+      <w:r>
+        <w:rPr>
+          <w:lang w:val="hi_IN" w:bidi="hi_IN"/>
+        </w:rPr>
+        <w:t>मत्ती 11:1</w:t>
+      </w:r>
+    </w:p>
+    <w:p>
+      <w:pPr>
+        <w:pStyle w:val="ListBullet"/>
+        <w:spacing w:line="240" w:lineRule="auto"/>
+        <w:ind w:left="720"/>
+      </w:pPr>
+      <w:r>
+        <w:rPr>
+          <w:lang w:val="hi_IN" w:bidi="hi_IN"/>
+        </w:rPr>
+      </w:r>
+      <w:r>
+        <w:rPr>
+          <w:lang w:val="hi_IN" w:bidi="hi_IN"/>
+        </w:rPr>
+        <w:t>नीतिवचन 01:30</w:t>
+      </w:r>
     </w:p>
     <w:p>
       <w:pPr>
@@ -12233,162 +11279,120 @@
           <w:lang w:val="hi_IN" w:bidi="hi_IN"/>
         </w:rPr>
       </w:r>
-      <w:hyperlink r:id="rId146">
-        <w:r>
-          <w:rPr>
-            <w:lang w:val="hi_IN" w:bidi="hi_IN"/>
-          </w:rPr>
-          <w:rPr>
-            <w:color w:val="0000EE"/>
-            <w:u w:val="single"/>
-          </w:rPr>
-          <w:t>1 थिस्सलुनीकियों 2:10</w:t>
-        </w:r>
-      </w:hyperlink>
-    </w:p>
-    <w:p>
-      <w:pPr>
-        <w:pStyle w:val="ListBullet"/>
-        <w:spacing w:line="240" w:lineRule="auto"/>
-        <w:ind w:left="720"/>
-      </w:pPr>
-      <w:r>
-        <w:rPr>
-          <w:lang w:val="hi_IN" w:bidi="hi_IN"/>
-        </w:rPr>
-      </w:r>
-      <w:hyperlink r:id="rId146">
-        <w:r>
-          <w:rPr>
-            <w:lang w:val="hi_IN" w:bidi="hi_IN"/>
-          </w:rPr>
-          <w:rPr>
-            <w:color w:val="0000EE"/>
-            <w:u w:val="single"/>
-          </w:rPr>
-          <w:t>1 थिस्सलुनीकियों 3:11–13</w:t>
-        </w:r>
-      </w:hyperlink>
-    </w:p>
-    <w:p>
-      <w:pPr>
-        <w:pStyle w:val="ListBullet"/>
-        <w:spacing w:line="240" w:lineRule="auto"/>
-        <w:ind w:left="720"/>
-      </w:pPr>
-      <w:r>
-        <w:rPr>
-          <w:lang w:val="hi_IN" w:bidi="hi_IN"/>
-        </w:rPr>
-      </w:r>
-      <w:hyperlink r:id="rId116">
-        <w:r>
-          <w:rPr>
-            <w:lang w:val="hi_IN" w:bidi="hi_IN"/>
-          </w:rPr>
-          <w:rPr>
-            <w:color w:val="0000EE"/>
-            <w:u w:val="single"/>
-          </w:rPr>
-          <w:t>2 पतरस 3:14</w:t>
-        </w:r>
-      </w:hyperlink>
-    </w:p>
-    <w:p>
-      <w:pPr>
-        <w:pStyle w:val="ListBullet"/>
-        <w:spacing w:line="240" w:lineRule="auto"/>
-        <w:ind w:left="720"/>
-      </w:pPr>
-      <w:r>
-        <w:rPr>
-          <w:lang w:val="hi_IN" w:bidi="hi_IN"/>
-        </w:rPr>
-      </w:r>
-      <w:hyperlink r:id="rId147">
-        <w:r>
-          <w:rPr>
-            <w:lang w:val="hi_IN" w:bidi="hi_IN"/>
-          </w:rPr>
-          <w:rPr>
-            <w:color w:val="0000EE"/>
-            <w:u w:val="single"/>
-          </w:rPr>
-          <w:t>कुलुस्सियों 1: 22</w:t>
-        </w:r>
-      </w:hyperlink>
-    </w:p>
-    <w:p>
-      <w:pPr>
-        <w:pStyle w:val="ListBullet"/>
-        <w:spacing w:line="240" w:lineRule="auto"/>
-        <w:ind w:left="720"/>
-      </w:pPr>
-      <w:r>
-        <w:rPr>
-          <w:lang w:val="hi_IN" w:bidi="hi_IN"/>
-        </w:rPr>
-      </w:r>
-      <w:hyperlink r:id="rId148">
-        <w:r>
-          <w:rPr>
-            <w:lang w:val="hi_IN" w:bidi="hi_IN"/>
-          </w:rPr>
-          <w:rPr>
-            <w:color w:val="0000EE"/>
-            <w:u w:val="single"/>
-          </w:rPr>
-          <w:t>उत्पत्ति 17: 1–2</w:t>
-        </w:r>
-      </w:hyperlink>
-    </w:p>
-    <w:p>
-      <w:pPr>
-        <w:pStyle w:val="ListBullet"/>
-        <w:spacing w:line="240" w:lineRule="auto"/>
-        <w:ind w:left="720"/>
-      </w:pPr>
-      <w:r>
-        <w:rPr>
-          <w:lang w:val="hi_IN" w:bidi="hi_IN"/>
-        </w:rPr>
-      </w:r>
-      <w:hyperlink r:id="rId149">
-        <w:r>
-          <w:rPr>
-            <w:lang w:val="hi_IN" w:bidi="hi_IN"/>
-          </w:rPr>
-          <w:rPr>
-            <w:color w:val="0000EE"/>
-            <w:u w:val="single"/>
-          </w:rPr>
-          <w:t>फिलिप्पियों 2:15</w:t>
-        </w:r>
-      </w:hyperlink>
-    </w:p>
-    <w:p>
-      <w:pPr>
-        <w:pStyle w:val="ListBullet"/>
-        <w:spacing w:line="240" w:lineRule="auto"/>
-        <w:ind w:left="720"/>
-      </w:pPr>
-      <w:r>
-        <w:rPr>
-          <w:lang w:val="hi_IN" w:bidi="hi_IN"/>
-        </w:rPr>
-      </w:r>
-      <w:hyperlink r:id="rId150">
-        <w:r>
-          <w:rPr>
-            <w:lang w:val="hi_IN" w:bidi="hi_IN"/>
-          </w:rPr>
-          <w:rPr>
-            <w:color w:val="0000EE"/>
-            <w:u w:val="single"/>
-          </w:rPr>
-          <w:t>फिलिप्पियों 3:6</w:t>
-        </w:r>
-      </w:hyperlink>
+      <w:r>
+        <w:rPr>
+          <w:lang w:val="hi_IN" w:bidi="hi_IN"/>
+        </w:rPr>
+        <w:t>1 थिस्सलुनीकियों 2:10</w:t>
+      </w:r>
+    </w:p>
+    <w:p>
+      <w:pPr>
+        <w:pStyle w:val="ListBullet"/>
+        <w:spacing w:line="240" w:lineRule="auto"/>
+        <w:ind w:left="720"/>
+      </w:pPr>
+      <w:r>
+        <w:rPr>
+          <w:lang w:val="hi_IN" w:bidi="hi_IN"/>
+        </w:rPr>
+      </w:r>
+      <w:r>
+        <w:rPr>
+          <w:lang w:val="hi_IN" w:bidi="hi_IN"/>
+        </w:rPr>
+        <w:t>1 थिस्सलुनीकियों 3:11–13</w:t>
+      </w:r>
+    </w:p>
+    <w:p>
+      <w:pPr>
+        <w:pStyle w:val="ListBullet"/>
+        <w:spacing w:line="240" w:lineRule="auto"/>
+        <w:ind w:left="720"/>
+      </w:pPr>
+      <w:r>
+        <w:rPr>
+          <w:lang w:val="hi_IN" w:bidi="hi_IN"/>
+        </w:rPr>
+      </w:r>
+      <w:r>
+        <w:rPr>
+          <w:lang w:val="hi_IN" w:bidi="hi_IN"/>
+        </w:rPr>
+        <w:t>2 पतरस 3:14</w:t>
+      </w:r>
+    </w:p>
+    <w:p>
+      <w:pPr>
+        <w:pStyle w:val="ListBullet"/>
+        <w:spacing w:line="240" w:lineRule="auto"/>
+        <w:ind w:left="720"/>
+      </w:pPr>
+      <w:r>
+        <w:rPr>
+          <w:lang w:val="hi_IN" w:bidi="hi_IN"/>
+        </w:rPr>
+      </w:r>
+      <w:r>
+        <w:rPr>
+          <w:lang w:val="hi_IN" w:bidi="hi_IN"/>
+        </w:rPr>
+        <w:t>कुलुस्सियों 1: 22</w:t>
+      </w:r>
+    </w:p>
+    <w:p>
+      <w:pPr>
+        <w:pStyle w:val="ListBullet"/>
+        <w:spacing w:line="240" w:lineRule="auto"/>
+        <w:ind w:left="720"/>
+      </w:pPr>
+      <w:r>
+        <w:rPr>
+          <w:lang w:val="hi_IN" w:bidi="hi_IN"/>
+        </w:rPr>
+      </w:r>
+      <w:r>
+        <w:rPr>
+          <w:lang w:val="hi_IN" w:bidi="hi_IN"/>
+        </w:rPr>
+        <w:t>उत्पत्ति 17: 1–2</w:t>
+      </w:r>
+    </w:p>
+    <w:p>
+      <w:pPr>
+        <w:pStyle w:val="ListBullet"/>
+        <w:spacing w:line="240" w:lineRule="auto"/>
+        <w:ind w:left="720"/>
+      </w:pPr>
+      <w:r>
+        <w:rPr>
+          <w:lang w:val="hi_IN" w:bidi="hi_IN"/>
+        </w:rPr>
+      </w:r>
+      <w:r>
+        <w:rPr>
+          <w:lang w:val="hi_IN" w:bidi="hi_IN"/>
+        </w:rPr>
+        <w:t>फिलिप्पियों 2:15</w:t>
+      </w:r>
+    </w:p>
+    <w:p>
+      <w:pPr>
+        <w:pStyle w:val="ListBullet"/>
+        <w:spacing w:line="240" w:lineRule="auto"/>
+        <w:ind w:left="720"/>
+      </w:pPr>
+      <w:r>
+        <w:rPr>
+          <w:lang w:val="hi_IN" w:bidi="hi_IN"/>
+        </w:rPr>
+      </w:r>
+      <w:r>
+        <w:rPr>
+          <w:lang w:val="hi_IN" w:bidi="hi_IN"/>
+        </w:rPr>
+        <w:t>फिलिप्पियों 3:6</w:t>
+      </w:r>
     </w:p>
     <w:p>
       <w:pPr>
@@ -12645,162 +11649,120 @@
           <w:lang w:val="hi_IN" w:bidi="hi_IN"/>
         </w:rPr>
       </w:r>
-      <w:hyperlink r:id="rId136">
-        <w:r>
-          <w:rPr>
-            <w:lang w:val="hi_IN" w:bidi="hi_IN"/>
-          </w:rPr>
-          <w:rPr>
-            <w:color w:val="0000EE"/>
-            <w:u w:val="single"/>
-          </w:rPr>
-          <w:t>1 कुरिन्थियों 04:3–4</w:t>
-        </w:r>
-      </w:hyperlink>
-    </w:p>
-    <w:p>
-      <w:pPr>
-        <w:pStyle w:val="ListBullet"/>
-        <w:spacing w:line="240" w:lineRule="auto"/>
-        <w:ind w:left="720"/>
-      </w:pPr>
-      <w:r>
-        <w:rPr>
-          <w:lang w:val="hi_IN" w:bidi="hi_IN"/>
-        </w:rPr>
-      </w:r>
-      <w:hyperlink r:id="rId33">
-        <w:r>
-          <w:rPr>
-            <w:lang w:val="hi_IN" w:bidi="hi_IN"/>
-          </w:rPr>
-          <w:rPr>
-            <w:color w:val="0000EE"/>
-            <w:u w:val="single"/>
-          </w:rPr>
-          <w:t>1 शमूएल 19:4–5</w:t>
-        </w:r>
-      </w:hyperlink>
-    </w:p>
-    <w:p>
-      <w:pPr>
-        <w:pStyle w:val="ListBullet"/>
-        <w:spacing w:line="240" w:lineRule="auto"/>
-        <w:ind w:left="720"/>
-      </w:pPr>
-      <w:r>
-        <w:rPr>
-          <w:lang w:val="hi_IN" w:bidi="hi_IN"/>
-        </w:rPr>
-      </w:r>
-      <w:hyperlink r:id="rId151">
-        <w:r>
-          <w:rPr>
-            <w:lang w:val="hi_IN" w:bidi="hi_IN"/>
-          </w:rPr>
-          <w:rPr>
-            <w:color w:val="0000EE"/>
-            <w:u w:val="single"/>
-          </w:rPr>
-          <w:t>प्रे.का. 20:25–27</w:t>
-        </w:r>
-      </w:hyperlink>
-    </w:p>
-    <w:p>
-      <w:pPr>
-        <w:pStyle w:val="ListBullet"/>
-        <w:spacing w:line="240" w:lineRule="auto"/>
-        <w:ind w:left="720"/>
-      </w:pPr>
-      <w:r>
-        <w:rPr>
-          <w:lang w:val="hi_IN" w:bidi="hi_IN"/>
-        </w:rPr>
-      </w:r>
-      <w:hyperlink r:id="rId152">
-        <w:r>
-          <w:rPr>
-            <w:lang w:val="hi_IN" w:bidi="hi_IN"/>
-          </w:rPr>
-          <w:rPr>
-            <w:color w:val="0000EE"/>
-            <w:u w:val="single"/>
-          </w:rPr>
-          <w:t>निर्गमन 23:6–9</w:t>
-        </w:r>
-      </w:hyperlink>
-    </w:p>
-    <w:p>
-      <w:pPr>
-        <w:pStyle w:val="ListBullet"/>
-        <w:spacing w:line="240" w:lineRule="auto"/>
-        <w:ind w:left="720"/>
-      </w:pPr>
-      <w:r>
-        <w:rPr>
-          <w:lang w:val="hi_IN" w:bidi="hi_IN"/>
-        </w:rPr>
-      </w:r>
-      <w:hyperlink r:id="rId153">
-        <w:r>
-          <w:rPr>
-            <w:lang w:val="hi_IN" w:bidi="hi_IN"/>
-          </w:rPr>
-          <w:rPr>
-            <w:color w:val="0000EE"/>
-            <w:u w:val="single"/>
-          </w:rPr>
-          <w:t>यिर्मयाह 22:17–19</w:t>
-        </w:r>
-      </w:hyperlink>
-    </w:p>
-    <w:p>
-      <w:pPr>
-        <w:pStyle w:val="ListBullet"/>
-        <w:spacing w:line="240" w:lineRule="auto"/>
-        <w:ind w:left="720"/>
-      </w:pPr>
-      <w:r>
-        <w:rPr>
-          <w:lang w:val="hi_IN" w:bidi="hi_IN"/>
-        </w:rPr>
-      </w:r>
-      <w:hyperlink r:id="rId154">
-        <w:r>
-          <w:rPr>
-            <w:lang w:val="hi_IN" w:bidi="hi_IN"/>
-          </w:rPr>
-          <w:rPr>
-            <w:color w:val="0000EE"/>
-            <w:u w:val="single"/>
-          </w:rPr>
-          <w:t>अय्यूब 09:21–24</w:t>
-        </w:r>
-      </w:hyperlink>
-    </w:p>
-    <w:p>
-      <w:pPr>
-        <w:pStyle w:val="ListBullet"/>
-        <w:spacing w:line="240" w:lineRule="auto"/>
-        <w:ind w:left="720"/>
-      </w:pPr>
-      <w:r>
-        <w:rPr>
-          <w:lang w:val="hi_IN" w:bidi="hi_IN"/>
-        </w:rPr>
-      </w:r>
-      <w:hyperlink r:id="rId155">
-        <w:r>
-          <w:rPr>
-            <w:lang w:val="hi_IN" w:bidi="hi_IN"/>
-          </w:rPr>
-          <w:rPr>
-            <w:color w:val="0000EE"/>
-            <w:u w:val="single"/>
-          </w:rPr>
-          <w:t>रोमियो 16:17–18</w:t>
-        </w:r>
-      </w:hyperlink>
+      <w:r>
+        <w:rPr>
+          <w:lang w:val="hi_IN" w:bidi="hi_IN"/>
+        </w:rPr>
+        <w:t>1 कुरिन्थियों 04:3–4</w:t>
+      </w:r>
+    </w:p>
+    <w:p>
+      <w:pPr>
+        <w:pStyle w:val="ListBullet"/>
+        <w:spacing w:line="240" w:lineRule="auto"/>
+        <w:ind w:left="720"/>
+      </w:pPr>
+      <w:r>
+        <w:rPr>
+          <w:lang w:val="hi_IN" w:bidi="hi_IN"/>
+        </w:rPr>
+      </w:r>
+      <w:r>
+        <w:rPr>
+          <w:lang w:val="hi_IN" w:bidi="hi_IN"/>
+        </w:rPr>
+        <w:t>1 शमूएल 19:4–5</w:t>
+      </w:r>
+    </w:p>
+    <w:p>
+      <w:pPr>
+        <w:pStyle w:val="ListBullet"/>
+        <w:spacing w:line="240" w:lineRule="auto"/>
+        <w:ind w:left="720"/>
+      </w:pPr>
+      <w:r>
+        <w:rPr>
+          <w:lang w:val="hi_IN" w:bidi="hi_IN"/>
+        </w:rPr>
+      </w:r>
+      <w:r>
+        <w:rPr>
+          <w:lang w:val="hi_IN" w:bidi="hi_IN"/>
+        </w:rPr>
+        <w:t>प्रे.का. 20:25–27</w:t>
+      </w:r>
+    </w:p>
+    <w:p>
+      <w:pPr>
+        <w:pStyle w:val="ListBullet"/>
+        <w:spacing w:line="240" w:lineRule="auto"/>
+        <w:ind w:left="720"/>
+      </w:pPr>
+      <w:r>
+        <w:rPr>
+          <w:lang w:val="hi_IN" w:bidi="hi_IN"/>
+        </w:rPr>
+      </w:r>
+      <w:r>
+        <w:rPr>
+          <w:lang w:val="hi_IN" w:bidi="hi_IN"/>
+        </w:rPr>
+        <w:t>निर्गमन 23:6–9</w:t>
+      </w:r>
+    </w:p>
+    <w:p>
+      <w:pPr>
+        <w:pStyle w:val="ListBullet"/>
+        <w:spacing w:line="240" w:lineRule="auto"/>
+        <w:ind w:left="720"/>
+      </w:pPr>
+      <w:r>
+        <w:rPr>
+          <w:lang w:val="hi_IN" w:bidi="hi_IN"/>
+        </w:rPr>
+      </w:r>
+      <w:r>
+        <w:rPr>
+          <w:lang w:val="hi_IN" w:bidi="hi_IN"/>
+        </w:rPr>
+        <w:t>यिर्मयाह 22:17–19</w:t>
+      </w:r>
+    </w:p>
+    <w:p>
+      <w:pPr>
+        <w:pStyle w:val="ListBullet"/>
+        <w:spacing w:line="240" w:lineRule="auto"/>
+        <w:ind w:left="720"/>
+      </w:pPr>
+      <w:r>
+        <w:rPr>
+          <w:lang w:val="hi_IN" w:bidi="hi_IN"/>
+        </w:rPr>
+      </w:r>
+      <w:r>
+        <w:rPr>
+          <w:lang w:val="hi_IN" w:bidi="hi_IN"/>
+        </w:rPr>
+        <w:t>अय्यूब 09:21–24</w:t>
+      </w:r>
+    </w:p>
+    <w:p>
+      <w:pPr>
+        <w:pStyle w:val="ListBullet"/>
+        <w:spacing w:line="240" w:lineRule="auto"/>
+        <w:ind w:left="720"/>
+      </w:pPr>
+      <w:r>
+        <w:rPr>
+          <w:lang w:val="hi_IN" w:bidi="hi_IN"/>
+        </w:rPr>
+      </w:r>
+      <w:r>
+        <w:rPr>
+          <w:lang w:val="hi_IN" w:bidi="hi_IN"/>
+        </w:rPr>
+        <w:t>रोमियो 16:17–18</w:t>
+      </w:r>
     </w:p>
     <w:p>
       <w:pPr>
@@ -13266,162 +12228,120 @@
           <w:lang w:val="hi_IN" w:bidi="hi_IN"/>
         </w:rPr>
       </w:r>
-      <w:hyperlink r:id="rId24">
-        <w:r>
-          <w:rPr>
-            <w:lang w:val="hi_IN" w:bidi="hi_IN"/>
-          </w:rPr>
-          <w:rPr>
-            <w:color w:val="0000EE"/>
-            <w:u w:val="single"/>
-          </w:rPr>
-          <w:t>1 इतिहास 21:28–30</w:t>
-        </w:r>
-      </w:hyperlink>
-    </w:p>
-    <w:p>
-      <w:pPr>
-        <w:pStyle w:val="ListBullet"/>
-        <w:spacing w:line="240" w:lineRule="auto"/>
-        <w:ind w:left="720"/>
-      </w:pPr>
-      <w:r>
-        <w:rPr>
-          <w:lang w:val="hi_IN" w:bidi="hi_IN"/>
-        </w:rPr>
-      </w:r>
-      <w:hyperlink r:id="rId48">
-        <w:r>
-          <w:rPr>
-            <w:lang w:val="hi_IN" w:bidi="hi_IN"/>
-          </w:rPr>
-          <w:rPr>
-            <w:color w:val="0000EE"/>
-            <w:u w:val="single"/>
-          </w:rPr>
-          <w:t>2 इतिहास 01:2–5</w:t>
-        </w:r>
-      </w:hyperlink>
-    </w:p>
-    <w:p>
-      <w:pPr>
-        <w:pStyle w:val="ListBullet"/>
-        <w:spacing w:line="240" w:lineRule="auto"/>
-        <w:ind w:left="720"/>
-      </w:pPr>
-      <w:r>
-        <w:rPr>
-          <w:lang w:val="hi_IN" w:bidi="hi_IN"/>
-        </w:rPr>
-      </w:r>
-      <w:hyperlink r:id="rId156">
-        <w:r>
-          <w:rPr>
-            <w:lang w:val="hi_IN" w:bidi="hi_IN"/>
-          </w:rPr>
-          <w:rPr>
-            <w:color w:val="0000EE"/>
-            <w:u w:val="single"/>
-          </w:rPr>
-          <w:t>प्रे.का. 07:43</w:t>
-        </w:r>
-      </w:hyperlink>
-    </w:p>
-    <w:p>
-      <w:pPr>
-        <w:pStyle w:val="ListBullet"/>
-        <w:spacing w:line="240" w:lineRule="auto"/>
-        <w:ind w:left="720"/>
-      </w:pPr>
-      <w:r>
-        <w:rPr>
-          <w:lang w:val="hi_IN" w:bidi="hi_IN"/>
-        </w:rPr>
-      </w:r>
-      <w:hyperlink r:id="rId157">
-        <w:r>
-          <w:rPr>
-            <w:lang w:val="hi_IN" w:bidi="hi_IN"/>
-          </w:rPr>
-          <w:rPr>
-            <w:color w:val="0000EE"/>
-            <w:u w:val="single"/>
-          </w:rPr>
-          <w:t>प्रे.का. 07:44–46</w:t>
-        </w:r>
-      </w:hyperlink>
-    </w:p>
-    <w:p>
-      <w:pPr>
-        <w:pStyle w:val="ListBullet"/>
-        <w:spacing w:line="240" w:lineRule="auto"/>
-        <w:ind w:left="720"/>
-      </w:pPr>
-      <w:r>
-        <w:rPr>
-          <w:lang w:val="hi_IN" w:bidi="hi_IN"/>
-        </w:rPr>
-      </w:r>
-      <w:hyperlink r:id="rId158">
-        <w:r>
-          <w:rPr>
-            <w:lang w:val="hi_IN" w:bidi="hi_IN"/>
-          </w:rPr>
-          <w:rPr>
-            <w:color w:val="0000EE"/>
-            <w:u w:val="single"/>
-          </w:rPr>
-          <w:t>निर्गमन 38:21–23</w:t>
-        </w:r>
-      </w:hyperlink>
-    </w:p>
-    <w:p>
-      <w:pPr>
-        <w:pStyle w:val="ListBullet"/>
-        <w:spacing w:line="240" w:lineRule="auto"/>
-        <w:ind w:left="720"/>
-      </w:pPr>
-      <w:r>
-        <w:rPr>
-          <w:lang w:val="hi_IN" w:bidi="hi_IN"/>
-        </w:rPr>
-      </w:r>
-      <w:hyperlink r:id="rId159">
-        <w:r>
-          <w:rPr>
-            <w:lang w:val="hi_IN" w:bidi="hi_IN"/>
-          </w:rPr>
-          <w:rPr>
-            <w:color w:val="0000EE"/>
-            <w:u w:val="single"/>
-          </w:rPr>
-          <w:t>यहोशू 22:19–20</w:t>
-        </w:r>
-      </w:hyperlink>
-    </w:p>
-    <w:p>
-      <w:pPr>
-        <w:pStyle w:val="ListBullet"/>
-        <w:spacing w:line="240" w:lineRule="auto"/>
-        <w:ind w:left="720"/>
-      </w:pPr>
-      <w:r>
-        <w:rPr>
-          <w:lang w:val="hi_IN" w:bidi="hi_IN"/>
-        </w:rPr>
-      </w:r>
-      <w:hyperlink r:id="rId160">
-        <w:r>
-          <w:rPr>
-            <w:lang w:val="hi_IN" w:bidi="hi_IN"/>
-          </w:rPr>
-          <w:rPr>
-            <w:color w:val="0000EE"/>
-            <w:u w:val="single"/>
-          </w:rPr>
-          <w:t>लैव्यव्यवस्था 10:16–18</w:t>
-        </w:r>
-      </w:hyperlink>
+      <w:r>
+        <w:rPr>
+          <w:lang w:val="hi_IN" w:bidi="hi_IN"/>
+        </w:rPr>
+        <w:t>1 इतिहास 21:28–30</w:t>
+      </w:r>
+    </w:p>
+    <w:p>
+      <w:pPr>
+        <w:pStyle w:val="ListBullet"/>
+        <w:spacing w:line="240" w:lineRule="auto"/>
+        <w:ind w:left="720"/>
+      </w:pPr>
+      <w:r>
+        <w:rPr>
+          <w:lang w:val="hi_IN" w:bidi="hi_IN"/>
+        </w:rPr>
+      </w:r>
+      <w:r>
+        <w:rPr>
+          <w:lang w:val="hi_IN" w:bidi="hi_IN"/>
+        </w:rPr>
+        <w:t>2 इतिहास 01:2–5</w:t>
+      </w:r>
+    </w:p>
+    <w:p>
+      <w:pPr>
+        <w:pStyle w:val="ListBullet"/>
+        <w:spacing w:line="240" w:lineRule="auto"/>
+        <w:ind w:left="720"/>
+      </w:pPr>
+      <w:r>
+        <w:rPr>
+          <w:lang w:val="hi_IN" w:bidi="hi_IN"/>
+        </w:rPr>
+      </w:r>
+      <w:r>
+        <w:rPr>
+          <w:lang w:val="hi_IN" w:bidi="hi_IN"/>
+        </w:rPr>
+        <w:t>प्रे.का. 07:43</w:t>
+      </w:r>
+    </w:p>
+    <w:p>
+      <w:pPr>
+        <w:pStyle w:val="ListBullet"/>
+        <w:spacing w:line="240" w:lineRule="auto"/>
+        <w:ind w:left="720"/>
+      </w:pPr>
+      <w:r>
+        <w:rPr>
+          <w:lang w:val="hi_IN" w:bidi="hi_IN"/>
+        </w:rPr>
+      </w:r>
+      <w:r>
+        <w:rPr>
+          <w:lang w:val="hi_IN" w:bidi="hi_IN"/>
+        </w:rPr>
+        <w:t>प्रे.का. 07:44–46</w:t>
+      </w:r>
+    </w:p>
+    <w:p>
+      <w:pPr>
+        <w:pStyle w:val="ListBullet"/>
+        <w:spacing w:line="240" w:lineRule="auto"/>
+        <w:ind w:left="720"/>
+      </w:pPr>
+      <w:r>
+        <w:rPr>
+          <w:lang w:val="hi_IN" w:bidi="hi_IN"/>
+        </w:rPr>
+      </w:r>
+      <w:r>
+        <w:rPr>
+          <w:lang w:val="hi_IN" w:bidi="hi_IN"/>
+        </w:rPr>
+        <w:t>निर्गमन 38:21–23</w:t>
+      </w:r>
+    </w:p>
+    <w:p>
+      <w:pPr>
+        <w:pStyle w:val="ListBullet"/>
+        <w:spacing w:line="240" w:lineRule="auto"/>
+        <w:ind w:left="720"/>
+      </w:pPr>
+      <w:r>
+        <w:rPr>
+          <w:lang w:val="hi_IN" w:bidi="hi_IN"/>
+        </w:rPr>
+      </w:r>
+      <w:r>
+        <w:rPr>
+          <w:lang w:val="hi_IN" w:bidi="hi_IN"/>
+        </w:rPr>
+        <w:t>यहोशू 22:19–20</w:t>
+      </w:r>
+    </w:p>
+    <w:p>
+      <w:pPr>
+        <w:pStyle w:val="ListBullet"/>
+        <w:spacing w:line="240" w:lineRule="auto"/>
+        <w:ind w:left="720"/>
+      </w:pPr>
+      <w:r>
+        <w:rPr>
+          <w:lang w:val="hi_IN" w:bidi="hi_IN"/>
+        </w:rPr>
+      </w:r>
+      <w:r>
+        <w:rPr>
+          <w:lang w:val="hi_IN" w:bidi="hi_IN"/>
+        </w:rPr>
+        <w:t>लैव्यव्यवस्था 10:16–18</w:t>
+      </w:r>
     </w:p>
     <w:p>
       <w:pPr>
@@ -13708,138 +12628,102 @@
           <w:lang w:val="hi_IN" w:bidi="hi_IN"/>
         </w:rPr>
       </w:r>
-      <w:hyperlink r:id="rId18">
-        <w:r>
-          <w:rPr>
-            <w:lang w:val="hi_IN" w:bidi="hi_IN"/>
-          </w:rPr>
-          <w:rPr>
-            <w:color w:val="0000EE"/>
-            <w:u w:val="single"/>
-          </w:rPr>
-          <w:t>1 राजा 6:37–38</w:t>
-        </w:r>
-      </w:hyperlink>
-    </w:p>
-    <w:p>
-      <w:pPr>
-        <w:pStyle w:val="ListBullet"/>
-        <w:spacing w:line="240" w:lineRule="auto"/>
-        <w:ind w:left="720"/>
-      </w:pPr>
-      <w:r>
-        <w:rPr>
-          <w:lang w:val="hi_IN" w:bidi="hi_IN"/>
-        </w:rPr>
-      </w:r>
-      <w:hyperlink r:id="rId48">
-        <w:r>
-          <w:rPr>
-            <w:lang w:val="hi_IN" w:bidi="hi_IN"/>
-          </w:rPr>
-          <w:rPr>
-            <w:color w:val="0000EE"/>
-            <w:u w:val="single"/>
-          </w:rPr>
-          <w:t>2 इतिहास 3:1–3</w:t>
-        </w:r>
-      </w:hyperlink>
-    </w:p>
-    <w:p>
-      <w:pPr>
-        <w:pStyle w:val="ListBullet"/>
-        <w:spacing w:line="240" w:lineRule="auto"/>
-        <w:ind w:left="720"/>
-      </w:pPr>
-      <w:r>
-        <w:rPr>
-          <w:lang w:val="hi_IN" w:bidi="hi_IN"/>
-        </w:rPr>
-      </w:r>
-      <w:hyperlink r:id="rId161">
-        <w:r>
-          <w:rPr>
-            <w:lang w:val="hi_IN" w:bidi="hi_IN"/>
-          </w:rPr>
-          <w:rPr>
-            <w:color w:val="0000EE"/>
-            <w:u w:val="single"/>
-          </w:rPr>
-          <w:t>यहेजकेल 13:13–14</w:t>
-        </w:r>
-      </w:hyperlink>
-    </w:p>
-    <w:p>
-      <w:pPr>
-        <w:pStyle w:val="ListBullet"/>
-        <w:spacing w:line="240" w:lineRule="auto"/>
-        <w:ind w:left="720"/>
-      </w:pPr>
-      <w:r>
-        <w:rPr>
-          <w:lang w:val="hi_IN" w:bidi="hi_IN"/>
-        </w:rPr>
-      </w:r>
-      <w:hyperlink r:id="rId162">
-        <w:r>
-          <w:rPr>
-            <w:lang w:val="hi_IN" w:bidi="hi_IN"/>
-          </w:rPr>
-          <w:rPr>
-            <w:color w:val="0000EE"/>
-            <w:u w:val="single"/>
-          </w:rPr>
-          <w:t>लूका 14:29</w:t>
-        </w:r>
-      </w:hyperlink>
-    </w:p>
-    <w:p>
-      <w:pPr>
-        <w:pStyle w:val="ListBullet"/>
-        <w:spacing w:line="240" w:lineRule="auto"/>
-        <w:ind w:left="720"/>
-      </w:pPr>
-      <w:r>
-        <w:rPr>
-          <w:lang w:val="hi_IN" w:bidi="hi_IN"/>
-        </w:rPr>
-      </w:r>
-      <w:hyperlink r:id="rId163">
-        <w:r>
-          <w:rPr>
-            <w:lang w:val="hi_IN" w:bidi="hi_IN"/>
-          </w:rPr>
-          <w:rPr>
-            <w:color w:val="0000EE"/>
-            <w:u w:val="single"/>
-          </w:rPr>
-          <w:t>मत्ती 13:35</w:t>
-        </w:r>
-      </w:hyperlink>
-    </w:p>
-    <w:p>
-      <w:pPr>
-        <w:pStyle w:val="ListBullet"/>
-        <w:spacing w:line="240" w:lineRule="auto"/>
-        <w:ind w:left="720"/>
-      </w:pPr>
-      <w:r>
-        <w:rPr>
-          <w:lang w:val="hi_IN" w:bidi="hi_IN"/>
-        </w:rPr>
-      </w:r>
-      <w:hyperlink r:id="rId164">
-        <w:r>
-          <w:rPr>
-            <w:lang w:val="hi_IN" w:bidi="hi_IN"/>
-          </w:rPr>
-          <w:rPr>
-            <w:color w:val="0000EE"/>
-            <w:u w:val="single"/>
-          </w:rPr>
-          <w:t>मत्ती 25:34</w:t>
-        </w:r>
-      </w:hyperlink>
+      <w:r>
+        <w:rPr>
+          <w:lang w:val="hi_IN" w:bidi="hi_IN"/>
+        </w:rPr>
+        <w:t>1 राजा 6:37–38</w:t>
+      </w:r>
+    </w:p>
+    <w:p>
+      <w:pPr>
+        <w:pStyle w:val="ListBullet"/>
+        <w:spacing w:line="240" w:lineRule="auto"/>
+        <w:ind w:left="720"/>
+      </w:pPr>
+      <w:r>
+        <w:rPr>
+          <w:lang w:val="hi_IN" w:bidi="hi_IN"/>
+        </w:rPr>
+      </w:r>
+      <w:r>
+        <w:rPr>
+          <w:lang w:val="hi_IN" w:bidi="hi_IN"/>
+        </w:rPr>
+        <w:t>2 इतिहास 3:1–3</w:t>
+      </w:r>
+    </w:p>
+    <w:p>
+      <w:pPr>
+        <w:pStyle w:val="ListBullet"/>
+        <w:spacing w:line="240" w:lineRule="auto"/>
+        <w:ind w:left="720"/>
+      </w:pPr>
+      <w:r>
+        <w:rPr>
+          <w:lang w:val="hi_IN" w:bidi="hi_IN"/>
+        </w:rPr>
+      </w:r>
+      <w:r>
+        <w:rPr>
+          <w:lang w:val="hi_IN" w:bidi="hi_IN"/>
+        </w:rPr>
+        <w:t>यहेजकेल 13:13–14</w:t>
+      </w:r>
+    </w:p>
+    <w:p>
+      <w:pPr>
+        <w:pStyle w:val="ListBullet"/>
+        <w:spacing w:line="240" w:lineRule="auto"/>
+        <w:ind w:left="720"/>
+      </w:pPr>
+      <w:r>
+        <w:rPr>
+          <w:lang w:val="hi_IN" w:bidi="hi_IN"/>
+        </w:rPr>
+      </w:r>
+      <w:r>
+        <w:rPr>
+          <w:lang w:val="hi_IN" w:bidi="hi_IN"/>
+        </w:rPr>
+        <w:t>लूका 14:29</w:t>
+      </w:r>
+    </w:p>
+    <w:p>
+      <w:pPr>
+        <w:pStyle w:val="ListBullet"/>
+        <w:spacing w:line="240" w:lineRule="auto"/>
+        <w:ind w:left="720"/>
+      </w:pPr>
+      <w:r>
+        <w:rPr>
+          <w:lang w:val="hi_IN" w:bidi="hi_IN"/>
+        </w:rPr>
+      </w:r>
+      <w:r>
+        <w:rPr>
+          <w:lang w:val="hi_IN" w:bidi="hi_IN"/>
+        </w:rPr>
+        <w:t>मत्ती 13:35</w:t>
+      </w:r>
+    </w:p>
+    <w:p>
+      <w:pPr>
+        <w:pStyle w:val="ListBullet"/>
+        <w:spacing w:line="240" w:lineRule="auto"/>
+        <w:ind w:left="720"/>
+      </w:pPr>
+      <w:r>
+        <w:rPr>
+          <w:lang w:val="hi_IN" w:bidi="hi_IN"/>
+        </w:rPr>
+      </w:r>
+      <w:r>
+        <w:rPr>
+          <w:lang w:val="hi_IN" w:bidi="hi_IN"/>
+        </w:rPr>
+        <w:t>मत्ती 25:34</w:t>
+      </w:r>
     </w:p>
     <w:p>
       <w:pPr>
@@ -14109,114 +12993,84 @@
           <w:lang w:val="hi_IN" w:bidi="hi_IN"/>
         </w:rPr>
       </w:r>
-      <w:hyperlink r:id="rId18">
-        <w:r>
-          <w:rPr>
-            <w:lang w:val="hi_IN" w:bidi="hi_IN"/>
-          </w:rPr>
-          <w:rPr>
-            <w:color w:val="0000EE"/>
-            <w:u w:val="single"/>
-          </w:rPr>
-          <w:t>1 राजा 4:32–34</w:t>
-        </w:r>
-      </w:hyperlink>
-    </w:p>
-    <w:p>
-      <w:pPr>
-        <w:pStyle w:val="ListBullet"/>
-        <w:spacing w:line="240" w:lineRule="auto"/>
-        <w:ind w:left="720"/>
-      </w:pPr>
-      <w:r>
-        <w:rPr>
-          <w:lang w:val="hi_IN" w:bidi="hi_IN"/>
-        </w:rPr>
-      </w:r>
-      <w:hyperlink r:id="rId33">
-        <w:r>
-          <w:rPr>
-            <w:lang w:val="hi_IN" w:bidi="hi_IN"/>
-          </w:rPr>
-          <w:rPr>
-            <w:color w:val="0000EE"/>
-            <w:u w:val="single"/>
-          </w:rPr>
-          <w:t>1 शमूएल 24:12–13</w:t>
-        </w:r>
-      </w:hyperlink>
-    </w:p>
-    <w:p>
-      <w:pPr>
-        <w:pStyle w:val="ListBullet"/>
-        <w:spacing w:line="240" w:lineRule="auto"/>
-        <w:ind w:left="720"/>
-      </w:pPr>
-      <w:r>
-        <w:rPr>
-          <w:lang w:val="hi_IN" w:bidi="hi_IN"/>
-        </w:rPr>
-      </w:r>
-      <w:hyperlink r:id="rId116">
-        <w:r>
-          <w:rPr>
-            <w:lang w:val="hi_IN" w:bidi="hi_IN"/>
-          </w:rPr>
-          <w:rPr>
-            <w:color w:val="0000EE"/>
-            <w:u w:val="single"/>
-          </w:rPr>
-          <w:t>2 पतरस 2:22</w:t>
-        </w:r>
-      </w:hyperlink>
-    </w:p>
-    <w:p>
-      <w:pPr>
-        <w:pStyle w:val="ListBullet"/>
-        <w:spacing w:line="240" w:lineRule="auto"/>
-        <w:ind w:left="720"/>
-      </w:pPr>
-      <w:r>
-        <w:rPr>
-          <w:lang w:val="hi_IN" w:bidi="hi_IN"/>
-        </w:rPr>
-      </w:r>
-      <w:hyperlink r:id="rId165">
-        <w:r>
-          <w:rPr>
-            <w:lang w:val="hi_IN" w:bidi="hi_IN"/>
-          </w:rPr>
-          <w:rPr>
-            <w:color w:val="0000EE"/>
-            <w:u w:val="single"/>
-          </w:rPr>
-          <w:t>लूका 4:24</w:t>
-        </w:r>
-      </w:hyperlink>
-    </w:p>
-    <w:p>
-      <w:pPr>
-        <w:pStyle w:val="ListBullet"/>
-        <w:spacing w:line="240" w:lineRule="auto"/>
-        <w:ind w:left="720"/>
-      </w:pPr>
-      <w:r>
-        <w:rPr>
-          <w:lang w:val="hi_IN" w:bidi="hi_IN"/>
-        </w:rPr>
-      </w:r>
-      <w:hyperlink r:id="rId166">
-        <w:r>
-          <w:rPr>
-            <w:lang w:val="hi_IN" w:bidi="hi_IN"/>
-          </w:rPr>
-          <w:rPr>
-            <w:color w:val="0000EE"/>
-            <w:u w:val="single"/>
-          </w:rPr>
-          <w:t>नीतिवचन 1:1–3</w:t>
-        </w:r>
-      </w:hyperlink>
+      <w:r>
+        <w:rPr>
+          <w:lang w:val="hi_IN" w:bidi="hi_IN"/>
+        </w:rPr>
+        <w:t>1 राजा 4:32–34</w:t>
+      </w:r>
+    </w:p>
+    <w:p>
+      <w:pPr>
+        <w:pStyle w:val="ListBullet"/>
+        <w:spacing w:line="240" w:lineRule="auto"/>
+        <w:ind w:left="720"/>
+      </w:pPr>
+      <w:r>
+        <w:rPr>
+          <w:lang w:val="hi_IN" w:bidi="hi_IN"/>
+        </w:rPr>
+      </w:r>
+      <w:r>
+        <w:rPr>
+          <w:lang w:val="hi_IN" w:bidi="hi_IN"/>
+        </w:rPr>
+        <w:t>1 शमूएल 24:12–13</w:t>
+      </w:r>
+    </w:p>
+    <w:p>
+      <w:pPr>
+        <w:pStyle w:val="ListBullet"/>
+        <w:spacing w:line="240" w:lineRule="auto"/>
+        <w:ind w:left="720"/>
+      </w:pPr>
+      <w:r>
+        <w:rPr>
+          <w:lang w:val="hi_IN" w:bidi="hi_IN"/>
+        </w:rPr>
+      </w:r>
+      <w:r>
+        <w:rPr>
+          <w:lang w:val="hi_IN" w:bidi="hi_IN"/>
+        </w:rPr>
+        <w:t>2 पतरस 2:22</w:t>
+      </w:r>
+    </w:p>
+    <w:p>
+      <w:pPr>
+        <w:pStyle w:val="ListBullet"/>
+        <w:spacing w:line="240" w:lineRule="auto"/>
+        <w:ind w:left="720"/>
+      </w:pPr>
+      <w:r>
+        <w:rPr>
+          <w:lang w:val="hi_IN" w:bidi="hi_IN"/>
+        </w:rPr>
+      </w:r>
+      <w:r>
+        <w:rPr>
+          <w:lang w:val="hi_IN" w:bidi="hi_IN"/>
+        </w:rPr>
+        <w:t>लूका 4:24</w:t>
+      </w:r>
+    </w:p>
+    <w:p>
+      <w:pPr>
+        <w:pStyle w:val="ListBullet"/>
+        <w:spacing w:line="240" w:lineRule="auto"/>
+        <w:ind w:left="720"/>
+      </w:pPr>
+      <w:r>
+        <w:rPr>
+          <w:lang w:val="hi_IN" w:bidi="hi_IN"/>
+        </w:rPr>
+      </w:r>
+      <w:r>
+        <w:rPr>
+          <w:lang w:val="hi_IN" w:bidi="hi_IN"/>
+        </w:rPr>
+        <w:t>नीतिवचन 1:1–3</w:t>
+      </w:r>
     </w:p>
     <w:p>
       <w:pPr>
@@ -14440,114 +13294,84 @@
           <w:lang w:val="hi_IN" w:bidi="hi_IN"/>
         </w:rPr>
       </w:r>
-      <w:hyperlink r:id="rId167">
-        <w:r>
-          <w:rPr>
-            <w:lang w:val="hi_IN" w:bidi="hi_IN"/>
-          </w:rPr>
-          <w:rPr>
-            <w:color w:val="0000EE"/>
-            <w:u w:val="single"/>
-          </w:rPr>
-          <w:t>उत्पत्ति 10:11–14</w:t>
-        </w:r>
-      </w:hyperlink>
-    </w:p>
-    <w:p>
-      <w:pPr>
-        <w:pStyle w:val="ListBullet"/>
-        <w:spacing w:line="240" w:lineRule="auto"/>
-        <w:ind w:left="720"/>
-      </w:pPr>
-      <w:r>
-        <w:rPr>
-          <w:lang w:val="hi_IN" w:bidi="hi_IN"/>
-        </w:rPr>
-      </w:r>
-      <w:hyperlink r:id="rId168">
-        <w:r>
-          <w:rPr>
-            <w:lang w:val="hi_IN" w:bidi="hi_IN"/>
-          </w:rPr>
-          <w:rPr>
-            <w:color w:val="0000EE"/>
-            <w:u w:val="single"/>
-          </w:rPr>
-          <w:t>योना 1:3</w:t>
-        </w:r>
-      </w:hyperlink>
-    </w:p>
-    <w:p>
-      <w:pPr>
-        <w:pStyle w:val="ListBullet"/>
-        <w:spacing w:line="240" w:lineRule="auto"/>
-        <w:ind w:left="720"/>
-      </w:pPr>
-      <w:r>
-        <w:rPr>
-          <w:lang w:val="hi_IN" w:bidi="hi_IN"/>
-        </w:rPr>
-      </w:r>
-      <w:hyperlink r:id="rId169">
-        <w:r>
-          <w:rPr>
-            <w:lang w:val="hi_IN" w:bidi="hi_IN"/>
-          </w:rPr>
-          <w:rPr>
-            <w:color w:val="0000EE"/>
-            <w:u w:val="single"/>
-          </w:rPr>
-          <w:t>योना 3:3</w:t>
-        </w:r>
-      </w:hyperlink>
-    </w:p>
-    <w:p>
-      <w:pPr>
-        <w:pStyle w:val="ListBullet"/>
-        <w:spacing w:line="240" w:lineRule="auto"/>
-        <w:ind w:left="720"/>
-      </w:pPr>
-      <w:r>
-        <w:rPr>
-          <w:lang w:val="hi_IN" w:bidi="hi_IN"/>
-        </w:rPr>
-      </w:r>
-      <w:hyperlink r:id="rId170">
-        <w:r>
-          <w:rPr>
-            <w:lang w:val="hi_IN" w:bidi="hi_IN"/>
-          </w:rPr>
-          <w:rPr>
-            <w:color w:val="0000EE"/>
-            <w:u w:val="single"/>
-          </w:rPr>
-          <w:t>लूका 11:32</w:t>
-        </w:r>
-      </w:hyperlink>
-    </w:p>
-    <w:p>
-      <w:pPr>
-        <w:pStyle w:val="ListBullet"/>
-        <w:spacing w:line="240" w:lineRule="auto"/>
-        <w:ind w:left="720"/>
-      </w:pPr>
-      <w:r>
-        <w:rPr>
-          <w:lang w:val="hi_IN" w:bidi="hi_IN"/>
-        </w:rPr>
-      </w:r>
-      <w:hyperlink r:id="rId171">
-        <w:r>
-          <w:rPr>
-            <w:lang w:val="hi_IN" w:bidi="hi_IN"/>
-          </w:rPr>
-          <w:rPr>
-            <w:color w:val="0000EE"/>
-            <w:u w:val="single"/>
-          </w:rPr>
-          <w:t>मत्ती 12:41</w:t>
-        </w:r>
-      </w:hyperlink>
+      <w:r>
+        <w:rPr>
+          <w:lang w:val="hi_IN" w:bidi="hi_IN"/>
+        </w:rPr>
+        <w:t>उत्पत्ति 10:11–14</w:t>
+      </w:r>
+    </w:p>
+    <w:p>
+      <w:pPr>
+        <w:pStyle w:val="ListBullet"/>
+        <w:spacing w:line="240" w:lineRule="auto"/>
+        <w:ind w:left="720"/>
+      </w:pPr>
+      <w:r>
+        <w:rPr>
+          <w:lang w:val="hi_IN" w:bidi="hi_IN"/>
+        </w:rPr>
+      </w:r>
+      <w:r>
+        <w:rPr>
+          <w:lang w:val="hi_IN" w:bidi="hi_IN"/>
+        </w:rPr>
+        <w:t>योना 1:3</w:t>
+      </w:r>
+    </w:p>
+    <w:p>
+      <w:pPr>
+        <w:pStyle w:val="ListBullet"/>
+        <w:spacing w:line="240" w:lineRule="auto"/>
+        <w:ind w:left="720"/>
+      </w:pPr>
+      <w:r>
+        <w:rPr>
+          <w:lang w:val="hi_IN" w:bidi="hi_IN"/>
+        </w:rPr>
+      </w:r>
+      <w:r>
+        <w:rPr>
+          <w:lang w:val="hi_IN" w:bidi="hi_IN"/>
+        </w:rPr>
+        <w:t>योना 3:3</w:t>
+      </w:r>
+    </w:p>
+    <w:p>
+      <w:pPr>
+        <w:pStyle w:val="ListBullet"/>
+        <w:spacing w:line="240" w:lineRule="auto"/>
+        <w:ind w:left="720"/>
+      </w:pPr>
+      <w:r>
+        <w:rPr>
+          <w:lang w:val="hi_IN" w:bidi="hi_IN"/>
+        </w:rPr>
+      </w:r>
+      <w:r>
+        <w:rPr>
+          <w:lang w:val="hi_IN" w:bidi="hi_IN"/>
+        </w:rPr>
+        <w:t>लूका 11:32</w:t>
+      </w:r>
+    </w:p>
+    <w:p>
+      <w:pPr>
+        <w:pStyle w:val="ListBullet"/>
+        <w:spacing w:line="240" w:lineRule="auto"/>
+        <w:ind w:left="720"/>
+      </w:pPr>
+      <w:r>
+        <w:rPr>
+          <w:lang w:val="hi_IN" w:bidi="hi_IN"/>
+        </w:rPr>
+      </w:r>
+      <w:r>
+        <w:rPr>
+          <w:lang w:val="hi_IN" w:bidi="hi_IN"/>
+        </w:rPr>
+        <w:t>मत्ती 12:41</w:t>
+      </w:r>
     </w:p>
     <w:p>
       <w:pPr>
@@ -14813,66 +13637,48 @@
           <w:lang w:val="hi_IN" w:bidi="hi_IN"/>
         </w:rPr>
       </w:r>
-      <w:hyperlink r:id="rId172">
-        <w:r>
-          <w:rPr>
-            <w:lang w:val="hi_IN" w:bidi="hi_IN"/>
-          </w:rPr>
-          <w:rPr>
-            <w:color w:val="0000EE"/>
-            <w:u w:val="single"/>
-          </w:rPr>
-          <w:t>आमोस 08:7–8</w:t>
-        </w:r>
-      </w:hyperlink>
-    </w:p>
-    <w:p>
-      <w:pPr>
-        <w:pStyle w:val="ListBullet"/>
-        <w:spacing w:line="240" w:lineRule="auto"/>
-        <w:ind w:left="720"/>
-      </w:pPr>
-      <w:r>
-        <w:rPr>
-          <w:lang w:val="hi_IN" w:bidi="hi_IN"/>
-        </w:rPr>
-      </w:r>
-      <w:hyperlink r:id="rId173">
-        <w:r>
-          <w:rPr>
-            <w:lang w:val="hi_IN" w:bidi="hi_IN"/>
-          </w:rPr>
-          <w:rPr>
-            <w:color w:val="0000EE"/>
-            <w:u w:val="single"/>
-          </w:rPr>
-          <w:t>उत्पत्ति 41:1–3</w:t>
-        </w:r>
-      </w:hyperlink>
-    </w:p>
-    <w:p>
-      <w:pPr>
-        <w:pStyle w:val="ListBullet"/>
-        <w:spacing w:line="240" w:lineRule="auto"/>
-        <w:ind w:left="720"/>
-      </w:pPr>
-      <w:r>
-        <w:rPr>
-          <w:lang w:val="hi_IN" w:bidi="hi_IN"/>
-        </w:rPr>
-      </w:r>
-      <w:hyperlink r:id="rId174">
-        <w:r>
-          <w:rPr>
-            <w:lang w:val="hi_IN" w:bidi="hi_IN"/>
-          </w:rPr>
-          <w:rPr>
-            <w:color w:val="0000EE"/>
-            <w:u w:val="single"/>
-          </w:rPr>
-          <w:t>यिर्मयाह 46:7–9</w:t>
-        </w:r>
-      </w:hyperlink>
+      <w:r>
+        <w:rPr>
+          <w:lang w:val="hi_IN" w:bidi="hi_IN"/>
+        </w:rPr>
+        <w:t>आमोस 08:7–8</w:t>
+      </w:r>
+    </w:p>
+    <w:p>
+      <w:pPr>
+        <w:pStyle w:val="ListBullet"/>
+        <w:spacing w:line="240" w:lineRule="auto"/>
+        <w:ind w:left="720"/>
+      </w:pPr>
+      <w:r>
+        <w:rPr>
+          <w:lang w:val="hi_IN" w:bidi="hi_IN"/>
+        </w:rPr>
+      </w:r>
+      <w:r>
+        <w:rPr>
+          <w:lang w:val="hi_IN" w:bidi="hi_IN"/>
+        </w:rPr>
+        <w:t>उत्पत्ति 41:1–3</w:t>
+      </w:r>
+    </w:p>
+    <w:p>
+      <w:pPr>
+        <w:pStyle w:val="ListBullet"/>
+        <w:spacing w:line="240" w:lineRule="auto"/>
+        <w:ind w:left="720"/>
+      </w:pPr>
+      <w:r>
+        <w:rPr>
+          <w:lang w:val="hi_IN" w:bidi="hi_IN"/>
+        </w:rPr>
+      </w:r>
+      <w:r>
+        <w:rPr>
+          <w:lang w:val="hi_IN" w:bidi="hi_IN"/>
+        </w:rPr>
+        <w:t>यिर्मयाह 46:7–9</w:t>
+      </w:r>
     </w:p>
     <w:p>
       <w:pPr>
@@ -15271,138 +14077,102 @@
           <w:lang w:val="hi_IN" w:bidi="hi_IN"/>
         </w:rPr>
       </w:r>
-      <w:hyperlink r:id="rId175">
-        <w:r>
-          <w:rPr>
-            <w:lang w:val="hi_IN" w:bidi="hi_IN"/>
-          </w:rPr>
-          <w:rPr>
-            <w:color w:val="0000EE"/>
-            <w:u w:val="single"/>
-          </w:rPr>
-          <w:t>उत्पत्ति 5:30–31</w:t>
-        </w:r>
-      </w:hyperlink>
-    </w:p>
-    <w:p>
-      <w:pPr>
-        <w:pStyle w:val="ListBullet"/>
-        <w:spacing w:line="240" w:lineRule="auto"/>
-        <w:ind w:left="720"/>
-      </w:pPr>
-      <w:r>
-        <w:rPr>
-          <w:lang w:val="hi_IN" w:bidi="hi_IN"/>
-        </w:rPr>
-      </w:r>
-      <w:hyperlink r:id="rId176">
-        <w:r>
-          <w:rPr>
-            <w:lang w:val="hi_IN" w:bidi="hi_IN"/>
-          </w:rPr>
-          <w:rPr>
-            <w:color w:val="0000EE"/>
-            <w:u w:val="single"/>
-          </w:rPr>
-          <w:t>उत्पत्ति 5:32</w:t>
-        </w:r>
-      </w:hyperlink>
-    </w:p>
-    <w:p>
-      <w:pPr>
-        <w:pStyle w:val="ListBullet"/>
-        <w:spacing w:line="240" w:lineRule="auto"/>
-        <w:ind w:left="720"/>
-      </w:pPr>
-      <w:r>
-        <w:rPr>
-          <w:lang w:val="hi_IN" w:bidi="hi_IN"/>
-        </w:rPr>
-      </w:r>
-      <w:hyperlink r:id="rId177">
-        <w:r>
-          <w:rPr>
-            <w:lang w:val="hi_IN" w:bidi="hi_IN"/>
-          </w:rPr>
-          <w:rPr>
-            <w:color w:val="0000EE"/>
-            <w:u w:val="single"/>
-          </w:rPr>
-          <w:t>उत्पत्ति 6:8</w:t>
-        </w:r>
-      </w:hyperlink>
-    </w:p>
-    <w:p>
-      <w:pPr>
-        <w:pStyle w:val="ListBullet"/>
-        <w:spacing w:line="240" w:lineRule="auto"/>
-        <w:ind w:left="720"/>
-      </w:pPr>
-      <w:r>
-        <w:rPr>
-          <w:lang w:val="hi_IN" w:bidi="hi_IN"/>
-        </w:rPr>
-      </w:r>
-      <w:hyperlink r:id="rId178">
-        <w:r>
-          <w:rPr>
-            <w:lang w:val="hi_IN" w:bidi="hi_IN"/>
-          </w:rPr>
-          <w:rPr>
-            <w:color w:val="0000EE"/>
-            <w:u w:val="single"/>
-          </w:rPr>
-          <w:t>उत्पत्ति 8:1</w:t>
-        </w:r>
-      </w:hyperlink>
-    </w:p>
-    <w:p>
-      <w:pPr>
-        <w:pStyle w:val="ListBullet"/>
-        <w:spacing w:line="240" w:lineRule="auto"/>
-        <w:ind w:left="720"/>
-      </w:pPr>
-      <w:r>
-        <w:rPr>
-          <w:lang w:val="hi_IN" w:bidi="hi_IN"/>
-        </w:rPr>
-      </w:r>
-      <w:hyperlink r:id="rId179">
-        <w:r>
-          <w:rPr>
-            <w:lang w:val="hi_IN" w:bidi="hi_IN"/>
-          </w:rPr>
-          <w:rPr>
-            <w:color w:val="0000EE"/>
-            <w:u w:val="single"/>
-          </w:rPr>
-          <w:t>इब्रानियों 11:7</w:t>
-        </w:r>
-      </w:hyperlink>
-    </w:p>
-    <w:p>
-      <w:pPr>
-        <w:pStyle w:val="ListBullet"/>
-        <w:spacing w:line="240" w:lineRule="auto"/>
-        <w:ind w:left="720"/>
-      </w:pPr>
-      <w:r>
-        <w:rPr>
-          <w:lang w:val="hi_IN" w:bidi="hi_IN"/>
-        </w:rPr>
-      </w:r>
-      <w:hyperlink r:id="rId180">
-        <w:r>
-          <w:rPr>
-            <w:lang w:val="hi_IN" w:bidi="hi_IN"/>
-          </w:rPr>
-          <w:rPr>
-            <w:color w:val="0000EE"/>
-            <w:u w:val="single"/>
-          </w:rPr>
-          <w:t>मत्ती 24:37</w:t>
-        </w:r>
-      </w:hyperlink>
+      <w:r>
+        <w:rPr>
+          <w:lang w:val="hi_IN" w:bidi="hi_IN"/>
+        </w:rPr>
+        <w:t>उत्पत्ति 5:30–31</w:t>
+      </w:r>
+    </w:p>
+    <w:p>
+      <w:pPr>
+        <w:pStyle w:val="ListBullet"/>
+        <w:spacing w:line="240" w:lineRule="auto"/>
+        <w:ind w:left="720"/>
+      </w:pPr>
+      <w:r>
+        <w:rPr>
+          <w:lang w:val="hi_IN" w:bidi="hi_IN"/>
+        </w:rPr>
+      </w:r>
+      <w:r>
+        <w:rPr>
+          <w:lang w:val="hi_IN" w:bidi="hi_IN"/>
+        </w:rPr>
+        <w:t>उत्पत्ति 5:32</w:t>
+      </w:r>
+    </w:p>
+    <w:p>
+      <w:pPr>
+        <w:pStyle w:val="ListBullet"/>
+        <w:spacing w:line="240" w:lineRule="auto"/>
+        <w:ind w:left="720"/>
+      </w:pPr>
+      <w:r>
+        <w:rPr>
+          <w:lang w:val="hi_IN" w:bidi="hi_IN"/>
+        </w:rPr>
+      </w:r>
+      <w:r>
+        <w:rPr>
+          <w:lang w:val="hi_IN" w:bidi="hi_IN"/>
+        </w:rPr>
+        <w:t>उत्पत्ति 6:8</w:t>
+      </w:r>
+    </w:p>
+    <w:p>
+      <w:pPr>
+        <w:pStyle w:val="ListBullet"/>
+        <w:spacing w:line="240" w:lineRule="auto"/>
+        <w:ind w:left="720"/>
+      </w:pPr>
+      <w:r>
+        <w:rPr>
+          <w:lang w:val="hi_IN" w:bidi="hi_IN"/>
+        </w:rPr>
+      </w:r>
+      <w:r>
+        <w:rPr>
+          <w:lang w:val="hi_IN" w:bidi="hi_IN"/>
+        </w:rPr>
+        <w:t>उत्पत्ति 8:1</w:t>
+      </w:r>
+    </w:p>
+    <w:p>
+      <w:pPr>
+        <w:pStyle w:val="ListBullet"/>
+        <w:spacing w:line="240" w:lineRule="auto"/>
+        <w:ind w:left="720"/>
+      </w:pPr>
+      <w:r>
+        <w:rPr>
+          <w:lang w:val="hi_IN" w:bidi="hi_IN"/>
+        </w:rPr>
+      </w:r>
+      <w:r>
+        <w:rPr>
+          <w:lang w:val="hi_IN" w:bidi="hi_IN"/>
+        </w:rPr>
+        <w:t>इब्रानियों 11:7</w:t>
+      </w:r>
+    </w:p>
+    <w:p>
+      <w:pPr>
+        <w:pStyle w:val="ListBullet"/>
+        <w:spacing w:line="240" w:lineRule="auto"/>
+        <w:ind w:left="720"/>
+      </w:pPr>
+      <w:r>
+        <w:rPr>
+          <w:lang w:val="hi_IN" w:bidi="hi_IN"/>
+        </w:rPr>
+      </w:r>
+      <w:r>
+        <w:rPr>
+          <w:lang w:val="hi_IN" w:bidi="hi_IN"/>
+        </w:rPr>
+        <w:t>मत्ती 24:37</w:t>
+      </w:r>
     </w:p>
     <w:p>
       <w:pPr>
@@ -15740,18 +14510,12 @@
           <w:lang w:val="hi_IN" w:bidi="hi_IN"/>
         </w:rPr>
       </w:r>
-      <w:hyperlink r:id="rId181">
-        <w:r>
-          <w:rPr>
-            <w:lang w:val="hi_IN" w:bidi="hi_IN"/>
-          </w:rPr>
-          <w:rPr>
-            <w:color w:val="0000EE"/>
-            <w:u w:val="single"/>
-          </w:rPr>
-          <w:t>होशे 09:5–6</w:t>
-        </w:r>
-      </w:hyperlink>
+      <w:r>
+        <w:rPr>
+          <w:lang w:val="hi_IN" w:bidi="hi_IN"/>
+        </w:rPr>
+        <w:t>होशे 09:5–6</w:t>
+      </w:r>
     </w:p>
     <w:p>
       <w:pPr>
